--- a/docs/S4-学术投稿/学术论文B轨-新中式数字雅集-匿名稿.docx
+++ b/docs/S4-学术投稿/学术论文B轨-新中式数字雅集-匿名稿.docx
@@ -2277,7 +2277,7 @@
       <w:r>
         <w:drawing>
           <wp:inline distT="0" distB="0" distL="0" distR="0">
-            <wp:extent cx="3133725" cy="7620000"/>
+            <wp:extent cx="3219450" cy="7620000"/>
             <wp:effectExtent t="0" r="0" b="0" l="0"/>
             <wp:docPr id="1" name="" descr="" title=""/>
             <wp:cNvGraphicFramePr>
@@ -2302,7 +2302,7 @@
                   <pic:spPr bwMode="auto">
                     <a:xfrm>
                       <a:off x="0" y="0"/>
-                      <a:ext cx="3133725" cy="7620000"/>
+                      <a:ext cx="3219450" cy="7620000"/>
                     </a:xfrm>
                     <a:prstGeom prst="rect">
                       <a:avLst/>

--- a/docs/S4-学术投稿/学术论文B轨-新中式数字雅集-匿名稿.docx
+++ b/docs/S4-学术投稿/学术论文B轨-新中式数字雅集-匿名稿.docx
@@ -352,7 +352,7 @@
           <w:sz w:val="24"/>
           <w:szCs w:val="24"/>
         </w:rPr>
-        <w:t xml:space="preserve">：Cooper 与 Gregory 提出"文学 GIS"，将文学空间与真实地理叠合④；Bushell 等在《Digital Literary Mapping》系列中更进一步，区分了以真实世界为底图的 GIS 制图与以文本内部关系为对象的"拓扑制图"，主张文学地图应逼近巴赫金意义上的"时空体"而非单纯的地理再现⑤；国内最醒目成果是华东师大《西游记》文学探索地图（2023 CaGIS 学生组荣誉奖），以唐代疆域为底图标注取经路线与关键事件⑥——但产品形态多为</w:t>
+        <w:t xml:space="preserve">：Cooper 与 Gregory 提出"文学 GIS"，将文学空间与真实地理叠合④；Bushell 等在《Digital Literary Mapping》系列中更进一步，区分了以真实世界为底图的 GIS 制图与以文本内部关系为对象的"拓扑制图"，主张文学地图应逼近巴赫金意义上的"时空体"而非单纯的地理再现⑤；国内最醒目成果是华东师大《西游记》文学探索地图（2023 CaGIS 学生组 Arthur Robinson 荣誉提名奖），以唐代疆域为底图标注取经路线与关键事件⑥——但产品形态多为</w:t>
       </w:r>
       <w:r>
         <w:rPr>
@@ -448,7 +448,7 @@
           <w:sz w:val="24"/>
           <w:szCs w:val="24"/>
         </w:rPr>
-        <w:t xml:space="preserve">。水墨元素、书法字体等中式视觉资源的局部借用散见于设计实践，但多为单件作品的装饰性选择；文学地图画出了空间，图谱画出了结构，而宣纸与墨、留白与点醒、克制的动效与可及的交互——这些属于文化母题自身的视觉语言——尚未被组织为令牌、规范与组件层面的可复用系统。国内"西游学"研究已对《西游记》的作者、版本与思想史脉络作出系统梳理[5]，国际西游数字人文则集中于翻译与接受赛道⑪⑫——"西游如何被可视化"的系统设计研究，在文学史与数字人文两条脉络中均付之阙如。由此拆解出三条可操作的症候，构成本文的问题空间：</w:t>
+        <w:t xml:space="preserve">。水墨元素、书法字体等中式视觉资源的局部借用散见于设计实践，但多为单件作品的装饰性选择；文学地图画出了空间，图谱画出了结构，而宣纸与墨、留白与点醒、克制的动效与可及的交互——这些属于文化母题自身的视觉语言——尚未被组织为令牌、规范与组件层面的可复用系统。国内"西游学"研究已对《西游记》的作者、版本与思想史脉络作出系统梳理[5]，国际西游数字人文则集中于翻译与接受赛道⑪⑫——"西游如何被可视化"的系统设计研究，在文学史与数字人文两条脉络中均付之阙如。由此拆解出三条可操作的症候：</w:t>
       </w:r>
       <w:r>
         <w:rPr>
@@ -617,7 +617,7 @@
           <w:sz w:val="24"/>
           <w:szCs w:val="24"/>
         </w:rPr>
-        <w:t xml:space="preserve">系统以"数字雅集"为名，取的是雅集的"聚观"意涵：文人雅集以诗、书、画、印同场共赏，价值不在单件孤品，而在诸艺同席的整一气象。界面上，这转译为多样态的共处一气——86 幅可视化、615 篇解读与站内对话入口共享同一组令牌与组件，如诸艺同席；读者在站点中游观、检索与问答，如入一场持续展开的雅集。下文"五色雅集色板"即由此得名。</w:t>
+        <w:t xml:space="preserve">系统以"数字雅集"为名，取的是雅集的"聚观"意涵：文人雅集以诗、书、画、印同场共赏，价值不在单件孤品，而在诸艺同席的整一气象。界面上，这转译为多样态的共处一气——86 幅可视化、615 篇解读与站内对话入口共享同一组令牌与组件，如诸艺同席；读者在站点中游观、检索与问答，如入一场持续展开的雅集。</w:t>
       </w:r>
     </w:p>
     <w:p>
@@ -1921,7 +1921,7 @@
           <w:sz w:val="24"/>
           <w:szCs w:val="24"/>
         </w:rPr>
-        <w:t xml:space="preserve">：ease-out-quart（均匀精致·默认）、ease-out-expo（果断自信·大位移入场）、ease-in-out-soft（往返对称·展开收起），明文弃用裸 ease。例外须显式登记——统计数字 count-up 以 900ms easeOutExpo 作"白名单例外"，理由是数字增长是"宣告"型动效，需要更长的叙事时间与更果断的抵达感；契约允许例外，但例外必须显式登记并说明理由；若无此约束，例外将逐步累积并侵蚀契约本身。</w:t>
+        <w:t xml:space="preserve">：ease-out-quart（cubic-bezier(0.25, 1, 0.5, 1)·均匀精致·默认）、ease-out-expo（cubic-bezier(0.16, 1, 0.3, 1)·果断自信·大位移入场）、ease-in-out-soft（cubic-bezier(0.65, 0, 0.35, 1)·往返对称·展开收起），明文弃用裸 ease。例外须显式登记——统计数字 count-up 以 900ms easeOutExpo 作"白名单例外"，理由是数字增长是"宣告"型动效，需要更长的叙事时间与更果断的抵达感；契约允许例外，但例外必须显式登记并说明理由，以防例外累积侵蚀契约本身。</w:t>
       </w:r>
     </w:p>
     <w:p>
@@ -2098,7 +2098,7 @@
           <w:sz w:val="24"/>
           <w:szCs w:val="24"/>
         </w:rPr>
-        <w:t xml:space="preserve">。数据层采用 fetch+fallback 双轨（优先加载外部 JSON，失败回退内嵌样例），与全站 fail-open 哲学一致——这在数据层印证了"零外域依赖"的可复制性主张。视觉映射上，路线以"回目为时间轴+地点为节点"排布，事件（收悟空、三打白骨精、取得真经）成为节点注记——不是绘制地理疆域上的路线投影，而是把路线组织成可阅读的叙事序列，回应了文学制图应逼近文本内部时空关系而非真实地理的主张⑤，是对单幅获奖地图"系统化"的差异化。交互上，地点悬停/点击展示事件详情，类型筛选与地区高亮联动。可及性上，节点以"类型图标+色带+文字标签"三重冗余编码，不单靠颜色，触屏点击与桌面悬停双通道。</w:t>
+        <w:t xml:space="preserve">。数据层采用 fetch+fallback 双轨（优先加载外部 JSON，失败回退内嵌样例），与全站 fail-open 哲学一致——这在数据层印证了"零外域依赖"的可复制性主张。视觉映射上，路线以"回目为时间轴+地点为节点"排布，事件（收悟空、三打白骨精、取得真经）成为节点注记——不是绘制地理疆域上的路线投影，而是把路线组织成可阅读的叙事序列，回应了文学制图应逼近文本内部时空关系而非真实地理的主张⑤，是对单幅获奖地图"系统化"的差异化。交互上，地点悬停/点击展示事件详情与类型筛选联动。可及性上，节点以"类型图标+色带+文字标签"三重冗余编码，不单靠颜色，触屏点击与桌面悬停双通道。</w:t>
       </w:r>
     </w:p>
     <w:p>
@@ -2141,7 +2141,7 @@
           <w:sz w:val="24"/>
           <w:szCs w:val="24"/>
         </w:rPr>
-        <w:t xml:space="preserve">（独立验证，协议待执行）：参考 Chen 等 20 人可用性研究范式⑮，设计小样本双条件对比——10-20 人，条件 A 新中式系统 vs 条件 B 通用模板（同数据同布局），任务为三页读图，指标为审美偏好（Likert）、任务完成时间、对比度自评（预期结果示意见图 6）。两条假设：H1，偏好 A 显著更高（依文化内偏好理论⑭）；H2，效率无实际差异（等效性检验）。若两假设均成立，"本土美学不以牺牲可读性为代价"这一核心主张获得实证支撑；若偏好不显著，则审美论证退回学理层面。用户研究是设计系统主张的证伪器，而非装饰附录。</w:t>
+        <w:t xml:space="preserve">（独立验证·设计已定稿，尚未执行）：参考 Chen 等 20 人可用性研究范式⑮，设计小样本双条件对比——10-20 人，条件 A 新中式系统 vs 条件 B 通用模板（同数据同布局），任务为三页读图，指标为审美偏好（Likert）、任务完成时间、对比度自评（研究设计见图 6）。两条假设：H1，偏好 A 显著更高（依文化内偏好理论⑭）；H2，效率无实际差异（等效性检验）。若两假设均成立，"本土美学不以牺牲可读性为代价"这一核心主张获得实证支撑；若偏好不显著，则审美论证退回学理层面。研究设计已定稿、尚未执行，故本文暂不报告实证结果。用户研究是设计系统主张的证伪器，而非装饰附录。</w:t>
       </w:r>
     </w:p>
     <w:p>
@@ -2339,7 +2339,7 @@
       <w:r>
         <w:drawing>
           <wp:inline distT="0" distB="0" distL="0" distR="0">
-            <wp:extent cx="5143500" cy="2190750"/>
+            <wp:extent cx="5143500" cy="2609850"/>
             <wp:effectExtent t="0" r="0" b="0" l="0"/>
             <wp:docPr id="1" name="" descr="" title=""/>
             <wp:cNvGraphicFramePr>
@@ -2364,7 +2364,7 @@
                   <pic:spPr bwMode="auto">
                     <a:xfrm>
                       <a:off x="0" y="0"/>
-                      <a:ext cx="5143500" cy="2190750"/>
+                      <a:ext cx="5143500" cy="2609850"/>
                     </a:xfrm>
                     <a:prstGeom prst="rect">
                       <a:avLst/>
@@ -2389,7 +2389,7 @@
           <w:sz w:val="21"/>
           <w:szCs w:val="21"/>
         </w:rPr>
-        <w:t xml:space="preserve">图 6　用户研究结果·示意数据（来源：作者自绘，正式数据待研究执行后回填）</w:t>
+        <w:t xml:space="preserve">图 6　用户研究设计示意（来源：作者自绘）</w:t>
       </w:r>
     </w:p>
     <w:p>
@@ -2540,7 +2540,7 @@
           <w:sz w:val="24"/>
           <w:szCs w:val="24"/>
         </w:rPr>
-        <w:t xml:space="preserve">——任何新页面带阻断级可及性问题都无法合入。门禁经受了最大规模治理的检验——暗色图表治理链：全站审计发现 1590 处低对比文字（含审计器误判光晕的假阳性），修正后确立诚实基线 318 处/44 页，按"文字反白→离散色映射→连续色阶运行时提升"三阶段治理，终达 invisible 0、缺陷页 0、pageerror 0。这一治理过程的方法论价值在于：</w:t>
+        <w:t xml:space="preserve">——任何新页面带阻断级可及性问题都无法合入。门禁经受了最大规模治理的检验——暗色图表治理链：全站审计发现 1590 处低对比文字（含审计器误判光晕的假阳性），修正后确立诚实基线 318 处/44 页，按"文字反白→离散色映射→连续色阶运行时提升"三阶段治理，终达不可见文本 0 处、缺陷页 0、页面错误 0。这一治理过程的方法论价值在于：</w:t>
       </w:r>
       <w:r>
         <w:rPr>
@@ -2552,15 +2552,6 @@
           <w:szCs w:val="24"/>
         </w:rPr>
         <w:t xml:space="preserve">先建立经复核确认的基线，再分阶段推进治理，最终以持续运行的门禁防止问题回归</w:t>
-      </w:r>
-      <w:r>
-        <w:rPr>
-          <w:rFonts w:ascii="Times New Roman" w:eastAsia="SimSun"/>
-          <w:color w:val="000000"/>
-          <w:sz w:val="24"/>
-          <w:szCs w:val="24"/>
-        </w:rPr>
-        <w:t xml:space="preserve">——基线缺失则审计数字失去参照，门禁缺失则已修复的问题会随新页面回归。</w:t>
       </w:r>
     </w:p>
     <w:p>
@@ -2763,7 +2754,7 @@
           <w:sz w:val="24"/>
           <w:szCs w:val="24"/>
         </w:rPr>
-        <w:t xml:space="preserve">局限亦须诚实交代：其一，用户研究尚未执行，审美偏好仍是预期而非结果，论文主张的实证支撑有待样本数据补强；其二，86 页规模虽大，但迁移路径（三国/红楼）尚未真实施作，仍是方法论主张而非实证；其三，暗色治理的经验数据来自单一项目，其普遍性有待跨项目检验。这三条构成下一步工作的路线图。到那时，"新中式·数字雅集"将不仅是一套设计系统，而可成为中国古典文学数字人文研究复用的设计方法论。</w:t>
+        <w:t xml:space="preserve">局限亦须诚实交代：其一，用户研究尚未执行，审美偏好仍是预期而非结果，论文主张的实证支撑有待样本数据补强；其二，86 页规模虽大，但迁移路径（三国/红楼）尚未真实施作，仍是方法论主张而非实证；其三，暗色治理的经验数据来自单一项目，其普遍性有待跨项目检验。到那时，"新中式·数字雅集"将不仅是一套设计系统，而可成为中国古典文学数字人文研究复用的设计方法论。</w:t>
       </w:r>
     </w:p>
     <w:p>
@@ -2896,7 +2887,7 @@
           <w:sz w:val="21"/>
           <w:szCs w:val="21"/>
         </w:rPr>
-        <w:t xml:space="preserve">⑥ 华东师范大学地理科学学院. 《西游记》文学探索地图[EB/OL]. 2023 CaGIS 学生组 Arthur Robinson 荣誉奖.</w:t>
+        <w:t xml:space="preserve">⑥ 华东师范大学地理科学学院. 《西游记》文学探索地图[EB/OL]. 2023 CaGIS 年度地图设计大赛学生组 Arthur Robinson 荣誉提名奖. https://geo.ecnu.edu.cn［2026-09-23 引用］.</w:t>
       </w:r>
     </w:p>
     <w:p>
@@ -2928,7 +2919,7 @@
           <w:sz w:val="21"/>
           <w:szCs w:val="21"/>
         </w:rPr>
-        <w:t xml:space="preserve">⑧ 赵薇. 李劼人《大波》人物网络分析（社会网络分析案例）[EB/OL]. 北京大学数字人文导航.</w:t>
+        <w:t xml:space="preserve">⑧ 赵薇. 社会网络分析与"《大波》三部曲"的人物功能[J]. 山东社会科学, 2018(9).</w:t>
       </w:r>
     </w:p>
     <w:p>

--- a/docs/S4-学术投稿/学术论文B轨-新中式数字雅集-匿名稿.docx
+++ b/docs/S4-学术投稿/学术论文B轨-新中式数字雅集-匿名稿.docx
@@ -679,7 +679,7 @@
         </w:trPr>
         <w:tc>
           <w:tcPr>
-            <w:tcW w:type="pct" w:w="16%"/>
+            <w:tcW w:type="pct" w:w="15%"/>
             <w:tcBorders>
               <w:top w:val="none"/>
               <w:left w:val="none"/>
@@ -743,39 +743,39 @@
         </w:tc>
         <w:tc>
           <w:tcPr>
+            <w:tcW w:type="pct" w:w="29%"/>
+            <w:tcBorders>
+              <w:top w:val="none"/>
+              <w:left w:val="none"/>
+              <w:bottom w:val="single" w:color="000000" w:sz="2"/>
+              <w:right w:val="none"/>
+            </w:tcBorders>
+            <w:tcMar>
+              <w:top w:type="dxa" w:w="60"/>
+              <w:left w:type="dxa" w:w="120"/>
+              <w:bottom w:type="dxa" w:w="60"/>
+              <w:right w:type="dxa" w:w="120"/>
+            </w:tcMar>
+          </w:tcPr>
+          <w:p>
+            <w:pPr>
+              <w:spacing w:line="360"/>
+              <w:jc w:val="left"/>
+            </w:pPr>
+            <w:r>
+              <w:rPr>
+                <w:rFonts w:ascii="Times New Roman" w:eastAsia="SimSun"/>
+                <w:color w:val="000000"/>
+                <w:sz w:val="21"/>
+                <w:szCs w:val="21"/>
+              </w:rPr>
+              <w:t xml:space="preserve">值</w:t>
+            </w:r>
+          </w:p>
+        </w:tc>
+        <w:tc>
+          <w:tcPr>
             <w:tcW w:type="pct" w:w="26%"/>
-            <w:tcBorders>
-              <w:top w:val="none"/>
-              <w:left w:val="none"/>
-              <w:bottom w:val="single" w:color="000000" w:sz="2"/>
-              <w:right w:val="none"/>
-            </w:tcBorders>
-            <w:tcMar>
-              <w:top w:type="dxa" w:w="60"/>
-              <w:left w:type="dxa" w:w="120"/>
-              <w:bottom w:type="dxa" w:w="60"/>
-              <w:right w:type="dxa" w:w="120"/>
-            </w:tcMar>
-          </w:tcPr>
-          <w:p>
-            <w:pPr>
-              <w:spacing w:line="360"/>
-              <w:jc w:val="left"/>
-            </w:pPr>
-            <w:r>
-              <w:rPr>
-                <w:rFonts w:ascii="Times New Roman" w:eastAsia="SimSun"/>
-                <w:color w:val="000000"/>
-                <w:sz w:val="21"/>
-                <w:szCs w:val="21"/>
-              </w:rPr>
-              <w:t xml:space="preserve">值</w:t>
-            </w:r>
-          </w:p>
-        </w:tc>
-        <w:tc>
-          <w:tcPr>
-            <w:tcW w:type="pct" w:w="28%"/>
             <w:tcBorders>
               <w:top w:val="none"/>
               <w:left w:val="none"/>
@@ -812,7 +812,7 @@
         </w:trPr>
         <w:tc>
           <w:tcPr>
-            <w:tcW w:type="pct" w:w="16%"/>
+            <w:tcW w:type="pct" w:w="15%"/>
             <w:tcBorders>
               <w:top w:val="none"/>
               <w:left w:val="none"/>
@@ -876,39 +876,39 @@
         </w:tc>
         <w:tc>
           <w:tcPr>
+            <w:tcW w:type="pct" w:w="29%"/>
+            <w:tcBorders>
+              <w:top w:val="none"/>
+              <w:left w:val="none"/>
+              <w:bottom w:val="none"/>
+              <w:right w:val="none"/>
+            </w:tcBorders>
+            <w:tcMar>
+              <w:top w:type="dxa" w:w="60"/>
+              <w:left w:type="dxa" w:w="120"/>
+              <w:bottom w:type="dxa" w:w="60"/>
+              <w:right w:type="dxa" w:w="120"/>
+            </w:tcMar>
+          </w:tcPr>
+          <w:p>
+            <w:pPr>
+              <w:spacing w:line="360"/>
+              <w:jc w:val="left"/>
+            </w:pPr>
+            <w:r>
+              <w:rPr>
+                <w:rFonts w:ascii="Times New Roman" w:eastAsia="SimSun"/>
+                <w:color w:val="000000"/>
+                <w:sz w:val="21"/>
+                <w:szCs w:val="21"/>
+              </w:rPr>
+              <w:t xml:space="preserve">#FAF7F0</w:t>
+            </w:r>
+          </w:p>
+        </w:tc>
+        <w:tc>
+          <w:tcPr>
             <w:tcW w:type="pct" w:w="26%"/>
-            <w:tcBorders>
-              <w:top w:val="none"/>
-              <w:left w:val="none"/>
-              <w:bottom w:val="none"/>
-              <w:right w:val="none"/>
-            </w:tcBorders>
-            <w:tcMar>
-              <w:top w:type="dxa" w:w="60"/>
-              <w:left w:type="dxa" w:w="120"/>
-              <w:bottom w:type="dxa" w:w="60"/>
-              <w:right w:type="dxa" w:w="120"/>
-            </w:tcMar>
-          </w:tcPr>
-          <w:p>
-            <w:pPr>
-              <w:spacing w:line="360"/>
-              <w:jc w:val="left"/>
-            </w:pPr>
-            <w:r>
-              <w:rPr>
-                <w:rFonts w:ascii="Times New Roman" w:eastAsia="SimSun"/>
-                <w:color w:val="000000"/>
-                <w:sz w:val="21"/>
-                <w:szCs w:val="21"/>
-              </w:rPr>
-              <w:t xml:space="preserve">#FAF7F0</w:t>
-            </w:r>
-          </w:p>
-        </w:tc>
-        <w:tc>
-          <w:tcPr>
-            <w:tcW w:type="pct" w:w="28%"/>
             <w:tcBorders>
               <w:top w:val="none"/>
               <w:left w:val="none"/>
@@ -945,7 +945,7 @@
         </w:trPr>
         <w:tc>
           <w:tcPr>
-            <w:tcW w:type="pct" w:w="16%"/>
+            <w:tcW w:type="pct" w:w="15%"/>
             <w:tcBorders>
               <w:top w:val="none"/>
               <w:left w:val="none"/>
@@ -1009,39 +1009,39 @@
         </w:tc>
         <w:tc>
           <w:tcPr>
+            <w:tcW w:type="pct" w:w="29%"/>
+            <w:tcBorders>
+              <w:top w:val="none"/>
+              <w:left w:val="none"/>
+              <w:bottom w:val="none"/>
+              <w:right w:val="none"/>
+            </w:tcBorders>
+            <w:tcMar>
+              <w:top w:type="dxa" w:w="60"/>
+              <w:left w:type="dxa" w:w="120"/>
+              <w:bottom w:type="dxa" w:w="60"/>
+              <w:right w:type="dxa" w:w="120"/>
+            </w:tcMar>
+          </w:tcPr>
+          <w:p>
+            <w:pPr>
+              <w:spacing w:line="360"/>
+              <w:jc w:val="left"/>
+            </w:pPr>
+            <w:r>
+              <w:rPr>
+                <w:rFonts w:ascii="Times New Roman" w:eastAsia="SimSun"/>
+                <w:color w:val="000000"/>
+                <w:sz w:val="21"/>
+                <w:szCs w:val="21"/>
+              </w:rPr>
+              <w:t xml:space="preserve">#23201A</w:t>
+            </w:r>
+          </w:p>
+        </w:tc>
+        <w:tc>
+          <w:tcPr>
             <w:tcW w:type="pct" w:w="26%"/>
-            <w:tcBorders>
-              <w:top w:val="none"/>
-              <w:left w:val="none"/>
-              <w:bottom w:val="none"/>
-              <w:right w:val="none"/>
-            </w:tcBorders>
-            <w:tcMar>
-              <w:top w:type="dxa" w:w="60"/>
-              <w:left w:type="dxa" w:w="120"/>
-              <w:bottom w:type="dxa" w:w="60"/>
-              <w:right w:type="dxa" w:w="120"/>
-            </w:tcMar>
-          </w:tcPr>
-          <w:p>
-            <w:pPr>
-              <w:spacing w:line="360"/>
-              <w:jc w:val="left"/>
-            </w:pPr>
-            <w:r>
-              <w:rPr>
-                <w:rFonts w:ascii="Times New Roman" w:eastAsia="SimSun"/>
-                <w:color w:val="000000"/>
-                <w:sz w:val="21"/>
-                <w:szCs w:val="21"/>
-              </w:rPr>
-              <w:t xml:space="preserve">#23201A</w:t>
-            </w:r>
-          </w:p>
-        </w:tc>
-        <w:tc>
-          <w:tcPr>
-            <w:tcW w:type="pct" w:w="28%"/>
             <w:tcBorders>
               <w:top w:val="none"/>
               <w:left w:val="none"/>
@@ -1078,7 +1078,7 @@
         </w:trPr>
         <w:tc>
           <w:tcPr>
-            <w:tcW w:type="pct" w:w="16%"/>
+            <w:tcW w:type="pct" w:w="15%"/>
             <w:tcBorders>
               <w:top w:val="none"/>
               <w:left w:val="none"/>
@@ -1142,39 +1142,39 @@
         </w:tc>
         <w:tc>
           <w:tcPr>
+            <w:tcW w:type="pct" w:w="29%"/>
+            <w:tcBorders>
+              <w:top w:val="none"/>
+              <w:left w:val="none"/>
+              <w:bottom w:val="none"/>
+              <w:right w:val="none"/>
+            </w:tcBorders>
+            <w:tcMar>
+              <w:top w:type="dxa" w:w="60"/>
+              <w:left w:type="dxa" w:w="120"/>
+              <w:bottom w:type="dxa" w:w="60"/>
+              <w:right w:type="dxa" w:w="120"/>
+            </w:tcMar>
+          </w:tcPr>
+          <w:p>
+            <w:pPr>
+              <w:spacing w:line="360"/>
+              <w:jc w:val="left"/>
+            </w:pPr>
+            <w:r>
+              <w:rPr>
+                <w:rFonts w:ascii="Times New Roman" w:eastAsia="SimSun"/>
+                <w:color w:val="000000"/>
+                <w:sz w:val="21"/>
+                <w:szCs w:val="21"/>
+              </w:rPr>
+              <w:t xml:space="preserve">#6B6455 / #9A9280</w:t>
+            </w:r>
+          </w:p>
+        </w:tc>
+        <w:tc>
+          <w:tcPr>
             <w:tcW w:type="pct" w:w="26%"/>
-            <w:tcBorders>
-              <w:top w:val="none"/>
-              <w:left w:val="none"/>
-              <w:bottom w:val="none"/>
-              <w:right w:val="none"/>
-            </w:tcBorders>
-            <w:tcMar>
-              <w:top w:type="dxa" w:w="60"/>
-              <w:left w:type="dxa" w:w="120"/>
-              <w:bottom w:type="dxa" w:w="60"/>
-              <w:right w:type="dxa" w:w="120"/>
-            </w:tcMar>
-          </w:tcPr>
-          <w:p>
-            <w:pPr>
-              <w:spacing w:line="360"/>
-              <w:jc w:val="left"/>
-            </w:pPr>
-            <w:r>
-              <w:rPr>
-                <w:rFonts w:ascii="Times New Roman" w:eastAsia="SimSun"/>
-                <w:color w:val="000000"/>
-                <w:sz w:val="21"/>
-                <w:szCs w:val="21"/>
-              </w:rPr>
-              <w:t xml:space="preserve">#6B6455 / #9A9280</w:t>
-            </w:r>
-          </w:p>
-        </w:tc>
-        <w:tc>
-          <w:tcPr>
-            <w:tcW w:type="pct" w:w="28%"/>
             <w:tcBorders>
               <w:top w:val="none"/>
               <w:left w:val="none"/>
@@ -1211,7 +1211,7 @@
         </w:trPr>
         <w:tc>
           <w:tcPr>
-            <w:tcW w:type="pct" w:w="16%"/>
+            <w:tcW w:type="pct" w:w="15%"/>
             <w:tcBorders>
               <w:top w:val="none"/>
               <w:left w:val="none"/>
@@ -1275,39 +1275,39 @@
         </w:tc>
         <w:tc>
           <w:tcPr>
+            <w:tcW w:type="pct" w:w="29%"/>
+            <w:tcBorders>
+              <w:top w:val="none"/>
+              <w:left w:val="none"/>
+              <w:bottom w:val="none"/>
+              <w:right w:val="none"/>
+            </w:tcBorders>
+            <w:tcMar>
+              <w:top w:type="dxa" w:w="60"/>
+              <w:left w:type="dxa" w:w="120"/>
+              <w:bottom w:type="dxa" w:w="60"/>
+              <w:right w:type="dxa" w:w="120"/>
+            </w:tcMar>
+          </w:tcPr>
+          <w:p>
+            <w:pPr>
+              <w:spacing w:line="360"/>
+              <w:jc w:val="left"/>
+            </w:pPr>
+            <w:r>
+              <w:rPr>
+                <w:rFonts w:ascii="Times New Roman" w:eastAsia="SimSun"/>
+                <w:color w:val="000000"/>
+                <w:sz w:val="21"/>
+                <w:szCs w:val="21"/>
+              </w:rPr>
+              <w:t xml:space="preserve">#C8463A</w:t>
+            </w:r>
+          </w:p>
+        </w:tc>
+        <w:tc>
+          <w:tcPr>
             <w:tcW w:type="pct" w:w="26%"/>
-            <w:tcBorders>
-              <w:top w:val="none"/>
-              <w:left w:val="none"/>
-              <w:bottom w:val="none"/>
-              <w:right w:val="none"/>
-            </w:tcBorders>
-            <w:tcMar>
-              <w:top w:type="dxa" w:w="60"/>
-              <w:left w:type="dxa" w:w="120"/>
-              <w:bottom w:type="dxa" w:w="60"/>
-              <w:right w:type="dxa" w:w="120"/>
-            </w:tcMar>
-          </w:tcPr>
-          <w:p>
-            <w:pPr>
-              <w:spacing w:line="360"/>
-              <w:jc w:val="left"/>
-            </w:pPr>
-            <w:r>
-              <w:rPr>
-                <w:rFonts w:ascii="Times New Roman" w:eastAsia="SimSun"/>
-                <w:color w:val="000000"/>
-                <w:sz w:val="21"/>
-                <w:szCs w:val="21"/>
-              </w:rPr>
-              <w:t xml:space="preserve">#C8463A</w:t>
-            </w:r>
-          </w:p>
-        </w:tc>
-        <w:tc>
-          <w:tcPr>
-            <w:tcW w:type="pct" w:w="28%"/>
             <w:tcBorders>
               <w:top w:val="none"/>
               <w:left w:val="none"/>
@@ -1344,7 +1344,7 @@
         </w:trPr>
         <w:tc>
           <w:tcPr>
-            <w:tcW w:type="pct" w:w="16%"/>
+            <w:tcW w:type="pct" w:w="15%"/>
             <w:tcBorders>
               <w:top w:val="none"/>
               <w:left w:val="none"/>
@@ -1408,39 +1408,39 @@
         </w:tc>
         <w:tc>
           <w:tcPr>
+            <w:tcW w:type="pct" w:w="29%"/>
+            <w:tcBorders>
+              <w:top w:val="none"/>
+              <w:left w:val="none"/>
+              <w:bottom w:val="none"/>
+              <w:right w:val="none"/>
+            </w:tcBorders>
+            <w:tcMar>
+              <w:top w:type="dxa" w:w="60"/>
+              <w:left w:type="dxa" w:w="120"/>
+              <w:bottom w:type="dxa" w:w="60"/>
+              <w:right w:type="dxa" w:w="120"/>
+            </w:tcMar>
+          </w:tcPr>
+          <w:p>
+            <w:pPr>
+              <w:spacing w:line="360"/>
+              <w:jc w:val="left"/>
+            </w:pPr>
+            <w:r>
+              <w:rPr>
+                <w:rFonts w:ascii="Times New Roman" w:eastAsia="SimSun"/>
+                <w:color w:val="000000"/>
+                <w:sz w:val="21"/>
+                <w:szCs w:val="21"/>
+              </w:rPr>
+              <w:t xml:space="preserve">#3A6B8C</w:t>
+            </w:r>
+          </w:p>
+        </w:tc>
+        <w:tc>
+          <w:tcPr>
             <w:tcW w:type="pct" w:w="26%"/>
-            <w:tcBorders>
-              <w:top w:val="none"/>
-              <w:left w:val="none"/>
-              <w:bottom w:val="none"/>
-              <w:right w:val="none"/>
-            </w:tcBorders>
-            <w:tcMar>
-              <w:top w:type="dxa" w:w="60"/>
-              <w:left w:type="dxa" w:w="120"/>
-              <w:bottom w:type="dxa" w:w="60"/>
-              <w:right w:type="dxa" w:w="120"/>
-            </w:tcMar>
-          </w:tcPr>
-          <w:p>
-            <w:pPr>
-              <w:spacing w:line="360"/>
-              <w:jc w:val="left"/>
-            </w:pPr>
-            <w:r>
-              <w:rPr>
-                <w:rFonts w:ascii="Times New Roman" w:eastAsia="SimSun"/>
-                <w:color w:val="000000"/>
-                <w:sz w:val="21"/>
-                <w:szCs w:val="21"/>
-              </w:rPr>
-              <w:t xml:space="preserve">#3A6B8C</w:t>
-            </w:r>
-          </w:p>
-        </w:tc>
-        <w:tc>
-          <w:tcPr>
-            <w:tcW w:type="pct" w:w="28%"/>
             <w:tcBorders>
               <w:top w:val="none"/>
               <w:left w:val="none"/>
@@ -1477,7 +1477,7 @@
         </w:trPr>
         <w:tc>
           <w:tcPr>
-            <w:tcW w:type="pct" w:w="16%"/>
+            <w:tcW w:type="pct" w:w="15%"/>
             <w:tcBorders>
               <w:top w:val="none"/>
               <w:left w:val="none"/>
@@ -1541,39 +1541,39 @@
         </w:tc>
         <w:tc>
           <w:tcPr>
+            <w:tcW w:type="pct" w:w="29%"/>
+            <w:tcBorders>
+              <w:top w:val="none"/>
+              <w:left w:val="none"/>
+              <w:bottom w:val="none"/>
+              <w:right w:val="none"/>
+            </w:tcBorders>
+            <w:tcMar>
+              <w:top w:type="dxa" w:w="60"/>
+              <w:left w:type="dxa" w:w="120"/>
+              <w:bottom w:type="dxa" w:w="60"/>
+              <w:right w:type="dxa" w:w="120"/>
+            </w:tcMar>
+          </w:tcPr>
+          <w:p>
+            <w:pPr>
+              <w:spacing w:line="360"/>
+              <w:jc w:val="left"/>
+            </w:pPr>
+            <w:r>
+              <w:rPr>
+                <w:rFonts w:ascii="Times New Roman" w:eastAsia="SimSun"/>
+                <w:color w:val="000000"/>
+                <w:sz w:val="21"/>
+                <w:szCs w:val="21"/>
+              </w:rPr>
+              <w:t xml:space="preserve">#8C2A2A</w:t>
+            </w:r>
+          </w:p>
+        </w:tc>
+        <w:tc>
+          <w:tcPr>
             <w:tcW w:type="pct" w:w="26%"/>
-            <w:tcBorders>
-              <w:top w:val="none"/>
-              <w:left w:val="none"/>
-              <w:bottom w:val="none"/>
-              <w:right w:val="none"/>
-            </w:tcBorders>
-            <w:tcMar>
-              <w:top w:type="dxa" w:w="60"/>
-              <w:left w:type="dxa" w:w="120"/>
-              <w:bottom w:type="dxa" w:w="60"/>
-              <w:right w:type="dxa" w:w="120"/>
-            </w:tcMar>
-          </w:tcPr>
-          <w:p>
-            <w:pPr>
-              <w:spacing w:line="360"/>
-              <w:jc w:val="left"/>
-            </w:pPr>
-            <w:r>
-              <w:rPr>
-                <w:rFonts w:ascii="Times New Roman" w:eastAsia="SimSun"/>
-                <w:color w:val="000000"/>
-                <w:sz w:val="21"/>
-                <w:szCs w:val="21"/>
-              </w:rPr>
-              <w:t xml:space="preserve">#8C2A2A</w:t>
-            </w:r>
-          </w:p>
-        </w:tc>
-        <w:tc>
-          <w:tcPr>
-            <w:tcW w:type="pct" w:w="28%"/>
             <w:tcBorders>
               <w:top w:val="none"/>
               <w:left w:val="none"/>
@@ -1697,8 +1697,757 @@
           <w:sz w:val="24"/>
           <w:szCs w:val="24"/>
         </w:rPr>
-        <w:t xml:space="preserve">调和"文化语义"与"数据编码"：图表五色雅集色板（朱砂/靛蓝/赭金/苔绿/米灰）全取自同一水墨矿物色族保证多系列统一，语义色（accent/rebel/ok/warn/danger）与之错开。经典用例是八十一难难度热力图（详见案例二）以"米白→暗朱"五级色阶替代红绿渐变：五个锚点明度单调递减，色弱读者靠明度即可区分，且色相始终不脱离水墨矿物色族，与文本气质一致。</w:t>
-      </w:r>
+        <w:t xml:space="preserve">调和"文化语义"与"数据编码"：图表雅集系列色板（表 2）全取自同一水墨矿物色族保证多系列统一，语义色（accent/rebel/ok/warn/danger）与之错开。经典用例是八十一难难度热力图（详见案例二）以"米白→暗朱"五级色阶替代红绿渐变：五个锚点明度单调递减，色弱读者靠明度即可区分，且色相始终不脱离水墨矿物色族，与文本气质一致。</w:t>
+      </w:r>
+    </w:p>
+    <w:p>
+      <w:pPr>
+        <w:keepNext/>
+        <w:spacing w:after="80" w:before="200" w:line="360"/>
+        <w:jc w:val="center"/>
+      </w:pPr>
+      <w:r>
+        <w:rPr>
+          <w:rFonts w:ascii="Times New Roman" w:eastAsia="SimSun"/>
+          <w:b/>
+          <w:bCs/>
+          <w:color w:val="000000"/>
+          <w:sz w:val="21"/>
+          <w:szCs w:val="21"/>
+        </w:rPr>
+        <w:t xml:space="preserve">表 2　雅集系列色板（--chart-1..6）</w:t>
+      </w:r>
+    </w:p>
+    <w:tbl>
+      <w:tblPr>
+        <w:tblW w:type="pct" w:w="100%"/>
+        <w:tblBorders>
+          <w:top w:val="single" w:color="000000" w:sz="4"/>
+          <w:left w:val="none"/>
+          <w:bottom w:val="single" w:color="000000" w:sz="4"/>
+          <w:right w:val="none"/>
+          <w:insideH w:val="none"/>
+          <w:insideV w:val="none"/>
+        </w:tblBorders>
+      </w:tblPr>
+      <w:tblGrid>
+        <w:gridCol w:w="100"/>
+        <w:gridCol w:w="100"/>
+        <w:gridCol w:w="100"/>
+      </w:tblGrid>
+      <w:tr>
+        <w:trPr>
+          <w:cantSplit/>
+          <w:tblHeader/>
+        </w:trPr>
+        <w:tc>
+          <w:tcPr>
+            <w:tcW w:type="pct" w:w="34%"/>
+            <w:tcBorders>
+              <w:top w:val="none"/>
+              <w:left w:val="none"/>
+              <w:bottom w:val="single" w:color="000000" w:sz="2"/>
+              <w:right w:val="none"/>
+            </w:tcBorders>
+            <w:tcMar>
+              <w:top w:type="dxa" w:w="60"/>
+              <w:left w:type="dxa" w:w="120"/>
+              <w:bottom w:type="dxa" w:w="60"/>
+              <w:right w:type="dxa" w:w="120"/>
+            </w:tcMar>
+          </w:tcPr>
+          <w:p>
+            <w:pPr>
+              <w:spacing w:line="360"/>
+              <w:jc w:val="left"/>
+            </w:pPr>
+            <w:r>
+              <w:rPr>
+                <w:rFonts w:ascii="Times New Roman" w:eastAsia="SimSun"/>
+                <w:color w:val="000000"/>
+                <w:sz w:val="21"/>
+                <w:szCs w:val="21"/>
+              </w:rPr>
+              <w:t xml:space="preserve">令牌</w:t>
+            </w:r>
+          </w:p>
+        </w:tc>
+        <w:tc>
+          <w:tcPr>
+            <w:tcW w:type="pct" w:w="22%"/>
+            <w:tcBorders>
+              <w:top w:val="none"/>
+              <w:left w:val="none"/>
+              <w:bottom w:val="single" w:color="000000" w:sz="2"/>
+              <w:right w:val="none"/>
+            </w:tcBorders>
+            <w:tcMar>
+              <w:top w:type="dxa" w:w="60"/>
+              <w:left w:type="dxa" w:w="120"/>
+              <w:bottom w:type="dxa" w:w="60"/>
+              <w:right w:type="dxa" w:w="120"/>
+            </w:tcMar>
+          </w:tcPr>
+          <w:p>
+            <w:pPr>
+              <w:spacing w:line="360"/>
+              <w:jc w:val="left"/>
+            </w:pPr>
+            <w:r>
+              <w:rPr>
+                <w:rFonts w:ascii="Times New Roman" w:eastAsia="SimSun"/>
+                <w:color w:val="000000"/>
+                <w:sz w:val="21"/>
+                <w:szCs w:val="21"/>
+              </w:rPr>
+              <w:t xml:space="preserve">色名</w:t>
+            </w:r>
+          </w:p>
+        </w:tc>
+        <w:tc>
+          <w:tcPr>
+            <w:tcW w:type="pct" w:w="44%"/>
+            <w:tcBorders>
+              <w:top w:val="none"/>
+              <w:left w:val="none"/>
+              <w:bottom w:val="single" w:color="000000" w:sz="2"/>
+              <w:right w:val="none"/>
+            </w:tcBorders>
+            <w:tcMar>
+              <w:top w:type="dxa" w:w="60"/>
+              <w:left w:type="dxa" w:w="120"/>
+              <w:bottom w:type="dxa" w:w="60"/>
+              <w:right w:type="dxa" w:w="120"/>
+            </w:tcMar>
+          </w:tcPr>
+          <w:p>
+            <w:pPr>
+              <w:spacing w:line="360"/>
+              <w:jc w:val="left"/>
+            </w:pPr>
+            <w:r>
+              <w:rPr>
+                <w:rFonts w:ascii="Times New Roman" w:eastAsia="SimSun"/>
+                <w:color w:val="000000"/>
+                <w:sz w:val="21"/>
+                <w:szCs w:val="21"/>
+              </w:rPr>
+              <w:t xml:space="preserve">值</w:t>
+            </w:r>
+          </w:p>
+        </w:tc>
+      </w:tr>
+      <w:tr>
+        <w:trPr>
+          <w:cantSplit/>
+        </w:trPr>
+        <w:tc>
+          <w:tcPr>
+            <w:tcW w:type="pct" w:w="34%"/>
+            <w:tcBorders>
+              <w:top w:val="none"/>
+              <w:left w:val="none"/>
+              <w:bottom w:val="none"/>
+              <w:right w:val="none"/>
+            </w:tcBorders>
+            <w:tcMar>
+              <w:top w:type="dxa" w:w="60"/>
+              <w:left w:type="dxa" w:w="120"/>
+              <w:bottom w:type="dxa" w:w="60"/>
+              <w:right w:type="dxa" w:w="120"/>
+            </w:tcMar>
+          </w:tcPr>
+          <w:p>
+            <w:pPr>
+              <w:spacing w:line="360"/>
+              <w:jc w:val="left"/>
+            </w:pPr>
+            <w:r>
+              <w:rPr>
+                <w:rFonts w:ascii="Times New Roman" w:eastAsia="SimSun"/>
+                <w:color w:val="000000"/>
+                <w:sz w:val="21"/>
+                <w:szCs w:val="21"/>
+              </w:rPr>
+              <w:t xml:space="preserve">--chart-1</w:t>
+            </w:r>
+          </w:p>
+        </w:tc>
+        <w:tc>
+          <w:tcPr>
+            <w:tcW w:type="pct" w:w="22%"/>
+            <w:tcBorders>
+              <w:top w:val="none"/>
+              <w:left w:val="none"/>
+              <w:bottom w:val="none"/>
+              <w:right w:val="none"/>
+            </w:tcBorders>
+            <w:tcMar>
+              <w:top w:type="dxa" w:w="60"/>
+              <w:left w:type="dxa" w:w="120"/>
+              <w:bottom w:type="dxa" w:w="60"/>
+              <w:right w:type="dxa" w:w="120"/>
+            </w:tcMar>
+          </w:tcPr>
+          <w:p>
+            <w:pPr>
+              <w:spacing w:line="360"/>
+              <w:jc w:val="left"/>
+            </w:pPr>
+            <w:r>
+              <w:rPr>
+                <w:rFonts w:ascii="Times New Roman" w:eastAsia="SimSun"/>
+                <w:color w:val="000000"/>
+                <w:sz w:val="21"/>
+                <w:szCs w:val="21"/>
+              </w:rPr>
+              <w:t xml:space="preserve">朱砂</w:t>
+            </w:r>
+          </w:p>
+        </w:tc>
+        <w:tc>
+          <w:tcPr>
+            <w:tcW w:type="pct" w:w="44%"/>
+            <w:tcBorders>
+              <w:top w:val="none"/>
+              <w:left w:val="none"/>
+              <w:bottom w:val="none"/>
+              <w:right w:val="none"/>
+            </w:tcBorders>
+            <w:tcMar>
+              <w:top w:type="dxa" w:w="60"/>
+              <w:left w:type="dxa" w:w="120"/>
+              <w:bottom w:type="dxa" w:w="60"/>
+              <w:right w:type="dxa" w:w="120"/>
+            </w:tcMar>
+          </w:tcPr>
+          <w:p>
+            <w:pPr>
+              <w:spacing w:line="360"/>
+              <w:jc w:val="left"/>
+            </w:pPr>
+            <w:r>
+              <w:rPr>
+                <w:rFonts w:ascii="Times New Roman" w:eastAsia="SimSun"/>
+                <w:color w:val="000000"/>
+                <w:sz w:val="21"/>
+                <w:szCs w:val="21"/>
+              </w:rPr>
+              <w:t xml:space="preserve">#C8463A</w:t>
+            </w:r>
+          </w:p>
+        </w:tc>
+      </w:tr>
+      <w:tr>
+        <w:trPr>
+          <w:cantSplit/>
+        </w:trPr>
+        <w:tc>
+          <w:tcPr>
+            <w:tcW w:type="pct" w:w="34%"/>
+            <w:tcBorders>
+              <w:top w:val="none"/>
+              <w:left w:val="none"/>
+              <w:bottom w:val="none"/>
+              <w:right w:val="none"/>
+            </w:tcBorders>
+            <w:tcMar>
+              <w:top w:type="dxa" w:w="60"/>
+              <w:left w:type="dxa" w:w="120"/>
+              <w:bottom w:type="dxa" w:w="60"/>
+              <w:right w:type="dxa" w:w="120"/>
+            </w:tcMar>
+          </w:tcPr>
+          <w:p>
+            <w:pPr>
+              <w:spacing w:line="360"/>
+              <w:jc w:val="left"/>
+            </w:pPr>
+            <w:r>
+              <w:rPr>
+                <w:rFonts w:ascii="Times New Roman" w:eastAsia="SimSun"/>
+                <w:color w:val="000000"/>
+                <w:sz w:val="21"/>
+                <w:szCs w:val="21"/>
+              </w:rPr>
+              <w:t xml:space="preserve">--chart-2</w:t>
+            </w:r>
+          </w:p>
+        </w:tc>
+        <w:tc>
+          <w:tcPr>
+            <w:tcW w:type="pct" w:w="22%"/>
+            <w:tcBorders>
+              <w:top w:val="none"/>
+              <w:left w:val="none"/>
+              <w:bottom w:val="none"/>
+              <w:right w:val="none"/>
+            </w:tcBorders>
+            <w:tcMar>
+              <w:top w:type="dxa" w:w="60"/>
+              <w:left w:type="dxa" w:w="120"/>
+              <w:bottom w:type="dxa" w:w="60"/>
+              <w:right w:type="dxa" w:w="120"/>
+            </w:tcMar>
+          </w:tcPr>
+          <w:p>
+            <w:pPr>
+              <w:spacing w:line="360"/>
+              <w:jc w:val="left"/>
+            </w:pPr>
+            <w:r>
+              <w:rPr>
+                <w:rFonts w:ascii="Times New Roman" w:eastAsia="SimSun"/>
+                <w:color w:val="000000"/>
+                <w:sz w:val="21"/>
+                <w:szCs w:val="21"/>
+              </w:rPr>
+              <w:t xml:space="preserve">靛蓝</w:t>
+            </w:r>
+          </w:p>
+        </w:tc>
+        <w:tc>
+          <w:tcPr>
+            <w:tcW w:type="pct" w:w="44%"/>
+            <w:tcBorders>
+              <w:top w:val="none"/>
+              <w:left w:val="none"/>
+              <w:bottom w:val="none"/>
+              <w:right w:val="none"/>
+            </w:tcBorders>
+            <w:tcMar>
+              <w:top w:type="dxa" w:w="60"/>
+              <w:left w:type="dxa" w:w="120"/>
+              <w:bottom w:type="dxa" w:w="60"/>
+              <w:right w:type="dxa" w:w="120"/>
+            </w:tcMar>
+          </w:tcPr>
+          <w:p>
+            <w:pPr>
+              <w:spacing w:line="360"/>
+              <w:jc w:val="left"/>
+            </w:pPr>
+            <w:r>
+              <w:rPr>
+                <w:rFonts w:ascii="Times New Roman" w:eastAsia="SimSun"/>
+                <w:color w:val="000000"/>
+                <w:sz w:val="21"/>
+                <w:szCs w:val="21"/>
+              </w:rPr>
+              <w:t xml:space="preserve">#3A6B8C</w:t>
+            </w:r>
+          </w:p>
+        </w:tc>
+      </w:tr>
+      <w:tr>
+        <w:trPr>
+          <w:cantSplit/>
+        </w:trPr>
+        <w:tc>
+          <w:tcPr>
+            <w:tcW w:type="pct" w:w="34%"/>
+            <w:tcBorders>
+              <w:top w:val="none"/>
+              <w:left w:val="none"/>
+              <w:bottom w:val="none"/>
+              <w:right w:val="none"/>
+            </w:tcBorders>
+            <w:tcMar>
+              <w:top w:type="dxa" w:w="60"/>
+              <w:left w:type="dxa" w:w="120"/>
+              <w:bottom w:type="dxa" w:w="60"/>
+              <w:right w:type="dxa" w:w="120"/>
+            </w:tcMar>
+          </w:tcPr>
+          <w:p>
+            <w:pPr>
+              <w:spacing w:line="360"/>
+              <w:jc w:val="left"/>
+            </w:pPr>
+            <w:r>
+              <w:rPr>
+                <w:rFonts w:ascii="Times New Roman" w:eastAsia="SimSun"/>
+                <w:color w:val="000000"/>
+                <w:sz w:val="21"/>
+                <w:szCs w:val="21"/>
+              </w:rPr>
+              <w:t xml:space="preserve">--chart-3</w:t>
+            </w:r>
+          </w:p>
+        </w:tc>
+        <w:tc>
+          <w:tcPr>
+            <w:tcW w:type="pct" w:w="22%"/>
+            <w:tcBorders>
+              <w:top w:val="none"/>
+              <w:left w:val="none"/>
+              <w:bottom w:val="none"/>
+              <w:right w:val="none"/>
+            </w:tcBorders>
+            <w:tcMar>
+              <w:top w:type="dxa" w:w="60"/>
+              <w:left w:type="dxa" w:w="120"/>
+              <w:bottom w:type="dxa" w:w="60"/>
+              <w:right w:type="dxa" w:w="120"/>
+            </w:tcMar>
+          </w:tcPr>
+          <w:p>
+            <w:pPr>
+              <w:spacing w:line="360"/>
+              <w:jc w:val="left"/>
+            </w:pPr>
+            <w:r>
+              <w:rPr>
+                <w:rFonts w:ascii="Times New Roman" w:eastAsia="SimSun"/>
+                <w:color w:val="000000"/>
+                <w:sz w:val="21"/>
+                <w:szCs w:val="21"/>
+              </w:rPr>
+              <w:t xml:space="preserve">赭金</w:t>
+            </w:r>
+          </w:p>
+        </w:tc>
+        <w:tc>
+          <w:tcPr>
+            <w:tcW w:type="pct" w:w="44%"/>
+            <w:tcBorders>
+              <w:top w:val="none"/>
+              <w:left w:val="none"/>
+              <w:bottom w:val="none"/>
+              <w:right w:val="none"/>
+            </w:tcBorders>
+            <w:tcMar>
+              <w:top w:type="dxa" w:w="60"/>
+              <w:left w:type="dxa" w:w="120"/>
+              <w:bottom w:type="dxa" w:w="60"/>
+              <w:right w:type="dxa" w:w="120"/>
+            </w:tcMar>
+          </w:tcPr>
+          <w:p>
+            <w:pPr>
+              <w:spacing w:line="360"/>
+              <w:jc w:val="left"/>
+            </w:pPr>
+            <w:r>
+              <w:rPr>
+                <w:rFonts w:ascii="Times New Roman" w:eastAsia="SimSun"/>
+                <w:color w:val="000000"/>
+                <w:sz w:val="21"/>
+                <w:szCs w:val="21"/>
+              </w:rPr>
+              <w:t xml:space="preserve">#C9A063</w:t>
+            </w:r>
+          </w:p>
+        </w:tc>
+      </w:tr>
+      <w:tr>
+        <w:trPr>
+          <w:cantSplit/>
+        </w:trPr>
+        <w:tc>
+          <w:tcPr>
+            <w:tcW w:type="pct" w:w="34%"/>
+            <w:tcBorders>
+              <w:top w:val="none"/>
+              <w:left w:val="none"/>
+              <w:bottom w:val="none"/>
+              <w:right w:val="none"/>
+            </w:tcBorders>
+            <w:tcMar>
+              <w:top w:type="dxa" w:w="60"/>
+              <w:left w:type="dxa" w:w="120"/>
+              <w:bottom w:type="dxa" w:w="60"/>
+              <w:right w:type="dxa" w:w="120"/>
+            </w:tcMar>
+          </w:tcPr>
+          <w:p>
+            <w:pPr>
+              <w:spacing w:line="360"/>
+              <w:jc w:val="left"/>
+            </w:pPr>
+            <w:r>
+              <w:rPr>
+                <w:rFonts w:ascii="Times New Roman" w:eastAsia="SimSun"/>
+                <w:color w:val="000000"/>
+                <w:sz w:val="21"/>
+                <w:szCs w:val="21"/>
+              </w:rPr>
+              <w:t xml:space="preserve">--chart-4</w:t>
+            </w:r>
+          </w:p>
+        </w:tc>
+        <w:tc>
+          <w:tcPr>
+            <w:tcW w:type="pct" w:w="22%"/>
+            <w:tcBorders>
+              <w:top w:val="none"/>
+              <w:left w:val="none"/>
+              <w:bottom w:val="none"/>
+              <w:right w:val="none"/>
+            </w:tcBorders>
+            <w:tcMar>
+              <w:top w:type="dxa" w:w="60"/>
+              <w:left w:type="dxa" w:w="120"/>
+              <w:bottom w:type="dxa" w:w="60"/>
+              <w:right w:type="dxa" w:w="120"/>
+            </w:tcMar>
+          </w:tcPr>
+          <w:p>
+            <w:pPr>
+              <w:spacing w:line="360"/>
+              <w:jc w:val="left"/>
+            </w:pPr>
+            <w:r>
+              <w:rPr>
+                <w:rFonts w:ascii="Times New Roman" w:eastAsia="SimSun"/>
+                <w:color w:val="000000"/>
+                <w:sz w:val="21"/>
+                <w:szCs w:val="21"/>
+              </w:rPr>
+              <w:t xml:space="preserve">苔绿</w:t>
+            </w:r>
+          </w:p>
+        </w:tc>
+        <w:tc>
+          <w:tcPr>
+            <w:tcW w:type="pct" w:w="44%"/>
+            <w:tcBorders>
+              <w:top w:val="none"/>
+              <w:left w:val="none"/>
+              <w:bottom w:val="none"/>
+              <w:right w:val="none"/>
+            </w:tcBorders>
+            <w:tcMar>
+              <w:top w:type="dxa" w:w="60"/>
+              <w:left w:type="dxa" w:w="120"/>
+              <w:bottom w:type="dxa" w:w="60"/>
+              <w:right w:type="dxa" w:w="120"/>
+            </w:tcMar>
+          </w:tcPr>
+          <w:p>
+            <w:pPr>
+              <w:spacing w:line="360"/>
+              <w:jc w:val="left"/>
+            </w:pPr>
+            <w:r>
+              <w:rPr>
+                <w:rFonts w:ascii="Times New Roman" w:eastAsia="SimSun"/>
+                <w:color w:val="000000"/>
+                <w:sz w:val="21"/>
+                <w:szCs w:val="21"/>
+              </w:rPr>
+              <w:t xml:space="preserve">#6B8E5A</w:t>
+            </w:r>
+          </w:p>
+        </w:tc>
+      </w:tr>
+      <w:tr>
+        <w:trPr>
+          <w:cantSplit/>
+        </w:trPr>
+        <w:tc>
+          <w:tcPr>
+            <w:tcW w:type="pct" w:w="34%"/>
+            <w:tcBorders>
+              <w:top w:val="none"/>
+              <w:left w:val="none"/>
+              <w:bottom w:val="none"/>
+              <w:right w:val="none"/>
+            </w:tcBorders>
+            <w:tcMar>
+              <w:top w:type="dxa" w:w="60"/>
+              <w:left w:type="dxa" w:w="120"/>
+              <w:bottom w:type="dxa" w:w="60"/>
+              <w:right w:type="dxa" w:w="120"/>
+            </w:tcMar>
+          </w:tcPr>
+          <w:p>
+            <w:pPr>
+              <w:spacing w:line="360"/>
+              <w:jc w:val="left"/>
+            </w:pPr>
+            <w:r>
+              <w:rPr>
+                <w:rFonts w:ascii="Times New Roman" w:eastAsia="SimSun"/>
+                <w:color w:val="000000"/>
+                <w:sz w:val="21"/>
+                <w:szCs w:val="21"/>
+              </w:rPr>
+              <w:t xml:space="preserve">--chart-5</w:t>
+            </w:r>
+          </w:p>
+        </w:tc>
+        <w:tc>
+          <w:tcPr>
+            <w:tcW w:type="pct" w:w="22%"/>
+            <w:tcBorders>
+              <w:top w:val="none"/>
+              <w:left w:val="none"/>
+              <w:bottom w:val="none"/>
+              <w:right w:val="none"/>
+            </w:tcBorders>
+            <w:tcMar>
+              <w:top w:type="dxa" w:w="60"/>
+              <w:left w:type="dxa" w:w="120"/>
+              <w:bottom w:type="dxa" w:w="60"/>
+              <w:right w:type="dxa" w:w="120"/>
+            </w:tcMar>
+          </w:tcPr>
+          <w:p>
+            <w:pPr>
+              <w:spacing w:line="360"/>
+              <w:jc w:val="left"/>
+            </w:pPr>
+            <w:r>
+              <w:rPr>
+                <w:rFonts w:ascii="Times New Roman" w:eastAsia="SimSun"/>
+                <w:color w:val="000000"/>
+                <w:sz w:val="21"/>
+                <w:szCs w:val="21"/>
+              </w:rPr>
+              <w:t xml:space="preserve">米灰</w:t>
+            </w:r>
+          </w:p>
+        </w:tc>
+        <w:tc>
+          <w:tcPr>
+            <w:tcW w:type="pct" w:w="44%"/>
+            <w:tcBorders>
+              <w:top w:val="none"/>
+              <w:left w:val="none"/>
+              <w:bottom w:val="none"/>
+              <w:right w:val="none"/>
+            </w:tcBorders>
+            <w:tcMar>
+              <w:top w:type="dxa" w:w="60"/>
+              <w:left w:type="dxa" w:w="120"/>
+              <w:bottom w:type="dxa" w:w="60"/>
+              <w:right w:type="dxa" w:w="120"/>
+            </w:tcMar>
+          </w:tcPr>
+          <w:p>
+            <w:pPr>
+              <w:spacing w:line="360"/>
+              <w:jc w:val="left"/>
+            </w:pPr>
+            <w:r>
+              <w:rPr>
+                <w:rFonts w:ascii="Times New Roman" w:eastAsia="SimSun"/>
+                <w:color w:val="000000"/>
+                <w:sz w:val="21"/>
+                <w:szCs w:val="21"/>
+              </w:rPr>
+              <w:t xml:space="preserve">#D8CFBC</w:t>
+            </w:r>
+          </w:p>
+        </w:tc>
+      </w:tr>
+      <w:tr>
+        <w:trPr>
+          <w:cantSplit/>
+        </w:trPr>
+        <w:tc>
+          <w:tcPr>
+            <w:tcW w:type="pct" w:w="34%"/>
+            <w:tcBorders>
+              <w:top w:val="none"/>
+              <w:left w:val="none"/>
+              <w:bottom w:val="none"/>
+              <w:right w:val="none"/>
+            </w:tcBorders>
+            <w:tcMar>
+              <w:top w:type="dxa" w:w="60"/>
+              <w:left w:type="dxa" w:w="120"/>
+              <w:bottom w:type="dxa" w:w="60"/>
+              <w:right w:type="dxa" w:w="120"/>
+            </w:tcMar>
+          </w:tcPr>
+          <w:p>
+            <w:pPr>
+              <w:spacing w:line="360"/>
+              <w:jc w:val="left"/>
+            </w:pPr>
+            <w:r>
+              <w:rPr>
+                <w:rFonts w:ascii="Times New Roman" w:eastAsia="SimSun"/>
+                <w:color w:val="000000"/>
+                <w:sz w:val="21"/>
+                <w:szCs w:val="21"/>
+              </w:rPr>
+              <w:t xml:space="preserve">--chart-6</w:t>
+            </w:r>
+          </w:p>
+        </w:tc>
+        <w:tc>
+          <w:tcPr>
+            <w:tcW w:type="pct" w:w="22%"/>
+            <w:tcBorders>
+              <w:top w:val="none"/>
+              <w:left w:val="none"/>
+              <w:bottom w:val="none"/>
+              <w:right w:val="none"/>
+            </w:tcBorders>
+            <w:tcMar>
+              <w:top w:type="dxa" w:w="60"/>
+              <w:left w:type="dxa" w:w="120"/>
+              <w:bottom w:type="dxa" w:w="60"/>
+              <w:right w:type="dxa" w:w="120"/>
+            </w:tcMar>
+          </w:tcPr>
+          <w:p>
+            <w:pPr>
+              <w:spacing w:line="360"/>
+              <w:jc w:val="left"/>
+            </w:pPr>
+            <w:r>
+              <w:rPr>
+                <w:rFonts w:ascii="Times New Roman" w:eastAsia="SimSun"/>
+                <w:color w:val="000000"/>
+                <w:sz w:val="21"/>
+                <w:szCs w:val="21"/>
+              </w:rPr>
+              <w:t xml:space="preserve">赭石（备用系列）</w:t>
+            </w:r>
+          </w:p>
+        </w:tc>
+        <w:tc>
+          <w:tcPr>
+            <w:tcW w:type="pct" w:w="44%"/>
+            <w:tcBorders>
+              <w:top w:val="none"/>
+              <w:left w:val="none"/>
+              <w:bottom w:val="none"/>
+              <w:right w:val="none"/>
+            </w:tcBorders>
+            <w:tcMar>
+              <w:top w:type="dxa" w:w="60"/>
+              <w:left w:type="dxa" w:w="120"/>
+              <w:bottom w:type="dxa" w:w="60"/>
+              <w:right w:type="dxa" w:w="120"/>
+            </w:tcMar>
+          </w:tcPr>
+          <w:p>
+            <w:pPr>
+              <w:spacing w:line="360"/>
+              <w:jc w:val="left"/>
+            </w:pPr>
+            <w:r>
+              <w:rPr>
+                <w:rFonts w:ascii="Times New Roman" w:eastAsia="SimSun"/>
+                <w:color w:val="000000"/>
+                <w:sz w:val="21"/>
+                <w:szCs w:val="21"/>
+              </w:rPr>
+              <w:t xml:space="preserve">#8A6D3B</w:t>
+            </w:r>
+          </w:p>
+        </w:tc>
+      </w:tr>
+    </w:tbl>
+    <w:p>
+      <w:pPr>
+        <w:spacing w:after="120" w:line="360"/>
+      </w:pPr>
     </w:p>
     <w:p>
       <w:pPr>
@@ -1921,8 +2670,1115 @@
           <w:sz w:val="24"/>
           <w:szCs w:val="24"/>
         </w:rPr>
-        <w:t xml:space="preserve">：ease-out-quart（cubic-bezier(0.25, 1, 0.5, 1)·均匀精致·默认）、ease-out-expo（cubic-bezier(0.16, 1, 0.3, 1)·果断自信·大位移入场）、ease-in-out-soft（cubic-bezier(0.65, 0, 0.35, 1)·往返对称·展开收起），明文弃用裸 ease。例外须显式登记——统计数字 count-up 以 900ms easeOutExpo 作"白名单例外"，理由是数字增长是"宣告"型动效，需要更长的叙事时间与更果断的抵达感；契约允许例外，但例外必须显式登记并说明理由，以防例外累积侵蚀契约本身。</w:t>
-      </w:r>
+        <w:t xml:space="preserve">：ease-out-quart（均匀精致·默认）、ease-out-expo（果断自信·大位移入场）、ease-in-out-soft（往返对称·展开收起），明文弃用裸 ease；三条曲线的 cubic-bezier 取值见表 3。例外须显式登记——统计数字 count-up 以 900ms easeOutExpo 作"白名单例外"，理由是数字增长是"宣告"型动效，需要更长的叙事时间与更果断的抵达感；契约允许例外，但例外必须显式登记并说明理由，以防例外累积侵蚀契约本身。</w:t>
+      </w:r>
+    </w:p>
+    <w:p>
+      <w:pPr>
+        <w:keepNext/>
+        <w:spacing w:after="80" w:before="200" w:line="360"/>
+        <w:jc w:val="center"/>
+      </w:pPr>
+      <w:r>
+        <w:rPr>
+          <w:rFonts w:ascii="Times New Roman" w:eastAsia="SimSun"/>
+          <w:b/>
+          <w:bCs/>
+          <w:color w:val="000000"/>
+          <w:sz w:val="21"/>
+          <w:szCs w:val="21"/>
+        </w:rPr>
+        <w:t xml:space="preserve">表 3　动效契约</w:t>
+      </w:r>
+    </w:p>
+    <w:tbl>
+      <w:tblPr>
+        <w:tblW w:type="pct" w:w="100%"/>
+        <w:tblBorders>
+          <w:top w:val="single" w:color="000000" w:sz="4"/>
+          <w:left w:val="none"/>
+          <w:bottom w:val="single" w:color="000000" w:sz="4"/>
+          <w:right w:val="none"/>
+          <w:insideH w:val="none"/>
+          <w:insideV w:val="none"/>
+        </w:tblBorders>
+      </w:tblPr>
+      <w:tblGrid>
+        <w:gridCol w:w="100"/>
+        <w:gridCol w:w="100"/>
+        <w:gridCol w:w="100"/>
+        <w:gridCol w:w="100"/>
+      </w:tblGrid>
+      <w:tr>
+        <w:trPr>
+          <w:cantSplit/>
+          <w:tblHeader/>
+        </w:trPr>
+        <w:tc>
+          <w:tcPr>
+            <w:tcW w:type="pct" w:w="15%"/>
+            <w:tcBorders>
+              <w:top w:val="none"/>
+              <w:left w:val="none"/>
+              <w:bottom w:val="single" w:color="000000" w:sz="2"/>
+              <w:right w:val="none"/>
+            </w:tcBorders>
+            <w:tcMar>
+              <w:top w:type="dxa" w:w="60"/>
+              <w:left w:type="dxa" w:w="120"/>
+              <w:bottom w:type="dxa" w:w="60"/>
+              <w:right w:type="dxa" w:w="120"/>
+            </w:tcMar>
+          </w:tcPr>
+          <w:p>
+            <w:pPr>
+              <w:spacing w:line="360"/>
+              <w:jc w:val="left"/>
+            </w:pPr>
+            <w:r>
+              <w:rPr>
+                <w:rFonts w:ascii="Times New Roman" w:eastAsia="SimSun"/>
+                <w:color w:val="000000"/>
+                <w:sz w:val="21"/>
+                <w:szCs w:val="21"/>
+              </w:rPr>
+              <w:t xml:space="preserve">类型</w:t>
+            </w:r>
+          </w:p>
+        </w:tc>
+        <w:tc>
+          <w:tcPr>
+            <w:tcW w:type="pct" w:w="30%"/>
+            <w:tcBorders>
+              <w:top w:val="none"/>
+              <w:left w:val="none"/>
+              <w:bottom w:val="single" w:color="000000" w:sz="2"/>
+              <w:right w:val="none"/>
+            </w:tcBorders>
+            <w:tcMar>
+              <w:top w:type="dxa" w:w="60"/>
+              <w:left w:type="dxa" w:w="120"/>
+              <w:bottom w:type="dxa" w:w="60"/>
+              <w:right w:type="dxa" w:w="120"/>
+            </w:tcMar>
+          </w:tcPr>
+          <w:p>
+            <w:pPr>
+              <w:spacing w:line="360"/>
+              <w:jc w:val="left"/>
+            </w:pPr>
+            <w:r>
+              <w:rPr>
+                <w:rFonts w:ascii="Times New Roman" w:eastAsia="SimSun"/>
+                <w:color w:val="000000"/>
+                <w:sz w:val="21"/>
+                <w:szCs w:val="21"/>
+              </w:rPr>
+              <w:t xml:space="preserve">令牌/机制</w:t>
+            </w:r>
+          </w:p>
+        </w:tc>
+        <w:tc>
+          <w:tcPr>
+            <w:tcW w:type="pct" w:w="29%"/>
+            <w:tcBorders>
+              <w:top w:val="none"/>
+              <w:left w:val="none"/>
+              <w:bottom w:val="single" w:color="000000" w:sz="2"/>
+              <w:right w:val="none"/>
+            </w:tcBorders>
+            <w:tcMar>
+              <w:top w:type="dxa" w:w="60"/>
+              <w:left w:type="dxa" w:w="120"/>
+              <w:bottom w:type="dxa" w:w="60"/>
+              <w:right w:type="dxa" w:w="120"/>
+            </w:tcMar>
+          </w:tcPr>
+          <w:p>
+            <w:pPr>
+              <w:spacing w:line="360"/>
+              <w:jc w:val="left"/>
+            </w:pPr>
+            <w:r>
+              <w:rPr>
+                <w:rFonts w:ascii="Times New Roman" w:eastAsia="SimSun"/>
+                <w:color w:val="000000"/>
+                <w:sz w:val="21"/>
+                <w:szCs w:val="21"/>
+              </w:rPr>
+              <w:t xml:space="preserve">取值</w:t>
+            </w:r>
+          </w:p>
+        </w:tc>
+        <w:tc>
+          <w:tcPr>
+            <w:tcW w:type="pct" w:w="26%"/>
+            <w:tcBorders>
+              <w:top w:val="none"/>
+              <w:left w:val="none"/>
+              <w:bottom w:val="single" w:color="000000" w:sz="2"/>
+              <w:right w:val="none"/>
+            </w:tcBorders>
+            <w:tcMar>
+              <w:top w:type="dxa" w:w="60"/>
+              <w:left w:type="dxa" w:w="120"/>
+              <w:bottom w:type="dxa" w:w="60"/>
+              <w:right w:type="dxa" w:w="120"/>
+            </w:tcMar>
+          </w:tcPr>
+          <w:p>
+            <w:pPr>
+              <w:spacing w:line="360"/>
+              <w:jc w:val="left"/>
+            </w:pPr>
+            <w:r>
+              <w:rPr>
+                <w:rFonts w:ascii="Times New Roman" w:eastAsia="SimSun"/>
+                <w:color w:val="000000"/>
+                <w:sz w:val="21"/>
+                <w:szCs w:val="21"/>
+              </w:rPr>
+              <w:t xml:space="preserve">用途</w:t>
+            </w:r>
+          </w:p>
+        </w:tc>
+      </w:tr>
+      <w:tr>
+        <w:trPr>
+          <w:cantSplit/>
+        </w:trPr>
+        <w:tc>
+          <w:tcPr>
+            <w:tcW w:type="pct" w:w="15%"/>
+            <w:tcBorders>
+              <w:top w:val="none"/>
+              <w:left w:val="none"/>
+              <w:bottom w:val="none"/>
+              <w:right w:val="none"/>
+            </w:tcBorders>
+            <w:tcMar>
+              <w:top w:type="dxa" w:w="60"/>
+              <w:left w:type="dxa" w:w="120"/>
+              <w:bottom w:type="dxa" w:w="60"/>
+              <w:right w:type="dxa" w:w="120"/>
+            </w:tcMar>
+          </w:tcPr>
+          <w:p>
+            <w:pPr>
+              <w:spacing w:line="360"/>
+              <w:jc w:val="left"/>
+            </w:pPr>
+            <w:r>
+              <w:rPr>
+                <w:rFonts w:ascii="Times New Roman" w:eastAsia="SimSun"/>
+                <w:color w:val="000000"/>
+                <w:sz w:val="21"/>
+                <w:szCs w:val="21"/>
+              </w:rPr>
+              <w:t xml:space="preserve">即时反馈</w:t>
+            </w:r>
+          </w:p>
+        </w:tc>
+        <w:tc>
+          <w:tcPr>
+            <w:tcW w:type="pct" w:w="30%"/>
+            <w:tcBorders>
+              <w:top w:val="none"/>
+              <w:left w:val="none"/>
+              <w:bottom w:val="none"/>
+              <w:right w:val="none"/>
+            </w:tcBorders>
+            <w:tcMar>
+              <w:top w:type="dxa" w:w="60"/>
+              <w:left w:type="dxa" w:w="120"/>
+              <w:bottom w:type="dxa" w:w="60"/>
+              <w:right w:type="dxa" w:w="120"/>
+            </w:tcMar>
+          </w:tcPr>
+          <w:p>
+            <w:pPr>
+              <w:spacing w:line="360"/>
+              <w:jc w:val="left"/>
+            </w:pPr>
+            <w:r>
+              <w:rPr>
+                <w:rFonts w:ascii="Times New Roman" w:eastAsia="SimSun"/>
+                <w:color w:val="000000"/>
+                <w:sz w:val="21"/>
+                <w:szCs w:val="21"/>
+              </w:rPr>
+              <w:t xml:space="preserve">--dur-fast</w:t>
+            </w:r>
+          </w:p>
+        </w:tc>
+        <w:tc>
+          <w:tcPr>
+            <w:tcW w:type="pct" w:w="29%"/>
+            <w:tcBorders>
+              <w:top w:val="none"/>
+              <w:left w:val="none"/>
+              <w:bottom w:val="none"/>
+              <w:right w:val="none"/>
+            </w:tcBorders>
+            <w:tcMar>
+              <w:top w:type="dxa" w:w="60"/>
+              <w:left w:type="dxa" w:w="120"/>
+              <w:bottom w:type="dxa" w:w="60"/>
+              <w:right w:type="dxa" w:w="120"/>
+            </w:tcMar>
+          </w:tcPr>
+          <w:p>
+            <w:pPr>
+              <w:spacing w:line="360"/>
+              <w:jc w:val="left"/>
+            </w:pPr>
+            <w:r>
+              <w:rPr>
+                <w:rFonts w:ascii="Times New Roman" w:eastAsia="SimSun"/>
+                <w:color w:val="000000"/>
+                <w:sz w:val="21"/>
+                <w:szCs w:val="21"/>
+              </w:rPr>
+              <w:t xml:space="preserve">150ms</w:t>
+            </w:r>
+          </w:p>
+        </w:tc>
+        <w:tc>
+          <w:tcPr>
+            <w:tcW w:type="pct" w:w="26%"/>
+            <w:tcBorders>
+              <w:top w:val="none"/>
+              <w:left w:val="none"/>
+              <w:bottom w:val="none"/>
+              <w:right w:val="none"/>
+            </w:tcBorders>
+            <w:tcMar>
+              <w:top w:type="dxa" w:w="60"/>
+              <w:left w:type="dxa" w:w="120"/>
+              <w:bottom w:type="dxa" w:w="60"/>
+              <w:right w:type="dxa" w:w="120"/>
+            </w:tcMar>
+          </w:tcPr>
+          <w:p>
+            <w:pPr>
+              <w:spacing w:line="360"/>
+              <w:jc w:val="left"/>
+            </w:pPr>
+            <w:r>
+              <w:rPr>
+                <w:rFonts w:ascii="Times New Roman" w:eastAsia="SimSun"/>
+                <w:color w:val="000000"/>
+                <w:sz w:val="21"/>
+                <w:szCs w:val="21"/>
+              </w:rPr>
+              <w:t xml:space="preserve">按压、hover</w:t>
+            </w:r>
+          </w:p>
+        </w:tc>
+      </w:tr>
+      <w:tr>
+        <w:trPr>
+          <w:cantSplit/>
+        </w:trPr>
+        <w:tc>
+          <w:tcPr>
+            <w:tcW w:type="pct" w:w="15%"/>
+            <w:tcBorders>
+              <w:top w:val="none"/>
+              <w:left w:val="none"/>
+              <w:bottom w:val="none"/>
+              <w:right w:val="none"/>
+            </w:tcBorders>
+            <w:tcMar>
+              <w:top w:type="dxa" w:w="60"/>
+              <w:left w:type="dxa" w:w="120"/>
+              <w:bottom w:type="dxa" w:w="60"/>
+              <w:right w:type="dxa" w:w="120"/>
+            </w:tcMar>
+          </w:tcPr>
+          <w:p>
+            <w:pPr>
+              <w:spacing w:line="360"/>
+              <w:jc w:val="left"/>
+            </w:pPr>
+            <w:r>
+              <w:rPr>
+                <w:rFonts w:ascii="Times New Roman" w:eastAsia="SimSun"/>
+                <w:color w:val="000000"/>
+                <w:sz w:val="21"/>
+                <w:szCs w:val="21"/>
+              </w:rPr>
+              <w:t xml:space="preserve">状态变化</w:t>
+            </w:r>
+          </w:p>
+        </w:tc>
+        <w:tc>
+          <w:tcPr>
+            <w:tcW w:type="pct" w:w="30%"/>
+            <w:tcBorders>
+              <w:top w:val="none"/>
+              <w:left w:val="none"/>
+              <w:bottom w:val="none"/>
+              <w:right w:val="none"/>
+            </w:tcBorders>
+            <w:tcMar>
+              <w:top w:type="dxa" w:w="60"/>
+              <w:left w:type="dxa" w:w="120"/>
+              <w:bottom w:type="dxa" w:w="60"/>
+              <w:right w:type="dxa" w:w="120"/>
+            </w:tcMar>
+          </w:tcPr>
+          <w:p>
+            <w:pPr>
+              <w:spacing w:line="360"/>
+              <w:jc w:val="left"/>
+            </w:pPr>
+            <w:r>
+              <w:rPr>
+                <w:rFonts w:ascii="Times New Roman" w:eastAsia="SimSun"/>
+                <w:color w:val="000000"/>
+                <w:sz w:val="21"/>
+                <w:szCs w:val="21"/>
+              </w:rPr>
+              <w:t xml:space="preserve">--dur-base</w:t>
+            </w:r>
+          </w:p>
+        </w:tc>
+        <w:tc>
+          <w:tcPr>
+            <w:tcW w:type="pct" w:w="29%"/>
+            <w:tcBorders>
+              <w:top w:val="none"/>
+              <w:left w:val="none"/>
+              <w:bottom w:val="none"/>
+              <w:right w:val="none"/>
+            </w:tcBorders>
+            <w:tcMar>
+              <w:top w:type="dxa" w:w="60"/>
+              <w:left w:type="dxa" w:w="120"/>
+              <w:bottom w:type="dxa" w:w="60"/>
+              <w:right w:type="dxa" w:w="120"/>
+            </w:tcMar>
+          </w:tcPr>
+          <w:p>
+            <w:pPr>
+              <w:spacing w:line="360"/>
+              <w:jc w:val="left"/>
+            </w:pPr>
+            <w:r>
+              <w:rPr>
+                <w:rFonts w:ascii="Times New Roman" w:eastAsia="SimSun"/>
+                <w:color w:val="000000"/>
+                <w:sz w:val="21"/>
+                <w:szCs w:val="21"/>
+              </w:rPr>
+              <w:t xml:space="preserve">250ms</w:t>
+            </w:r>
+          </w:p>
+        </w:tc>
+        <w:tc>
+          <w:tcPr>
+            <w:tcW w:type="pct" w:w="26%"/>
+            <w:tcBorders>
+              <w:top w:val="none"/>
+              <w:left w:val="none"/>
+              <w:bottom w:val="none"/>
+              <w:right w:val="none"/>
+            </w:tcBorders>
+            <w:tcMar>
+              <w:top w:type="dxa" w:w="60"/>
+              <w:left w:type="dxa" w:w="120"/>
+              <w:bottom w:type="dxa" w:w="60"/>
+              <w:right w:type="dxa" w:w="120"/>
+            </w:tcMar>
+          </w:tcPr>
+          <w:p>
+            <w:pPr>
+              <w:spacing w:line="360"/>
+              <w:jc w:val="left"/>
+            </w:pPr>
+            <w:r>
+              <w:rPr>
+                <w:rFonts w:ascii="Times New Roman" w:eastAsia="SimSun"/>
+                <w:color w:val="000000"/>
+                <w:sz w:val="21"/>
+                <w:szCs w:val="21"/>
+              </w:rPr>
+              <w:t xml:space="preserve">卡片浮起、tooltip</w:t>
+            </w:r>
+          </w:p>
+        </w:tc>
+      </w:tr>
+      <w:tr>
+        <w:trPr>
+          <w:cantSplit/>
+        </w:trPr>
+        <w:tc>
+          <w:tcPr>
+            <w:tcW w:type="pct" w:w="15%"/>
+            <w:tcBorders>
+              <w:top w:val="none"/>
+              <w:left w:val="none"/>
+              <w:bottom w:val="none"/>
+              <w:right w:val="none"/>
+            </w:tcBorders>
+            <w:tcMar>
+              <w:top w:type="dxa" w:w="60"/>
+              <w:left w:type="dxa" w:w="120"/>
+              <w:bottom w:type="dxa" w:w="60"/>
+              <w:right w:type="dxa" w:w="120"/>
+            </w:tcMar>
+          </w:tcPr>
+          <w:p>
+            <w:pPr>
+              <w:spacing w:line="360"/>
+              <w:jc w:val="left"/>
+            </w:pPr>
+            <w:r>
+              <w:rPr>
+                <w:rFonts w:ascii="Times New Roman" w:eastAsia="SimSun"/>
+                <w:color w:val="000000"/>
+                <w:sz w:val="21"/>
+                <w:szCs w:val="21"/>
+              </w:rPr>
+              <w:t xml:space="preserve">叙事过渡</w:t>
+            </w:r>
+          </w:p>
+        </w:tc>
+        <w:tc>
+          <w:tcPr>
+            <w:tcW w:type="pct" w:w="30%"/>
+            <w:tcBorders>
+              <w:top w:val="none"/>
+              <w:left w:val="none"/>
+              <w:bottom w:val="none"/>
+              <w:right w:val="none"/>
+            </w:tcBorders>
+            <w:tcMar>
+              <w:top w:type="dxa" w:w="60"/>
+              <w:left w:type="dxa" w:w="120"/>
+              <w:bottom w:type="dxa" w:w="60"/>
+              <w:right w:type="dxa" w:w="120"/>
+            </w:tcMar>
+          </w:tcPr>
+          <w:p>
+            <w:pPr>
+              <w:spacing w:line="360"/>
+              <w:jc w:val="left"/>
+            </w:pPr>
+            <w:r>
+              <w:rPr>
+                <w:rFonts w:ascii="Times New Roman" w:eastAsia="SimSun"/>
+                <w:color w:val="000000"/>
+                <w:sz w:val="21"/>
+                <w:szCs w:val="21"/>
+              </w:rPr>
+              <w:t xml:space="preserve">--dur-slow</w:t>
+            </w:r>
+          </w:p>
+        </w:tc>
+        <w:tc>
+          <w:tcPr>
+            <w:tcW w:type="pct" w:w="29%"/>
+            <w:tcBorders>
+              <w:top w:val="none"/>
+              <w:left w:val="none"/>
+              <w:bottom w:val="none"/>
+              <w:right w:val="none"/>
+            </w:tcBorders>
+            <w:tcMar>
+              <w:top w:type="dxa" w:w="60"/>
+              <w:left w:type="dxa" w:w="120"/>
+              <w:bottom w:type="dxa" w:w="60"/>
+              <w:right w:type="dxa" w:w="120"/>
+            </w:tcMar>
+          </w:tcPr>
+          <w:p>
+            <w:pPr>
+              <w:spacing w:line="360"/>
+              <w:jc w:val="left"/>
+            </w:pPr>
+            <w:r>
+              <w:rPr>
+                <w:rFonts w:ascii="Times New Roman" w:eastAsia="SimSun"/>
+                <w:color w:val="000000"/>
+                <w:sz w:val="21"/>
+                <w:szCs w:val="21"/>
+              </w:rPr>
+              <w:t xml:space="preserve">500ms</w:t>
+            </w:r>
+          </w:p>
+        </w:tc>
+        <w:tc>
+          <w:tcPr>
+            <w:tcW w:type="pct" w:w="26%"/>
+            <w:tcBorders>
+              <w:top w:val="none"/>
+              <w:left w:val="none"/>
+              <w:bottom w:val="none"/>
+              <w:right w:val="none"/>
+            </w:tcBorders>
+            <w:tcMar>
+              <w:top w:type="dxa" w:w="60"/>
+              <w:left w:type="dxa" w:w="120"/>
+              <w:bottom w:type="dxa" w:w="60"/>
+              <w:right w:type="dxa" w:w="120"/>
+            </w:tcMar>
+          </w:tcPr>
+          <w:p>
+            <w:pPr>
+              <w:spacing w:line="360"/>
+              <w:jc w:val="left"/>
+            </w:pPr>
+            <w:r>
+              <w:rPr>
+                <w:rFonts w:ascii="Times New Roman" w:eastAsia="SimSun"/>
+                <w:color w:val="000000"/>
+                <w:sz w:val="21"/>
+                <w:szCs w:val="21"/>
+              </w:rPr>
+              <w:t xml:space="preserve">图表入场、区块 reveal</w:t>
+            </w:r>
+          </w:p>
+        </w:tc>
+      </w:tr>
+      <w:tr>
+        <w:trPr>
+          <w:cantSplit/>
+        </w:trPr>
+        <w:tc>
+          <w:tcPr>
+            <w:tcW w:type="pct" w:w="15%"/>
+            <w:tcBorders>
+              <w:top w:val="none"/>
+              <w:left w:val="none"/>
+              <w:bottom w:val="none"/>
+              <w:right w:val="none"/>
+            </w:tcBorders>
+            <w:tcMar>
+              <w:top w:type="dxa" w:w="60"/>
+              <w:left w:type="dxa" w:w="120"/>
+              <w:bottom w:type="dxa" w:w="60"/>
+              <w:right w:type="dxa" w:w="120"/>
+            </w:tcMar>
+          </w:tcPr>
+          <w:p>
+            <w:pPr>
+              <w:spacing w:line="360"/>
+              <w:jc w:val="left"/>
+            </w:pPr>
+            <w:r>
+              <w:rPr>
+                <w:rFonts w:ascii="Times New Roman" w:eastAsia="SimSun"/>
+                <w:color w:val="000000"/>
+                <w:sz w:val="21"/>
+                <w:szCs w:val="21"/>
+              </w:rPr>
+              <w:t xml:space="preserve">默认缓动</w:t>
+            </w:r>
+          </w:p>
+        </w:tc>
+        <w:tc>
+          <w:tcPr>
+            <w:tcW w:type="pct" w:w="30%"/>
+            <w:tcBorders>
+              <w:top w:val="none"/>
+              <w:left w:val="none"/>
+              <w:bottom w:val="none"/>
+              <w:right w:val="none"/>
+            </w:tcBorders>
+            <w:tcMar>
+              <w:top w:type="dxa" w:w="60"/>
+              <w:left w:type="dxa" w:w="120"/>
+              <w:bottom w:type="dxa" w:w="60"/>
+              <w:right w:type="dxa" w:w="120"/>
+            </w:tcMar>
+          </w:tcPr>
+          <w:p>
+            <w:pPr>
+              <w:spacing w:line="360"/>
+              <w:jc w:val="left"/>
+            </w:pPr>
+            <w:r>
+              <w:rPr>
+                <w:rFonts w:ascii="Times New Roman" w:eastAsia="SimSun"/>
+                <w:color w:val="000000"/>
+                <w:sz w:val="21"/>
+                <w:szCs w:val="21"/>
+              </w:rPr>
+              <w:t xml:space="preserve">--ease-out-quart</w:t>
+            </w:r>
+          </w:p>
+        </w:tc>
+        <w:tc>
+          <w:tcPr>
+            <w:tcW w:type="pct" w:w="29%"/>
+            <w:tcBorders>
+              <w:top w:val="none"/>
+              <w:left w:val="none"/>
+              <w:bottom w:val="none"/>
+              <w:right w:val="none"/>
+            </w:tcBorders>
+            <w:tcMar>
+              <w:top w:type="dxa" w:w="60"/>
+              <w:left w:type="dxa" w:w="120"/>
+              <w:bottom w:type="dxa" w:w="60"/>
+              <w:right w:type="dxa" w:w="120"/>
+            </w:tcMar>
+          </w:tcPr>
+          <w:p>
+            <w:pPr>
+              <w:spacing w:line="360"/>
+              <w:jc w:val="left"/>
+            </w:pPr>
+            <w:r>
+              <w:rPr>
+                <w:rFonts w:ascii="Times New Roman" w:eastAsia="SimSun"/>
+                <w:color w:val="000000"/>
+                <w:sz w:val="21"/>
+                <w:szCs w:val="21"/>
+              </w:rPr>
+              <w:t xml:space="preserve">cubic-bezier(0.25, 1, 0.5, 1)</w:t>
+            </w:r>
+          </w:p>
+        </w:tc>
+        <w:tc>
+          <w:tcPr>
+            <w:tcW w:type="pct" w:w="26%"/>
+            <w:tcBorders>
+              <w:top w:val="none"/>
+              <w:left w:val="none"/>
+              <w:bottom w:val="none"/>
+              <w:right w:val="none"/>
+            </w:tcBorders>
+            <w:tcMar>
+              <w:top w:type="dxa" w:w="60"/>
+              <w:left w:type="dxa" w:w="120"/>
+              <w:bottom w:type="dxa" w:w="60"/>
+              <w:right w:type="dxa" w:w="120"/>
+            </w:tcMar>
+          </w:tcPr>
+          <w:p>
+            <w:pPr>
+              <w:spacing w:line="360"/>
+              <w:jc w:val="left"/>
+            </w:pPr>
+            <w:r>
+              <w:rPr>
+                <w:rFonts w:ascii="Times New Roman" w:eastAsia="SimSun"/>
+                <w:color w:val="000000"/>
+                <w:sz w:val="21"/>
+                <w:szCs w:val="21"/>
+              </w:rPr>
+              <w:t xml:space="preserve">均匀精致</w:t>
+            </w:r>
+          </w:p>
+        </w:tc>
+      </w:tr>
+      <w:tr>
+        <w:trPr>
+          <w:cantSplit/>
+        </w:trPr>
+        <w:tc>
+          <w:tcPr>
+            <w:tcW w:type="pct" w:w="15%"/>
+            <w:tcBorders>
+              <w:top w:val="none"/>
+              <w:left w:val="none"/>
+              <w:bottom w:val="none"/>
+              <w:right w:val="none"/>
+            </w:tcBorders>
+            <w:tcMar>
+              <w:top w:type="dxa" w:w="60"/>
+              <w:left w:type="dxa" w:w="120"/>
+              <w:bottom w:type="dxa" w:w="60"/>
+              <w:right w:type="dxa" w:w="120"/>
+            </w:tcMar>
+          </w:tcPr>
+          <w:p>
+            <w:pPr>
+              <w:spacing w:line="360"/>
+              <w:jc w:val="left"/>
+            </w:pPr>
+            <w:r>
+              <w:rPr>
+                <w:rFonts w:ascii="Times New Roman" w:eastAsia="SimSun"/>
+                <w:color w:val="000000"/>
+                <w:sz w:val="21"/>
+                <w:szCs w:val="21"/>
+              </w:rPr>
+              <w:t xml:space="preserve">大位移入场</w:t>
+            </w:r>
+          </w:p>
+        </w:tc>
+        <w:tc>
+          <w:tcPr>
+            <w:tcW w:type="pct" w:w="30%"/>
+            <w:tcBorders>
+              <w:top w:val="none"/>
+              <w:left w:val="none"/>
+              <w:bottom w:val="none"/>
+              <w:right w:val="none"/>
+            </w:tcBorders>
+            <w:tcMar>
+              <w:top w:type="dxa" w:w="60"/>
+              <w:left w:type="dxa" w:w="120"/>
+              <w:bottom w:type="dxa" w:w="60"/>
+              <w:right w:type="dxa" w:w="120"/>
+            </w:tcMar>
+          </w:tcPr>
+          <w:p>
+            <w:pPr>
+              <w:spacing w:line="360"/>
+              <w:jc w:val="left"/>
+            </w:pPr>
+            <w:r>
+              <w:rPr>
+                <w:rFonts w:ascii="Times New Roman" w:eastAsia="SimSun"/>
+                <w:color w:val="000000"/>
+                <w:sz w:val="21"/>
+                <w:szCs w:val="21"/>
+              </w:rPr>
+              <w:t xml:space="preserve">--ease-out-expo</w:t>
+            </w:r>
+          </w:p>
+        </w:tc>
+        <w:tc>
+          <w:tcPr>
+            <w:tcW w:type="pct" w:w="29%"/>
+            <w:tcBorders>
+              <w:top w:val="none"/>
+              <w:left w:val="none"/>
+              <w:bottom w:val="none"/>
+              <w:right w:val="none"/>
+            </w:tcBorders>
+            <w:tcMar>
+              <w:top w:type="dxa" w:w="60"/>
+              <w:left w:type="dxa" w:w="120"/>
+              <w:bottom w:type="dxa" w:w="60"/>
+              <w:right w:type="dxa" w:w="120"/>
+            </w:tcMar>
+          </w:tcPr>
+          <w:p>
+            <w:pPr>
+              <w:spacing w:line="360"/>
+              <w:jc w:val="left"/>
+            </w:pPr>
+            <w:r>
+              <w:rPr>
+                <w:rFonts w:ascii="Times New Roman" w:eastAsia="SimSun"/>
+                <w:color w:val="000000"/>
+                <w:sz w:val="21"/>
+                <w:szCs w:val="21"/>
+              </w:rPr>
+              <w:t xml:space="preserve">cubic-bezier(0.16, 1, 0.3, 1)</w:t>
+            </w:r>
+          </w:p>
+        </w:tc>
+        <w:tc>
+          <w:tcPr>
+            <w:tcW w:type="pct" w:w="26%"/>
+            <w:tcBorders>
+              <w:top w:val="none"/>
+              <w:left w:val="none"/>
+              <w:bottom w:val="none"/>
+              <w:right w:val="none"/>
+            </w:tcBorders>
+            <w:tcMar>
+              <w:top w:type="dxa" w:w="60"/>
+              <w:left w:type="dxa" w:w="120"/>
+              <w:bottom w:type="dxa" w:w="60"/>
+              <w:right w:type="dxa" w:w="120"/>
+            </w:tcMar>
+          </w:tcPr>
+          <w:p>
+            <w:pPr>
+              <w:spacing w:line="360"/>
+              <w:jc w:val="left"/>
+            </w:pPr>
+            <w:r>
+              <w:rPr>
+                <w:rFonts w:ascii="Times New Roman" w:eastAsia="SimSun"/>
+                <w:color w:val="000000"/>
+                <w:sz w:val="21"/>
+                <w:szCs w:val="21"/>
+              </w:rPr>
+              <w:t xml:space="preserve">果断自信</w:t>
+            </w:r>
+          </w:p>
+        </w:tc>
+      </w:tr>
+      <w:tr>
+        <w:trPr>
+          <w:cantSplit/>
+        </w:trPr>
+        <w:tc>
+          <w:tcPr>
+            <w:tcW w:type="pct" w:w="15%"/>
+            <w:tcBorders>
+              <w:top w:val="none"/>
+              <w:left w:val="none"/>
+              <w:bottom w:val="none"/>
+              <w:right w:val="none"/>
+            </w:tcBorders>
+            <w:tcMar>
+              <w:top w:type="dxa" w:w="60"/>
+              <w:left w:type="dxa" w:w="120"/>
+              <w:bottom w:type="dxa" w:w="60"/>
+              <w:right w:type="dxa" w:w="120"/>
+            </w:tcMar>
+          </w:tcPr>
+          <w:p>
+            <w:pPr>
+              <w:spacing w:line="360"/>
+              <w:jc w:val="left"/>
+            </w:pPr>
+            <w:r>
+              <w:rPr>
+                <w:rFonts w:ascii="Times New Roman" w:eastAsia="SimSun"/>
+                <w:color w:val="000000"/>
+                <w:sz w:val="21"/>
+                <w:szCs w:val="21"/>
+              </w:rPr>
+              <w:t xml:space="preserve">展开收起</w:t>
+            </w:r>
+          </w:p>
+        </w:tc>
+        <w:tc>
+          <w:tcPr>
+            <w:tcW w:type="pct" w:w="30%"/>
+            <w:tcBorders>
+              <w:top w:val="none"/>
+              <w:left w:val="none"/>
+              <w:bottom w:val="none"/>
+              <w:right w:val="none"/>
+            </w:tcBorders>
+            <w:tcMar>
+              <w:top w:type="dxa" w:w="60"/>
+              <w:left w:type="dxa" w:w="120"/>
+              <w:bottom w:type="dxa" w:w="60"/>
+              <w:right w:type="dxa" w:w="120"/>
+            </w:tcMar>
+          </w:tcPr>
+          <w:p>
+            <w:pPr>
+              <w:spacing w:line="360"/>
+              <w:jc w:val="left"/>
+            </w:pPr>
+            <w:r>
+              <w:rPr>
+                <w:rFonts w:ascii="Times New Roman" w:eastAsia="SimSun"/>
+                <w:color w:val="000000"/>
+                <w:sz w:val="21"/>
+                <w:szCs w:val="21"/>
+              </w:rPr>
+              <w:t xml:space="preserve">--ease-in-out-soft</w:t>
+            </w:r>
+          </w:p>
+        </w:tc>
+        <w:tc>
+          <w:tcPr>
+            <w:tcW w:type="pct" w:w="29%"/>
+            <w:tcBorders>
+              <w:top w:val="none"/>
+              <w:left w:val="none"/>
+              <w:bottom w:val="none"/>
+              <w:right w:val="none"/>
+            </w:tcBorders>
+            <w:tcMar>
+              <w:top w:type="dxa" w:w="60"/>
+              <w:left w:type="dxa" w:w="120"/>
+              <w:bottom w:type="dxa" w:w="60"/>
+              <w:right w:type="dxa" w:w="120"/>
+            </w:tcMar>
+          </w:tcPr>
+          <w:p>
+            <w:pPr>
+              <w:spacing w:line="360"/>
+              <w:jc w:val="left"/>
+            </w:pPr>
+            <w:r>
+              <w:rPr>
+                <w:rFonts w:ascii="Times New Roman" w:eastAsia="SimSun"/>
+                <w:color w:val="000000"/>
+                <w:sz w:val="21"/>
+                <w:szCs w:val="21"/>
+              </w:rPr>
+              <w:t xml:space="preserve">cubic-bezier(0.65, 0, 0.35, 1)</w:t>
+            </w:r>
+          </w:p>
+        </w:tc>
+        <w:tc>
+          <w:tcPr>
+            <w:tcW w:type="pct" w:w="26%"/>
+            <w:tcBorders>
+              <w:top w:val="none"/>
+              <w:left w:val="none"/>
+              <w:bottom w:val="none"/>
+              <w:right w:val="none"/>
+            </w:tcBorders>
+            <w:tcMar>
+              <w:top w:type="dxa" w:w="60"/>
+              <w:left w:type="dxa" w:w="120"/>
+              <w:bottom w:type="dxa" w:w="60"/>
+              <w:right w:type="dxa" w:w="120"/>
+            </w:tcMar>
+          </w:tcPr>
+          <w:p>
+            <w:pPr>
+              <w:spacing w:line="360"/>
+              <w:jc w:val="left"/>
+            </w:pPr>
+            <w:r>
+              <w:rPr>
+                <w:rFonts w:ascii="Times New Roman" w:eastAsia="SimSun"/>
+                <w:color w:val="000000"/>
+                <w:sz w:val="21"/>
+                <w:szCs w:val="21"/>
+              </w:rPr>
+              <w:t xml:space="preserve">往返对称</w:t>
+            </w:r>
+          </w:p>
+        </w:tc>
+      </w:tr>
+      <w:tr>
+        <w:trPr>
+          <w:cantSplit/>
+        </w:trPr>
+        <w:tc>
+          <w:tcPr>
+            <w:tcW w:type="pct" w:w="15%"/>
+            <w:tcBorders>
+              <w:top w:val="none"/>
+              <w:left w:val="none"/>
+              <w:bottom w:val="none"/>
+              <w:right w:val="none"/>
+            </w:tcBorders>
+            <w:tcMar>
+              <w:top w:type="dxa" w:w="60"/>
+              <w:left w:type="dxa" w:w="120"/>
+              <w:bottom w:type="dxa" w:w="60"/>
+              <w:right w:type="dxa" w:w="120"/>
+            </w:tcMar>
+          </w:tcPr>
+          <w:p>
+            <w:pPr>
+              <w:spacing w:line="360"/>
+              <w:jc w:val="left"/>
+            </w:pPr>
+            <w:r>
+              <w:rPr>
+                <w:rFonts w:ascii="Times New Roman" w:eastAsia="SimSun"/>
+                <w:color w:val="000000"/>
+                <w:sz w:val="21"/>
+                <w:szCs w:val="21"/>
+              </w:rPr>
+              <w:t xml:space="preserve">白名单例外</w:t>
+            </w:r>
+          </w:p>
+        </w:tc>
+        <w:tc>
+          <w:tcPr>
+            <w:tcW w:type="pct" w:w="30%"/>
+            <w:tcBorders>
+              <w:top w:val="none"/>
+              <w:left w:val="none"/>
+              <w:bottom w:val="none"/>
+              <w:right w:val="none"/>
+            </w:tcBorders>
+            <w:tcMar>
+              <w:top w:type="dxa" w:w="60"/>
+              <w:left w:type="dxa" w:w="120"/>
+              <w:bottom w:type="dxa" w:w="60"/>
+              <w:right w:type="dxa" w:w="120"/>
+            </w:tcMar>
+          </w:tcPr>
+          <w:p>
+            <w:pPr>
+              <w:spacing w:line="360"/>
+              <w:jc w:val="left"/>
+            </w:pPr>
+            <w:r>
+              <w:rPr>
+                <w:rFonts w:ascii="Times New Roman" w:eastAsia="SimSun"/>
+                <w:color w:val="000000"/>
+                <w:sz w:val="21"/>
+                <w:szCs w:val="21"/>
+              </w:rPr>
+              <w:t xml:space="preserve">count-up（脚本级豁免·非令牌）</w:t>
+            </w:r>
+          </w:p>
+        </w:tc>
+        <w:tc>
+          <w:tcPr>
+            <w:tcW w:type="pct" w:w="29%"/>
+            <w:tcBorders>
+              <w:top w:val="none"/>
+              <w:left w:val="none"/>
+              <w:bottom w:val="none"/>
+              <w:right w:val="none"/>
+            </w:tcBorders>
+            <w:tcMar>
+              <w:top w:type="dxa" w:w="60"/>
+              <w:left w:type="dxa" w:w="120"/>
+              <w:bottom w:type="dxa" w:w="60"/>
+              <w:right w:type="dxa" w:w="120"/>
+            </w:tcMar>
+          </w:tcPr>
+          <w:p>
+            <w:pPr>
+              <w:spacing w:line="360"/>
+              <w:jc w:val="left"/>
+            </w:pPr>
+            <w:r>
+              <w:rPr>
+                <w:rFonts w:ascii="Times New Roman" w:eastAsia="SimSun"/>
+                <w:color w:val="000000"/>
+                <w:sz w:val="21"/>
+                <w:szCs w:val="21"/>
+              </w:rPr>
+              <w:t xml:space="preserve">900ms easeOutExpo</w:t>
+            </w:r>
+          </w:p>
+        </w:tc>
+        <w:tc>
+          <w:tcPr>
+            <w:tcW w:type="pct" w:w="26%"/>
+            <w:tcBorders>
+              <w:top w:val="none"/>
+              <w:left w:val="none"/>
+              <w:bottom w:val="none"/>
+              <w:right w:val="none"/>
+            </w:tcBorders>
+            <w:tcMar>
+              <w:top w:type="dxa" w:w="60"/>
+              <w:left w:type="dxa" w:w="120"/>
+              <w:bottom w:type="dxa" w:w="60"/>
+              <w:right w:type="dxa" w:w="120"/>
+            </w:tcMar>
+          </w:tcPr>
+          <w:p>
+            <w:pPr>
+              <w:spacing w:line="360"/>
+              <w:jc w:val="left"/>
+            </w:pPr>
+            <w:r>
+              <w:rPr>
+                <w:rFonts w:ascii="Times New Roman" w:eastAsia="SimSun"/>
+                <w:color w:val="000000"/>
+                <w:sz w:val="21"/>
+                <w:szCs w:val="21"/>
+              </w:rPr>
+              <w:t xml:space="preserve">数字增长"宣告"型动效</w:t>
+            </w:r>
+          </w:p>
+        </w:tc>
+      </w:tr>
+    </w:tbl>
+    <w:p>
+      <w:pPr>
+        <w:spacing w:after="120" w:line="360"/>
+      </w:pPr>
     </w:p>
     <w:p>
       <w:pPr>
@@ -2044,7 +3900,7 @@
           <w:sz w:val="24"/>
           <w:szCs w:val="24"/>
         </w:rPr>
-        <w:t xml:space="preserve">。数据结构上，页面将人物按四个叙事集团组织（取经团队/神佛体系/妖怪群体/凡人群体），数据以内嵌对象随页面分发，无需网络请求。视觉映射上，四集团映射为朱砂/靛蓝/褐/苔绿——取自五色雅集而非网络可视化默认彩虹色，"势力"一眼可辨，次级分组只在集团色内做明度变化、不引入新色相；布局参数克制收敛（alphaDecay 0.08、velocityDecay 0.5、连线距离 80px），避免力导向图长时间振荡。交互上，节点拖拽、悬停高亮关联边、tooltip 复用全站统一样式。可及性上，集团色经暗色提亮滤波、键盘焦点样式全站统一。</w:t>
+        <w:t xml:space="preserve">。数据结构上，页面将人物按四个叙事集团组织（取经团队/神佛体系/妖怪群体/凡人群体），数据以内嵌对象随页面分发，无需网络请求。视觉映射上，四集团映射为朱砂/靛蓝/褐/苔绿——取自雅集系列色板同族色而非网络可视化默认彩虹色，"势力"一眼可辨，次级分组只在集团色内做明度变化、不引入新色相；布局参数克制收敛（alphaDecay 0.08、velocityDecay 0.5、连线距离 80px），避免力导向图长时间振荡。交互上，节点拖拽、悬停高亮关联边、tooltip 复用全站统一样式。可及性上，集团色经暗色提亮滤波、键盘焦点样式全站统一。</w:t>
       </w:r>
     </w:p>
     <w:p>
@@ -2422,7 +4278,7 @@
           <w:sz w:val="24"/>
           <w:szCs w:val="24"/>
         </w:rPr>
-        <w:t xml:space="preserve">修补式治理必然反复且只治表。本文把可及性重构为设计维度，三件套：</w:t>
+        <w:t xml:space="preserve">修补式治理往往反复且只治表。本文把可及性重构为设计维度，三件套：</w:t>
       </w:r>
       <w:r>
         <w:rPr>
@@ -2520,7 +4376,7 @@
           <w:sz w:val="24"/>
           <w:szCs w:val="24"/>
         </w:rPr>
-        <w:t xml:space="preserve">：自研 a11y_audit.py 以 19 类自动检查覆盖 28 项 WCAG 2.2 成功准则，扫描全站，问题分 P0 阻断/P1 严重/P2 一般/P3 提示，</w:t>
+        <w:t xml:space="preserve">：自研 a11y_audit.py 以 19 类自动检查覆盖 28 项 WCAG 2.2 相关准则/检查项，扫描全站，问题分 P0 阻断/P1 严重/P2 一般/P3 提示，</w:t>
       </w:r>
       <w:r>
         <w:rPr>
@@ -3087,7 +4943,7 @@
           <w:sz w:val="21"/>
           <w:szCs w:val="21"/>
         </w:rPr>
-        <w:t xml:space="preserve">⑯ W3C. Web Content Accessibility Guidelines (WCAG) 2.2[S/OL]. https://www.w3.org/TR/WCAG22/.</w:t>
+        <w:t xml:space="preserve">⑯ W3C. Web Content Accessibility Guidelines (WCAG) 2.2[S/OL]. https://www.w3.org/TR/WCAG22/［2026-09-23 引用］.</w:t>
       </w:r>
     </w:p>
     <w:p>

--- a/docs/S4-学术投稿/学术论文B轨-新中式数字雅集-匿名稿.docx
+++ b/docs/S4-学术投稿/学术论文B轨-新中式数字雅集-匿名稿.docx
@@ -230,7 +230,18 @@
           <w:sz w:val="24"/>
           <w:szCs w:val="24"/>
         </w:rPr>
-        <w:t xml:space="preserve">: digital humanities; data visualization; design system; Chinese aesthetics; Journey to the West</w:t>
+        <w:t xml:space="preserve">: digital humanities; data visualization; design system; Chinese aesthetics; </w:t>
+      </w:r>
+      <w:r>
+        <w:rPr>
+          <w:rFonts w:ascii="Times New Roman" w:eastAsia="SimSun"/>
+          <w:i/>
+          <w:iCs/>
+          <w:color w:val="000000"/>
+          <w:sz w:val="24"/>
+          <w:szCs w:val="24"/>
+        </w:rPr>
+        <w:t xml:space="preserve">Journey to the West</w:t>
       </w:r>
     </w:p>
     <w:p>
@@ -1715,7 +1726,7 @@
           <w:sz w:val="21"/>
           <w:szCs w:val="21"/>
         </w:rPr>
-        <w:t xml:space="preserve">表 2　雅集系列色板（--chart-1..6）</w:t>
+        <w:t xml:space="preserve">表 2　雅集系列色板（--chart-1 至 --chart-6）</w:t>
       </w:r>
     </w:p>
     <w:tbl>

--- a/docs/S4-学术投稿/学术论文B轨-新中式数字雅集-匿名稿.docx
+++ b/docs/S4-学术投稿/学术论文B轨-新中式数字雅集-匿名稿.docx
@@ -3986,33 +3986,6 @@
     </w:p>
     <w:p>
       <w:pPr>
-        <w:spacing w:line="360"/>
-        <w:ind w:firstLine="480"/>
-        <w:jc w:val="both"/>
-      </w:pPr>
-      <w:r>
-        <w:rPr>
-          <w:rFonts w:ascii="Times New Roman" w:eastAsia="SimSun"/>
-          <w:b/>
-          <w:bCs/>
-          <w:color w:val="000000"/>
-          <w:sz w:val="24"/>
-          <w:szCs w:val="24"/>
-        </w:rPr>
-        <w:t xml:space="preserve">用户研究</w:t>
-      </w:r>
-      <w:r>
-        <w:rPr>
-          <w:rFonts w:ascii="Times New Roman" w:eastAsia="SimSun"/>
-          <w:color w:val="000000"/>
-          <w:sz w:val="24"/>
-          <w:szCs w:val="24"/>
-        </w:rPr>
-        <w:t xml:space="preserve">（独立验证·设计已定稿，尚未执行）：参考 Chen 等 20 人可用性研究范式⑮，设计小样本双条件对比——10-20 人，条件 A 新中式系统 vs 条件 B 通用模板（同数据同布局），任务为三页读图，指标为审美偏好（Likert）、任务完成时间、对比度自评（研究设计见图 6）。两条假设：H1，偏好 A 显著更高（依文化内偏好理论⑭）；H2，效率无实际差异（等效性检验）。若两假设均成立，"本土美学不以牺牲可读性为代价"这一核心主张获得实证支撑；若偏好不显著，则审美论证退回学理层面。研究设计已定稿、尚未执行，故本文暂不报告实证结果。用户研究是设计系统主张的证伪器，而非装饰附录。</w:t>
-      </w:r>
-    </w:p>
-    <w:p>
-      <w:pPr>
         <w:keepNext/>
         <w:spacing w:before="200" w:line="360"/>
         <w:jc w:val="center"/>
@@ -4199,55 +4172,391 @@
     </w:p>
     <w:p>
       <w:pPr>
-        <w:keepNext/>
-        <w:spacing w:before="200" w:line="360"/>
-        <w:jc w:val="center"/>
-      </w:pPr>
-      <w:r>
-        <w:drawing>
-          <wp:inline distT="0" distB="0" distL="0" distR="0">
-            <wp:extent cx="5143500" cy="2609850"/>
-            <wp:effectExtent t="0" r="0" b="0" l="0"/>
-            <wp:docPr id="1" name="" descr="" title=""/>
-            <wp:cNvGraphicFramePr>
-              <a:graphicFrameLocks xmlns:a="http://schemas.openxmlformats.org/drawingml/2006/main" noChangeAspect="1"/>
-            </wp:cNvGraphicFramePr>
-            <a:graphic xmlns:a="http://schemas.openxmlformats.org/drawingml/2006/main">
-              <a:graphicData uri="http://schemas.openxmlformats.org/drawingml/2006/picture">
-                <pic:pic xmlns:pic="http://schemas.openxmlformats.org/drawingml/2006/picture">
-                  <pic:nvPicPr>
-                    <pic:cNvPr id="0" name="" descr=""/>
-                    <pic:cNvPicPr>
-                      <a:picLocks noChangeAspect="1" noChangeArrowheads="1"/>
-                    </pic:cNvPicPr>
-                  </pic:nvPicPr>
-                  <pic:blipFill>
-                    <a:blip r:embed="rId13" cstate="none"/>
-                    <a:srcRect/>
-                    <a:stretch>
-                      <a:fillRect/>
-                    </a:stretch>
-                  </pic:blipFill>
-                  <pic:spPr bwMode="auto">
-                    <a:xfrm>
-                      <a:off x="0" y="0"/>
-                      <a:ext cx="5143500" cy="2609850"/>
-                    </a:xfrm>
-                    <a:prstGeom prst="rect">
-                      <a:avLst/>
-                    </a:prstGeom>
-                  </pic:spPr>
-                </pic:pic>
-              </a:graphicData>
-            </a:graphic>
-          </wp:inline>
-        </w:drawing>
-      </w:r>
-    </w:p>
-    <w:p>
-      <w:pPr>
-        <w:spacing w:after="200" w:before="60" w:line="360"/>
-        <w:jc w:val="center"/>
+        <w:pStyle w:val="Heading1"/>
+        <w:spacing w:after="200" w:before="360" w:line="360"/>
+      </w:pPr>
+      <w:r>
+        <w:rPr>
+          <w:rFonts w:ascii="Times New Roman" w:eastAsia="SimHei"/>
+          <w:b/>
+          <w:bCs/>
+          <w:color w:val="000000"/>
+          <w:sz w:val="28"/>
+          <w:szCs w:val="28"/>
+        </w:rPr>
+        <w:t xml:space="preserve">6 可及性：作为设计问题的 WCAG 2.2 AA</w:t>
+      </w:r>
+    </w:p>
+    <w:p>
+      <w:pPr>
+        <w:spacing w:line="360"/>
+        <w:ind w:firstLine="480"/>
+        <w:jc w:val="both"/>
+      </w:pPr>
+      <w:r>
+        <w:rPr>
+          <w:rFonts w:ascii="Times New Roman" w:eastAsia="SimSun"/>
+          <w:color w:val="000000"/>
+          <w:sz w:val="24"/>
+          <w:szCs w:val="24"/>
+        </w:rPr>
+        <w:t xml:space="preserve">修补式治理往往反复且只治表。本文把可及性重构为设计维度，三件套：</w:t>
+      </w:r>
+      <w:r>
+        <w:rPr>
+          <w:rFonts w:ascii="Times New Roman" w:eastAsia="SimSun"/>
+          <w:b/>
+          <w:bCs/>
+          <w:color w:val="000000"/>
+          <w:sz w:val="24"/>
+          <w:szCs w:val="24"/>
+        </w:rPr>
+        <w:t xml:space="preserve">对比度令牌 → 三通道适配 → 机器门禁</w:t>
+      </w:r>
+      <w:r>
+        <w:rPr>
+          <w:rFonts w:ascii="Times New Roman" w:eastAsia="SimSun"/>
+          <w:color w:val="000000"/>
+          <w:sz w:val="24"/>
+          <w:szCs w:val="24"/>
+        </w:rPr>
+        <w:t xml:space="preserve">。</w:t>
+      </w:r>
+    </w:p>
+    <w:p>
+      <w:pPr>
+        <w:spacing w:before="60" w:line="360"/>
+        <w:jc w:val="both"/>
+      </w:pPr>
+      <w:r>
+        <w:rPr>
+          <w:rFonts w:ascii="Times New Roman" w:eastAsia="SimSun"/>
+          <w:b/>
+          <w:bCs/>
+          <w:color w:val="000000"/>
+          <w:sz w:val="24"/>
+          <w:szCs w:val="24"/>
+        </w:rPr>
+        <w:t xml:space="preserve">对比度内建令牌</w:t>
+      </w:r>
+      <w:r>
+        <w:rPr>
+          <w:rFonts w:ascii="Times New Roman" w:eastAsia="SimSun"/>
+          <w:color w:val="000000"/>
+          <w:sz w:val="24"/>
+          <w:szCs w:val="24"/>
+        </w:rPr>
+        <w:t xml:space="preserve">：WCAG 2.2 AA 阈值（正常文本 4.5:1、大文本/非文本 UI 3:1）⑮在令牌定义阶段即满足，而非事后校验；浅墨（--ink-soft）在"层级可辨"与"对比达标"间取交点。双主题是同一令牌的两次求值，各自独立过 AA 线；theme-init.js 先读用户偏好、无则跟随系统、body 渲染前挂载防闪烁，禁 JS 时保持浅色（fail-open）。</w:t>
+      </w:r>
+    </w:p>
+    <w:p>
+      <w:pPr>
+        <w:spacing w:before="60" w:line="360"/>
+        <w:jc w:val="both"/>
+      </w:pPr>
+      <w:r>
+        <w:rPr>
+          <w:rFonts w:ascii="Times New Roman" w:eastAsia="SimSun"/>
+          <w:b/>
+          <w:bCs/>
+          <w:color w:val="000000"/>
+          <w:sz w:val="24"/>
+          <w:szCs w:val="24"/>
+        </w:rPr>
+        <w:t xml:space="preserve">三通道适配</w:t>
+      </w:r>
+      <w:r>
+        <w:rPr>
+          <w:rFonts w:ascii="Times New Roman" w:eastAsia="SimSun"/>
+          <w:color w:val="000000"/>
+          <w:sz w:val="24"/>
+          <w:szCs w:val="24"/>
+        </w:rPr>
+        <w:t xml:space="preserve">：可及性不止于对比度，设计系统把交互分成三条通道分别治理。键盘通道统一 :focus-visible 朱砂描边，任何键盘到达的交互元素都有明确焦点指示（WCAG 2.4.13）；悬停才出现的交互（tooltip、拖拽）全部需要键盘可达——拖拽元素提供键盘替代（WCAG 2.5.7），人物网络的节点选中因此不依赖拖拽。触屏通道以 ≤640px 视口降级（图例纵排、tooltip 收窄），tap 替代 hover 为首要交互，第 5 节三个案例均以此设计。读屏通道图表 SVG 声明 role="img" + aria-labelledby，读屏获得结构化文字摘要而非"一团图形"。三条通道共享同一套令牌与组件，新增页面不必重复设计三条适配。</w:t>
+      </w:r>
+    </w:p>
+    <w:p>
+      <w:pPr>
+        <w:spacing w:before="60" w:line="360"/>
+        <w:jc w:val="both"/>
+      </w:pPr>
+      <w:r>
+        <w:rPr>
+          <w:rFonts w:ascii="Times New Roman" w:eastAsia="SimSun"/>
+          <w:b/>
+          <w:bCs/>
+          <w:color w:val="000000"/>
+          <w:sz w:val="24"/>
+          <w:szCs w:val="24"/>
+        </w:rPr>
+        <w:t xml:space="preserve">机器门禁</w:t>
+      </w:r>
+      <w:r>
+        <w:rPr>
+          <w:rFonts w:ascii="Times New Roman" w:eastAsia="SimSun"/>
+          <w:color w:val="000000"/>
+          <w:sz w:val="24"/>
+          <w:szCs w:val="24"/>
+        </w:rPr>
+        <w:t xml:space="preserve">：自研 a11y_audit.py 以 19 类自动检查覆盖 28 项 WCAG 2.2 相关准则/检查项，扫描全站，问题分 P0 阻断/P1 严重/P2 一般/P3 提示，</w:t>
+      </w:r>
+      <w:r>
+        <w:rPr>
+          <w:rFonts w:ascii="Times New Roman" w:eastAsia="SimSun"/>
+          <w:b/>
+          <w:bCs/>
+          <w:color w:val="000000"/>
+          <w:sz w:val="24"/>
+          <w:szCs w:val="24"/>
+        </w:rPr>
+        <w:t xml:space="preserve">退出码 0 仅当 P0=0，P0 存在即 CI 失败</w:t>
+      </w:r>
+      <w:r>
+        <w:rPr>
+          <w:rFonts w:ascii="Times New Roman" w:eastAsia="SimSun"/>
+          <w:color w:val="000000"/>
+          <w:sz w:val="24"/>
+          <w:szCs w:val="24"/>
+        </w:rPr>
+        <w:t xml:space="preserve">——任何新页面带阻断级可及性问题都无法合入。门禁经受了最大规模治理的检验——暗色图表治理链：全站审计发现 1590 处低对比文字（含审计器误判光晕的假阳性），修正后确立诚实基线 318 处/44 页，按"文字反白→离散色映射→连续色阶运行时提升"三阶段治理，终达不可见文本 0 处、缺陷页 0、页面错误 0。这一治理过程的方法论价值在于：</w:t>
+      </w:r>
+      <w:r>
+        <w:rPr>
+          <w:rFonts w:ascii="Times New Roman" w:eastAsia="SimSun"/>
+          <w:b/>
+          <w:bCs/>
+          <w:color w:val="000000"/>
+          <w:sz w:val="24"/>
+          <w:szCs w:val="24"/>
+        </w:rPr>
+        <w:t xml:space="preserve">先建立经复核确认的基线，再分阶段推进治理，最终以持续运行的门禁防止问题回归</w:t>
+      </w:r>
+    </w:p>
+    <w:p>
+      <w:pPr>
+        <w:pStyle w:val="Heading1"/>
+        <w:spacing w:after="200" w:before="360" w:line="360"/>
+      </w:pPr>
+      <w:r>
+        <w:rPr>
+          <w:rFonts w:ascii="Times New Roman" w:eastAsia="SimHei"/>
+          <w:b/>
+          <w:bCs/>
+          <w:color w:val="000000"/>
+          <w:sz w:val="28"/>
+          <w:szCs w:val="28"/>
+        </w:rPr>
+        <w:t xml:space="preserve">7 方法论：一源多形与可复制性</w:t>
+      </w:r>
+    </w:p>
+    <w:p>
+      <w:pPr>
+        <w:spacing w:line="360"/>
+        <w:ind w:firstLine="480"/>
+        <w:jc w:val="both"/>
+      </w:pPr>
+      <w:r>
+        <w:rPr>
+          <w:rFonts w:ascii="Times New Roman" w:eastAsia="SimSun"/>
+          <w:color w:val="000000"/>
+          <w:sz w:val="24"/>
+          <w:szCs w:val="24"/>
+        </w:rPr>
+        <w:t xml:space="preserve">RQ3 的完整问题是可复制性。系统的价值不在单个页面的视觉成功，而在整体层面的可复制与可持续。三支点：</w:t>
+      </w:r>
+    </w:p>
+    <w:p>
+      <w:pPr>
+        <w:spacing w:line="360"/>
+        <w:ind w:firstLine="480"/>
+        <w:jc w:val="both"/>
+      </w:pPr>
+      <w:r>
+        <w:rPr>
+          <w:rFonts w:ascii="Times New Roman" w:eastAsia="SimSun"/>
+          <w:b/>
+          <w:bCs/>
+          <w:color w:val="000000"/>
+          <w:sz w:val="24"/>
+          <w:szCs w:val="24"/>
+        </w:rPr>
+        <w:t xml:space="preserve">一源多形管线</w:t>
+      </w:r>
+      <w:r>
+        <w:rPr>
+          <w:rFonts w:ascii="Times New Roman" w:eastAsia="SimSun"/>
+          <w:color w:val="000000"/>
+          <w:sz w:val="24"/>
+          <w:szCs w:val="24"/>
+        </w:rPr>
+        <w:t xml:space="preserve">（内容层）：Markdown 文档（615 篇）→ JSON 数据（133 维度）→ 可视化页面（86 页）三级解耦——内容层改文案不动数据视觉，数据层改数值不动文案视觉，视觉层改样式不动内容数据。关键在"解耦"：它不是一条管线，而是贯穿全项目的组织原则——令牌三层模型是它在样式层的投影、动效契约是行为层的投影、a11y 门禁是质量层的投影。86 页的落地规模表明，可复制性来自结构设计本身。</w:t>
+      </w:r>
+    </w:p>
+    <w:p>
+      <w:pPr>
+        <w:spacing w:line="360"/>
+        <w:ind w:firstLine="480"/>
+        <w:jc w:val="both"/>
+      </w:pPr>
+      <w:r>
+        <w:rPr>
+          <w:rFonts w:ascii="Times New Roman" w:eastAsia="SimSun"/>
+          <w:b/>
+          <w:bCs/>
+          <w:color w:val="000000"/>
+          <w:sz w:val="24"/>
+          <w:szCs w:val="24"/>
+        </w:rPr>
+        <w:t xml:space="preserve">零外域依赖</w:t>
+      </w:r>
+      <w:r>
+        <w:rPr>
+          <w:rFonts w:ascii="Times New Roman" w:eastAsia="SimSun"/>
+          <w:color w:val="000000"/>
+          <w:sz w:val="24"/>
+          <w:szCs w:val="24"/>
+        </w:rPr>
+        <w:t xml:space="preserve">（工程层）：D3 v7、Three.js、子集化字体全部本地托管，不引用任何 CDN，支持 file:// 直接打开——第三方获取项目文件即可完整复现，并可逐行核验全部运行时代码。</w:t>
+      </w:r>
+    </w:p>
+    <w:p>
+      <w:pPr>
+        <w:spacing w:line="360"/>
+        <w:ind w:firstLine="480"/>
+        <w:jc w:val="both"/>
+      </w:pPr>
+      <w:r>
+        <w:rPr>
+          <w:rFonts w:ascii="Times New Roman" w:eastAsia="SimSun"/>
+          <w:b/>
+          <w:bCs/>
+          <w:color w:val="000000"/>
+          <w:sz w:val="24"/>
+          <w:szCs w:val="24"/>
+        </w:rPr>
+        <w:t xml:space="preserve">换母题迁移</w:t>
+      </w:r>
+      <w:r>
+        <w:rPr>
+          <w:rFonts w:ascii="Times New Roman" w:eastAsia="SimSun"/>
+          <w:color w:val="000000"/>
+          <w:sz w:val="24"/>
+          <w:szCs w:val="24"/>
+        </w:rPr>
+        <w:t xml:space="preserve">（推广层）：令牌层换色相即可（三国取青瓷/赤壁/玄铁，红楼取藕荷/黛青/胭脂，改 tokens.css 一处三层跟随）；动效、可及性、管线三层不换。这把"新中式"从《西游记》专有风格提升为面向中国古典文学的通用设计方法论——即设计学意义上的方法体系迁移[4]。</w:t>
+      </w:r>
+    </w:p>
+    <w:p>
+      <w:pPr>
+        <w:pStyle w:val="Heading1"/>
+        <w:spacing w:after="200" w:before="360" w:line="360"/>
+      </w:pPr>
+      <w:r>
+        <w:rPr>
+          <w:rFonts w:ascii="Times New Roman" w:eastAsia="SimHei"/>
+          <w:b/>
+          <w:bCs/>
+          <w:color w:val="000000"/>
+          <w:sz w:val="28"/>
+          <w:szCs w:val="28"/>
+        </w:rPr>
+        <w:t xml:space="preserve">8 结语</w:t>
+      </w:r>
+    </w:p>
+    <w:p>
+      <w:pPr>
+        <w:spacing w:line="360"/>
+        <w:ind w:firstLine="480"/>
+        <w:jc w:val="both"/>
+      </w:pPr>
+      <w:r>
+        <w:rPr>
+          <w:rFonts w:ascii="Times New Roman" w:eastAsia="SimSun"/>
+          <w:color w:val="000000"/>
+          <w:sz w:val="24"/>
+          <w:szCs w:val="24"/>
+        </w:rPr>
+        <w:t xml:space="preserve">回到引言——可视化是否必然西化？</w:t>
+      </w:r>
+      <w:r>
+        <w:rPr>
+          <w:rFonts w:ascii="Times New Roman" w:eastAsia="SimSun"/>
+          <w:b/>
+          <w:bCs/>
+          <w:color w:val="000000"/>
+          <w:sz w:val="24"/>
+          <w:szCs w:val="24"/>
+        </w:rPr>
+        <w:t xml:space="preserve">不必</w:t>
+      </w:r>
+      <w:r>
+        <w:rPr>
+          <w:rFonts w:ascii="Times New Roman" w:eastAsia="SimSun"/>
+          <w:color w:val="000000"/>
+          <w:sz w:val="24"/>
+          <w:szCs w:val="24"/>
+        </w:rPr>
+        <w:t xml:space="preserve">，但需要一个条件：设计系统而非单幅作品。置于学科语境：设计与数字人文的交叉不应停留在"为数据开发工具"，而应建立协作模型⑩；文化遗产可视化正从网格界面走向丰富交互形态⑨。本文的贡献在于合流这两条线索——</w:t>
+      </w:r>
+      <w:r>
+        <w:rPr>
+          <w:rFonts w:ascii="Times New Roman" w:eastAsia="SimSun"/>
+          <w:b/>
+          <w:bCs/>
+          <w:color w:val="000000"/>
+          <w:sz w:val="24"/>
+          <w:szCs w:val="24"/>
+        </w:rPr>
+        <w:t xml:space="preserve">以设计系统的方式进入数字人文，让本土美学成为可视化语法的一种合法选择</w:t>
+      </w:r>
+      <w:r>
+        <w:rPr>
+          <w:rFonts w:ascii="Times New Roman" w:eastAsia="SimSun"/>
+          <w:color w:val="000000"/>
+          <w:sz w:val="24"/>
+          <w:szCs w:val="24"/>
+        </w:rPr>
+        <w:t xml:space="preserve">：不是放弃数据可视化的通用认知基础，而是在其之上叠加文化语义层。</w:t>
+      </w:r>
+    </w:p>
+    <w:p>
+      <w:pPr>
+        <w:spacing w:line="360"/>
+        <w:ind w:firstLine="480"/>
+        <w:jc w:val="both"/>
+      </w:pPr>
+      <w:r>
+        <w:rPr>
+          <w:rFonts w:ascii="Times New Roman" w:eastAsia="SimSun"/>
+          <w:color w:val="000000"/>
+          <w:sz w:val="24"/>
+          <w:szCs w:val="24"/>
+        </w:rPr>
+        <w:t xml:space="preserve">局限亦须诚实交代：其一，86 页规模虽大，但迁移路径（三国/红楼）尚未真实施作，仍是方法论主张而非实证；其二，暗色治理的经验数据来自单一项目，其普遍性有待跨项目检验。到那时，"新中式·数字雅集"将不仅是一套设计系统，而可成为中国古典文学数字人文研究复用的设计方法论。</w:t>
+      </w:r>
+    </w:p>
+    <w:p>
+      <w:pPr>
+        <w:pStyle w:val="Heading1"/>
+        <w:spacing w:after="200" w:before="360" w:line="360"/>
+      </w:pPr>
+      <w:r>
+        <w:rPr>
+          <w:rFonts w:ascii="Times New Roman" w:eastAsia="SimHei"/>
+          <w:b/>
+          <w:bCs/>
+          <w:color w:val="000000"/>
+          <w:sz w:val="28"/>
+          <w:szCs w:val="28"/>
+        </w:rPr>
+        <w:t xml:space="preserve">注释</w:t>
+      </w:r>
+    </w:p>
+    <w:p>
+      <w:pPr>
+        <w:spacing w:line="360"/>
+        <w:ind w:left="420" w:hanging="420"/>
+        <w:jc w:val="both"/>
       </w:pPr>
       <w:r>
         <w:rPr>
@@ -4256,389 +4565,27 @@
           <w:sz w:val="21"/>
           <w:szCs w:val="21"/>
         </w:rPr>
-        <w:t xml:space="preserve">图 6　用户研究设计示意（来源：作者自绘）</w:t>
-      </w:r>
-    </w:p>
-    <w:p>
-      <w:pPr>
-        <w:pStyle w:val="Heading1"/>
-        <w:spacing w:after="200" w:before="360" w:line="360"/>
-      </w:pPr>
-      <w:r>
-        <w:rPr>
-          <w:rFonts w:ascii="Times New Roman" w:eastAsia="SimHei"/>
-          <w:b/>
-          <w:bCs/>
-          <w:color w:val="000000"/>
-          <w:sz w:val="28"/>
-          <w:szCs w:val="28"/>
-        </w:rPr>
-        <w:t xml:space="preserve">6 可及性：作为设计问题的 WCAG 2.2 AA</w:t>
-      </w:r>
-    </w:p>
-    <w:p>
-      <w:pPr>
-        <w:spacing w:line="360"/>
-        <w:ind w:firstLine="480"/>
-        <w:jc w:val="both"/>
-      </w:pPr>
-      <w:r>
-        <w:rPr>
-          <w:rFonts w:ascii="Times New Roman" w:eastAsia="SimSun"/>
-          <w:color w:val="000000"/>
-          <w:sz w:val="24"/>
-          <w:szCs w:val="24"/>
-        </w:rPr>
-        <w:t xml:space="preserve">修补式治理往往反复且只治表。本文把可及性重构为设计维度，三件套：</w:t>
-      </w:r>
-      <w:r>
-        <w:rPr>
-          <w:rFonts w:ascii="Times New Roman" w:eastAsia="SimSun"/>
-          <w:b/>
-          <w:bCs/>
-          <w:color w:val="000000"/>
-          <w:sz w:val="24"/>
-          <w:szCs w:val="24"/>
-        </w:rPr>
-        <w:t xml:space="preserve">对比度令牌 → 三通道适配 → 机器门禁</w:t>
-      </w:r>
-      <w:r>
-        <w:rPr>
-          <w:rFonts w:ascii="Times New Roman" w:eastAsia="SimSun"/>
-          <w:color w:val="000000"/>
-          <w:sz w:val="24"/>
-          <w:szCs w:val="24"/>
-        </w:rPr>
-        <w:t xml:space="preserve">。</w:t>
-      </w:r>
-    </w:p>
-    <w:p>
-      <w:pPr>
-        <w:spacing w:before="60" w:line="360"/>
-        <w:jc w:val="both"/>
-      </w:pPr>
-      <w:r>
-        <w:rPr>
-          <w:rFonts w:ascii="Times New Roman" w:eastAsia="SimSun"/>
-          <w:b/>
-          <w:bCs/>
-          <w:color w:val="000000"/>
-          <w:sz w:val="24"/>
-          <w:szCs w:val="24"/>
-        </w:rPr>
-        <w:t xml:space="preserve">对比度内建令牌</w:t>
-      </w:r>
-      <w:r>
-        <w:rPr>
-          <w:rFonts w:ascii="Times New Roman" w:eastAsia="SimSun"/>
-          <w:color w:val="000000"/>
-          <w:sz w:val="24"/>
-          <w:szCs w:val="24"/>
-        </w:rPr>
-        <w:t xml:space="preserve">：WCAG 2.2 AA 阈值（正常文本 4.5:1、大文本/非文本 UI 3:1）⑯在令牌定义阶段即满足，而非事后校验；浅墨（--ink-soft）在"层级可辨"与"对比达标"间取交点。双主题是同一令牌的两次求值，各自独立过 AA 线；theme-init.js 先读用户偏好、无则跟随系统、body 渲染前挂载防闪烁，禁 JS 时保持浅色（fail-open）。</w:t>
-      </w:r>
-    </w:p>
-    <w:p>
-      <w:pPr>
-        <w:spacing w:before="60" w:line="360"/>
-        <w:jc w:val="both"/>
-      </w:pPr>
-      <w:r>
-        <w:rPr>
-          <w:rFonts w:ascii="Times New Roman" w:eastAsia="SimSun"/>
-          <w:b/>
-          <w:bCs/>
-          <w:color w:val="000000"/>
-          <w:sz w:val="24"/>
-          <w:szCs w:val="24"/>
-        </w:rPr>
-        <w:t xml:space="preserve">三通道适配</w:t>
-      </w:r>
-      <w:r>
-        <w:rPr>
-          <w:rFonts w:ascii="Times New Roman" w:eastAsia="SimSun"/>
-          <w:color w:val="000000"/>
-          <w:sz w:val="24"/>
-          <w:szCs w:val="24"/>
-        </w:rPr>
-        <w:t xml:space="preserve">：可及性不止于对比度，设计系统把交互分成三条通道分别治理。键盘通道统一 :focus-visible 朱砂描边，任何键盘到达的交互元素都有明确焦点指示（WCAG 2.4.13）；悬停才出现的交互（tooltip、拖拽）全部需要键盘可达——拖拽元素提供键盘替代（WCAG 2.5.7），人物网络的节点选中因此不依赖拖拽。触屏通道以 ≤640px 视口降级（图例纵排、tooltip 收窄），tap 替代 hover 为首要交互，第 5 节三个案例均以此设计。读屏通道图表 SVG 声明 role="img" + aria-labelledby，读屏获得结构化文字摘要而非"一团图形"。三条通道共享同一套令牌与组件，新增页面不必重复设计三条适配。</w:t>
-      </w:r>
-    </w:p>
-    <w:p>
-      <w:pPr>
-        <w:spacing w:before="60" w:line="360"/>
-        <w:jc w:val="both"/>
-      </w:pPr>
-      <w:r>
-        <w:rPr>
-          <w:rFonts w:ascii="Times New Roman" w:eastAsia="SimSun"/>
-          <w:b/>
-          <w:bCs/>
-          <w:color w:val="000000"/>
-          <w:sz w:val="24"/>
-          <w:szCs w:val="24"/>
-        </w:rPr>
-        <w:t xml:space="preserve">机器门禁</w:t>
-      </w:r>
-      <w:r>
-        <w:rPr>
-          <w:rFonts w:ascii="Times New Roman" w:eastAsia="SimSun"/>
-          <w:color w:val="000000"/>
-          <w:sz w:val="24"/>
-          <w:szCs w:val="24"/>
-        </w:rPr>
-        <w:t xml:space="preserve">：自研 a11y_audit.py 以 19 类自动检查覆盖 28 项 WCAG 2.2 相关准则/检查项，扫描全站，问题分 P0 阻断/P1 严重/P2 一般/P3 提示，</w:t>
-      </w:r>
-      <w:r>
-        <w:rPr>
-          <w:rFonts w:ascii="Times New Roman" w:eastAsia="SimSun"/>
-          <w:b/>
-          <w:bCs/>
-          <w:color w:val="000000"/>
-          <w:sz w:val="24"/>
-          <w:szCs w:val="24"/>
-        </w:rPr>
-        <w:t xml:space="preserve">退出码 0 仅当 P0=0，P0 存在即 CI 失败</w:t>
-      </w:r>
-      <w:r>
-        <w:rPr>
-          <w:rFonts w:ascii="Times New Roman" w:eastAsia="SimSun"/>
-          <w:color w:val="000000"/>
-          <w:sz w:val="24"/>
-          <w:szCs w:val="24"/>
-        </w:rPr>
-        <w:t xml:space="preserve">——任何新页面带阻断级可及性问题都无法合入。门禁经受了最大规模治理的检验——暗色图表治理链：全站审计发现 1590 处低对比文字（含审计器误判光晕的假阳性），修正后确立诚实基线 318 处/44 页，按"文字反白→离散色映射→连续色阶运行时提升"三阶段治理，终达不可见文本 0 处、缺陷页 0、页面错误 0。这一治理过程的方法论价值在于：</w:t>
-      </w:r>
-      <w:r>
-        <w:rPr>
-          <w:rFonts w:ascii="Times New Roman" w:eastAsia="SimSun"/>
-          <w:b/>
-          <w:bCs/>
-          <w:color w:val="000000"/>
-          <w:sz w:val="24"/>
-          <w:szCs w:val="24"/>
-        </w:rPr>
-        <w:t xml:space="preserve">先建立经复核确认的基线，再分阶段推进治理，最终以持续运行的门禁防止问题回归</w:t>
-      </w:r>
-    </w:p>
-    <w:p>
-      <w:pPr>
-        <w:pStyle w:val="Heading1"/>
-        <w:spacing w:after="200" w:before="360" w:line="360"/>
-      </w:pPr>
-      <w:r>
-        <w:rPr>
-          <w:rFonts w:ascii="Times New Roman" w:eastAsia="SimHei"/>
-          <w:b/>
-          <w:bCs/>
-          <w:color w:val="000000"/>
-          <w:sz w:val="28"/>
-          <w:szCs w:val="28"/>
-        </w:rPr>
-        <w:t xml:space="preserve">7 方法论：一源多形与可复制性</w:t>
-      </w:r>
-    </w:p>
-    <w:p>
-      <w:pPr>
-        <w:spacing w:line="360"/>
-        <w:ind w:firstLine="480"/>
-        <w:jc w:val="both"/>
-      </w:pPr>
-      <w:r>
-        <w:rPr>
-          <w:rFonts w:ascii="Times New Roman" w:eastAsia="SimSun"/>
-          <w:color w:val="000000"/>
-          <w:sz w:val="24"/>
-          <w:szCs w:val="24"/>
-        </w:rPr>
-        <w:t xml:space="preserve">RQ3 的完整问题是可复制性。系统的价值不在单个页面的视觉成功，而在整体层面的可复制与可持续。三支点：</w:t>
-      </w:r>
-    </w:p>
-    <w:p>
-      <w:pPr>
-        <w:spacing w:line="360"/>
-        <w:ind w:firstLine="480"/>
-        <w:jc w:val="both"/>
-      </w:pPr>
-      <w:r>
-        <w:rPr>
-          <w:rFonts w:ascii="Times New Roman" w:eastAsia="SimSun"/>
-          <w:b/>
-          <w:bCs/>
-          <w:color w:val="000000"/>
-          <w:sz w:val="24"/>
-          <w:szCs w:val="24"/>
-        </w:rPr>
-        <w:t xml:space="preserve">一源多形管线</w:t>
-      </w:r>
-      <w:r>
-        <w:rPr>
-          <w:rFonts w:ascii="Times New Roman" w:eastAsia="SimSun"/>
-          <w:color w:val="000000"/>
-          <w:sz w:val="24"/>
-          <w:szCs w:val="24"/>
-        </w:rPr>
-        <w:t xml:space="preserve">（内容层）：Markdown 文档（615 篇）→ JSON 数据（133 维度）→ 可视化页面（86 页）三级解耦——内容层改文案不动数据视觉，数据层改数值不动文案视觉，视觉层改样式不动内容数据。关键在"解耦"：它不是一条管线，而是贯穿全项目的组织原则——令牌三层模型是它在样式层的投影、动效契约是行为层的投影、a11y 门禁是质量层的投影。86 页的落地规模表明，可复制性来自结构设计本身。</w:t>
-      </w:r>
-    </w:p>
-    <w:p>
-      <w:pPr>
-        <w:spacing w:line="360"/>
-        <w:ind w:firstLine="480"/>
-        <w:jc w:val="both"/>
-      </w:pPr>
-      <w:r>
-        <w:rPr>
-          <w:rFonts w:ascii="Times New Roman" w:eastAsia="SimSun"/>
-          <w:b/>
-          <w:bCs/>
-          <w:color w:val="000000"/>
-          <w:sz w:val="24"/>
-          <w:szCs w:val="24"/>
-        </w:rPr>
-        <w:t xml:space="preserve">零外域依赖</w:t>
-      </w:r>
-      <w:r>
-        <w:rPr>
-          <w:rFonts w:ascii="Times New Roman" w:eastAsia="SimSun"/>
-          <w:color w:val="000000"/>
-          <w:sz w:val="24"/>
-          <w:szCs w:val="24"/>
-        </w:rPr>
-        <w:t xml:space="preserve">（工程层）：D3 v7、Three.js、子集化字体全部本地托管，不引用任何 CDN，支持 file:// 直接打开——第三方获取项目文件即可完整复现，并可逐行核验全部运行时代码。</w:t>
-      </w:r>
-    </w:p>
-    <w:p>
-      <w:pPr>
-        <w:spacing w:line="360"/>
-        <w:ind w:firstLine="480"/>
-        <w:jc w:val="both"/>
-      </w:pPr>
-      <w:r>
-        <w:rPr>
-          <w:rFonts w:ascii="Times New Roman" w:eastAsia="SimSun"/>
-          <w:b/>
-          <w:bCs/>
-          <w:color w:val="000000"/>
-          <w:sz w:val="24"/>
-          <w:szCs w:val="24"/>
-        </w:rPr>
-        <w:t xml:space="preserve">换母题迁移</w:t>
-      </w:r>
-      <w:r>
-        <w:rPr>
-          <w:rFonts w:ascii="Times New Roman" w:eastAsia="SimSun"/>
-          <w:color w:val="000000"/>
-          <w:sz w:val="24"/>
-          <w:szCs w:val="24"/>
-        </w:rPr>
-        <w:t xml:space="preserve">（推广层）：令牌层换色相即可（三国取青瓷/赤壁/玄铁，红楼取藕荷/黛青/胭脂，改 tokens.css 一处三层跟随）；动效、可及性、管线三层不换。这把"新中式"从《西游记》专有风格提升为面向中国古典文学的通用设计方法论——即设计学意义上的方法体系迁移[4]。</w:t>
-      </w:r>
-    </w:p>
-    <w:p>
-      <w:pPr>
-        <w:pStyle w:val="Heading1"/>
-        <w:spacing w:after="200" w:before="360" w:line="360"/>
-      </w:pPr>
-      <w:r>
-        <w:rPr>
-          <w:rFonts w:ascii="Times New Roman" w:eastAsia="SimHei"/>
-          <w:b/>
-          <w:bCs/>
-          <w:color w:val="000000"/>
-          <w:sz w:val="28"/>
-          <w:szCs w:val="28"/>
-        </w:rPr>
-        <w:t xml:space="preserve">8 结语</w:t>
-      </w:r>
-    </w:p>
-    <w:p>
-      <w:pPr>
-        <w:spacing w:line="360"/>
-        <w:ind w:firstLine="480"/>
-        <w:jc w:val="both"/>
-      </w:pPr>
-      <w:r>
-        <w:rPr>
-          <w:rFonts w:ascii="Times New Roman" w:eastAsia="SimSun"/>
-          <w:color w:val="000000"/>
-          <w:sz w:val="24"/>
-          <w:szCs w:val="24"/>
-        </w:rPr>
-        <w:t xml:space="preserve">回到引言——可视化是否必然西化？</w:t>
-      </w:r>
-      <w:r>
-        <w:rPr>
-          <w:rFonts w:ascii="Times New Roman" w:eastAsia="SimSun"/>
-          <w:b/>
-          <w:bCs/>
-          <w:color w:val="000000"/>
-          <w:sz w:val="24"/>
-          <w:szCs w:val="24"/>
-        </w:rPr>
-        <w:t xml:space="preserve">不必</w:t>
-      </w:r>
-      <w:r>
-        <w:rPr>
-          <w:rFonts w:ascii="Times New Roman" w:eastAsia="SimSun"/>
-          <w:color w:val="000000"/>
-          <w:sz w:val="24"/>
-          <w:szCs w:val="24"/>
-        </w:rPr>
-        <w:t xml:space="preserve">，但需要一个条件：设计系统而非单幅作品。置于学科语境：设计与数字人文的交叉不应停留在"为数据开发工具"，而应建立协作模型⑩；文化遗产可视化正从网格界面走向丰富交互形态⑨。本文的贡献在于合流这两条线索——</w:t>
-      </w:r>
-      <w:r>
-        <w:rPr>
-          <w:rFonts w:ascii="Times New Roman" w:eastAsia="SimSun"/>
-          <w:b/>
-          <w:bCs/>
-          <w:color w:val="000000"/>
-          <w:sz w:val="24"/>
-          <w:szCs w:val="24"/>
-        </w:rPr>
-        <w:t xml:space="preserve">以设计系统的方式进入数字人文，让本土美学成为可视化语法的一种合法选择</w:t>
-      </w:r>
-      <w:r>
-        <w:rPr>
-          <w:rFonts w:ascii="Times New Roman" w:eastAsia="SimSun"/>
-          <w:color w:val="000000"/>
-          <w:sz w:val="24"/>
-          <w:szCs w:val="24"/>
-        </w:rPr>
-        <w:t xml:space="preserve">：不是放弃数据可视化的通用认知基础，而是在其之上叠加文化语义层。</w:t>
-      </w:r>
-    </w:p>
-    <w:p>
-      <w:pPr>
-        <w:spacing w:line="360"/>
-        <w:ind w:firstLine="480"/>
-        <w:jc w:val="both"/>
-      </w:pPr>
-      <w:r>
-        <w:rPr>
-          <w:rFonts w:ascii="Times New Roman" w:eastAsia="SimSun"/>
-          <w:color w:val="000000"/>
-          <w:sz w:val="24"/>
-          <w:szCs w:val="24"/>
-        </w:rPr>
-        <w:t xml:space="preserve">局限亦须诚实交代：其一，用户研究尚未执行，审美偏好仍是预期而非结果，论文主张的实证支撑有待样本数据补强；其二，86 页规模虽大，但迁移路径（三国/红楼）尚未真实施作，仍是方法论主张而非实证；其三，暗色治理的经验数据来自单一项目，其普遍性有待跨项目检验。到那时，"新中式·数字雅集"将不仅是一套设计系统，而可成为中国古典文学数字人文研究复用的设计方法论。</w:t>
-      </w:r>
-    </w:p>
-    <w:p>
-      <w:pPr>
-        <w:pStyle w:val="Heading1"/>
-        <w:spacing w:after="200" w:before="360" w:line="360"/>
-      </w:pPr>
-      <w:r>
-        <w:rPr>
-          <w:rFonts w:ascii="Times New Roman" w:eastAsia="SimHei"/>
-          <w:b/>
-          <w:bCs/>
-          <w:color w:val="000000"/>
-          <w:sz w:val="28"/>
-          <w:szCs w:val="28"/>
-        </w:rPr>
-        <w:t xml:space="preserve">注释</w:t>
+        <w:t xml:space="preserve">① Wall B, Lee D M. Stability in Variation: Visualizing the Actantial Core of </w:t>
+      </w:r>
+      <w:r>
+        <w:rPr>
+          <w:rFonts w:ascii="Times New Roman" w:eastAsia="SimSun"/>
+          <w:i/>
+          <w:iCs/>
+          <w:color w:val="000000"/>
+          <w:sz w:val="21"/>
+          <w:szCs w:val="21"/>
+        </w:rPr>
+        <w:t xml:space="preserve">The Journey to the West</w:t>
+      </w:r>
+      <w:r>
+        <w:rPr>
+          <w:rFonts w:ascii="Times New Roman" w:eastAsia="SimSun"/>
+          <w:color w:val="000000"/>
+          <w:sz w:val="21"/>
+          <w:szCs w:val="21"/>
+        </w:rPr>
+        <w:t xml:space="preserve">[J]. Korean Studies, 2023, 47(1): 117-144.</w:t>
       </w:r>
     </w:p>
     <w:p>
@@ -4654,7 +4601,151 @@
           <w:sz w:val="21"/>
           <w:szCs w:val="21"/>
         </w:rPr>
-        <w:t xml:space="preserve">① Wall B, Lee D M. Stability in Variation: Visualizing the Actantial Core of </w:t>
+        <w:t xml:space="preserve">② Drucker J. Humanities Approaches to Graphical Display[J]. Digital Humanities Quarterly, 2011, 5(1).</w:t>
+      </w:r>
+    </w:p>
+    <w:p>
+      <w:pPr>
+        <w:spacing w:line="360"/>
+        <w:ind w:left="420" w:hanging="420"/>
+        <w:jc w:val="both"/>
+      </w:pPr>
+      <w:r>
+        <w:rPr>
+          <w:rFonts w:ascii="Times New Roman" w:eastAsia="SimSun"/>
+          <w:color w:val="000000"/>
+          <w:sz w:val="21"/>
+          <w:szCs w:val="21"/>
+        </w:rPr>
+        <w:t xml:space="preserve">③ 佚名. 以《西游记》为对象的数字人文可视化项目[EB/OL].（匿名：项目信息投稿时随作者信息一并提供）</w:t>
+      </w:r>
+    </w:p>
+    <w:p>
+      <w:pPr>
+        <w:spacing w:line="360"/>
+        <w:ind w:left="420" w:hanging="420"/>
+        <w:jc w:val="both"/>
+      </w:pPr>
+      <w:r>
+        <w:rPr>
+          <w:rFonts w:ascii="Times New Roman" w:eastAsia="SimSun"/>
+          <w:color w:val="000000"/>
+          <w:sz w:val="21"/>
+          <w:szCs w:val="21"/>
+        </w:rPr>
+        <w:t xml:space="preserve">④ Cooper D, Gregory I. Mapping the English Lake District: a literary GIS[J]. Transactions of the Institute of British Geographers, 2010, 36(1): 89-108.</w:t>
+      </w:r>
+    </w:p>
+    <w:p>
+      <w:pPr>
+        <w:spacing w:line="360"/>
+        <w:ind w:left="420" w:hanging="420"/>
+        <w:jc w:val="both"/>
+      </w:pPr>
+      <w:r>
+        <w:rPr>
+          <w:rFonts w:ascii="Times New Roman" w:eastAsia="SimSun"/>
+          <w:color w:val="000000"/>
+          <w:sz w:val="21"/>
+          <w:szCs w:val="21"/>
+        </w:rPr>
+        <w:t xml:space="preserve">⑤ Bushell S, Butler J O, Hay D, et al. Digital Literary Mapping: I. Visualizing and Reading Graph Topologies as Maps for Literature[J]. Cartographica, 2022, 57(1): 11-36.</w:t>
+      </w:r>
+    </w:p>
+    <w:p>
+      <w:pPr>
+        <w:spacing w:line="360"/>
+        <w:ind w:left="420" w:hanging="420"/>
+        <w:jc w:val="both"/>
+      </w:pPr>
+      <w:r>
+        <w:rPr>
+          <w:rFonts w:ascii="Times New Roman" w:eastAsia="SimSun"/>
+          <w:color w:val="000000"/>
+          <w:sz w:val="21"/>
+          <w:szCs w:val="21"/>
+        </w:rPr>
+        <w:t xml:space="preserve">⑥ 华东师范大学地理科学学院. 《西游记》文学探索地图[EB/OL]. 2023 CaGIS 年度地图设计大赛学生组 Arthur Robinson 荣誉提名奖. https://geo.ecnu.edu.cn［2026-09-23 引用］.</w:t>
+      </w:r>
+    </w:p>
+    <w:p>
+      <w:pPr>
+        <w:spacing w:line="360"/>
+        <w:ind w:left="420" w:hanging="420"/>
+        <w:jc w:val="both"/>
+      </w:pPr>
+      <w:r>
+        <w:rPr>
+          <w:rFonts w:ascii="Times New Roman" w:eastAsia="SimSun"/>
+          <w:color w:val="000000"/>
+          <w:sz w:val="21"/>
+          <w:szCs w:val="21"/>
+        </w:rPr>
+        <w:t xml:space="preserve">⑦ 史卓, 王萌, 曾树珍, 等. 基于知识图谱的文学叙事可视化研究[J]. 中国科技论文, 2023, 18(11): 1230-1235,1243.</w:t>
+      </w:r>
+    </w:p>
+    <w:p>
+      <w:pPr>
+        <w:spacing w:line="360"/>
+        <w:ind w:left="420" w:hanging="420"/>
+        <w:jc w:val="both"/>
+      </w:pPr>
+      <w:r>
+        <w:rPr>
+          <w:rFonts w:ascii="Times New Roman" w:eastAsia="SimSun"/>
+          <w:color w:val="000000"/>
+          <w:sz w:val="21"/>
+          <w:szCs w:val="21"/>
+        </w:rPr>
+        <w:t xml:space="preserve">⑧ 赵薇. 社会网络分析与"《大波》三部曲"的人物功能[J]. 山东社会科学, 2018(9).</w:t>
+      </w:r>
+    </w:p>
+    <w:p>
+      <w:pPr>
+        <w:spacing w:line="360"/>
+        <w:ind w:left="420" w:hanging="420"/>
+        <w:jc w:val="both"/>
+      </w:pPr>
+      <w:r>
+        <w:rPr>
+          <w:rFonts w:ascii="Times New Roman" w:eastAsia="SimSun"/>
+          <w:color w:val="000000"/>
+          <w:sz w:val="21"/>
+          <w:szCs w:val="21"/>
+        </w:rPr>
+        <w:t xml:space="preserve">⑨ Windhager F, Federico P, Schreder G, et al. Visualization of Cultural Heritage Collection Data: State of the Art and Future Challenges[J]. IEEE Transactions on Visualization and Computer Graphics, 2018, 25(6): 2311-2330.</w:t>
+      </w:r>
+    </w:p>
+    <w:p>
+      <w:pPr>
+        <w:spacing w:line="360"/>
+        <w:ind w:left="420" w:hanging="420"/>
+        <w:jc w:val="both"/>
+      </w:pPr>
+      <w:r>
+        <w:rPr>
+          <w:rFonts w:ascii="Times New Roman" w:eastAsia="SimSun"/>
+          <w:color w:val="000000"/>
+          <w:sz w:val="21"/>
+          <w:szCs w:val="21"/>
+        </w:rPr>
+        <w:t xml:space="preserve">⑩ Trocchianesi R, Bollini L. Design, Digital Humanities, and Information Visualization for Cultural Heritage[J]. Multimodal Technologies and Interaction, 2023, 7(11): 102.</w:t>
+      </w:r>
+    </w:p>
+    <w:p>
+      <w:pPr>
+        <w:spacing w:line="360"/>
+        <w:ind w:left="420" w:hanging="420"/>
+        <w:jc w:val="both"/>
+      </w:pPr>
+      <w:r>
+        <w:rPr>
+          <w:rFonts w:ascii="Times New Roman" w:eastAsia="SimSun"/>
+          <w:color w:val="000000"/>
+          <w:sz w:val="21"/>
+          <w:szCs w:val="21"/>
+        </w:rPr>
+        <w:t xml:space="preserve">⑪ Jia N, Xin J, Wang Y. Overseas reception of English translations of </w:t>
       </w:r>
       <w:r>
         <w:rPr>
@@ -4665,7 +4756,7 @@
           <w:sz w:val="21"/>
           <w:szCs w:val="21"/>
         </w:rPr>
-        <w:t xml:space="preserve">The Journey to the West</w:t>
+        <w:t xml:space="preserve">Journey to the West</w:t>
       </w:r>
       <w:r>
         <w:rPr>
@@ -4674,7 +4765,7 @@
           <w:sz w:val="21"/>
           <w:szCs w:val="21"/>
         </w:rPr>
-        <w:t xml:space="preserve">[J]. Korean Studies, 2023, 47(1): 117-144.</w:t>
+        <w:t xml:space="preserve">: Temporal dynamics, cross-platform sentiment patterns, and topic modeling[J]. PLOS ONE, 2026.</w:t>
       </w:r>
     </w:p>
     <w:p>
@@ -4690,7 +4781,27 @@
           <w:sz w:val="21"/>
           <w:szCs w:val="21"/>
         </w:rPr>
-        <w:t xml:space="preserve">② Drucker J. Humanities Approaches to Graphical Display[J]. Digital Humanities Quarterly, 2011, 5(1).</w:t>
+        <w:t xml:space="preserve">⑫ Ping Y, Wang B. Retranslated Chinese classical canon </w:t>
+      </w:r>
+      <w:r>
+        <w:rPr>
+          <w:rFonts w:ascii="Times New Roman" w:eastAsia="SimSun"/>
+          <w:i/>
+          <w:iCs/>
+          <w:color w:val="000000"/>
+          <w:sz w:val="21"/>
+          <w:szCs w:val="21"/>
+        </w:rPr>
+        <w:t xml:space="preserve">Journey to the West</w:t>
+      </w:r>
+      <w:r>
+        <w:rPr>
+          <w:rFonts w:ascii="Times New Roman" w:eastAsia="SimSun"/>
+          <w:color w:val="000000"/>
+          <w:sz w:val="21"/>
+          <w:szCs w:val="21"/>
+        </w:rPr>
+        <w:t xml:space="preserve">: a stylometric comparison between Julia Lovell's retranslation and Arthur Waley's translation[J]. Digital Scholarship in the Humanities, 2024, 39(1): 308-320.</w:t>
       </w:r>
     </w:p>
     <w:p>
@@ -4706,7 +4817,7 @@
           <w:sz w:val="21"/>
           <w:szCs w:val="21"/>
         </w:rPr>
-        <w:t xml:space="preserve">③ 佚名. 以《西游记》为对象的数字人文可视化项目[EB/OL].（匿名：项目信息投稿时随作者信息一并提供）</w:t>
+        <w:t xml:space="preserve">⑬ Fan Z B, Zhang K. Visual order of Chinese ink paintings[J]. Visual Computing for Industry, Biomedicine, and Art, 2020, 3(1): 23.</w:t>
       </w:r>
     </w:p>
     <w:p>
@@ -4722,7 +4833,7 @@
           <w:sz w:val="21"/>
           <w:szCs w:val="21"/>
         </w:rPr>
-        <w:t xml:space="preserve">④ Cooper D, Gregory I. Mapping the English Lake District: a literary GIS[J]. Transactions of the Institute of British Geographers, 2010, 36(1): 89-108.</w:t>
+        <w:t xml:space="preserve">⑭ Yang T, Silveira S, Formuli A, et al. Aesthetic Experiences Across Cultures: Neural Correlates When Viewing Traditional Eastern or Western Landscape Paintings[J]. Frontiers in Psychology, 2019, 10: 798.</w:t>
       </w:r>
     </w:p>
     <w:p>
@@ -4738,223 +4849,7 @@
           <w:sz w:val="21"/>
           <w:szCs w:val="21"/>
         </w:rPr>
-        <w:t xml:space="preserve">⑤ Bushell S, Butler J O, Hay D, et al. Digital Literary Mapping: I. Visualizing and Reading Graph Topologies as Maps for Literature[J]. Cartographica, 2022, 57(1): 11-36.</w:t>
-      </w:r>
-    </w:p>
-    <w:p>
-      <w:pPr>
-        <w:spacing w:line="360"/>
-        <w:ind w:left="420" w:hanging="420"/>
-        <w:jc w:val="both"/>
-      </w:pPr>
-      <w:r>
-        <w:rPr>
-          <w:rFonts w:ascii="Times New Roman" w:eastAsia="SimSun"/>
-          <w:color w:val="000000"/>
-          <w:sz w:val="21"/>
-          <w:szCs w:val="21"/>
-        </w:rPr>
-        <w:t xml:space="preserve">⑥ 华东师范大学地理科学学院. 《西游记》文学探索地图[EB/OL]. 2023 CaGIS 年度地图设计大赛学生组 Arthur Robinson 荣誉提名奖. https://geo.ecnu.edu.cn［2026-09-23 引用］.</w:t>
-      </w:r>
-    </w:p>
-    <w:p>
-      <w:pPr>
-        <w:spacing w:line="360"/>
-        <w:ind w:left="420" w:hanging="420"/>
-        <w:jc w:val="both"/>
-      </w:pPr>
-      <w:r>
-        <w:rPr>
-          <w:rFonts w:ascii="Times New Roman" w:eastAsia="SimSun"/>
-          <w:color w:val="000000"/>
-          <w:sz w:val="21"/>
-          <w:szCs w:val="21"/>
-        </w:rPr>
-        <w:t xml:space="preserve">⑦ 史卓, 王萌, 曾树珍, 等. 基于知识图谱的文学叙事可视化研究[J]. 中国科技论文, 2023, 18(11): 1230-1235,1243.</w:t>
-      </w:r>
-    </w:p>
-    <w:p>
-      <w:pPr>
-        <w:spacing w:line="360"/>
-        <w:ind w:left="420" w:hanging="420"/>
-        <w:jc w:val="both"/>
-      </w:pPr>
-      <w:r>
-        <w:rPr>
-          <w:rFonts w:ascii="Times New Roman" w:eastAsia="SimSun"/>
-          <w:color w:val="000000"/>
-          <w:sz w:val="21"/>
-          <w:szCs w:val="21"/>
-        </w:rPr>
-        <w:t xml:space="preserve">⑧ 赵薇. 社会网络分析与"《大波》三部曲"的人物功能[J]. 山东社会科学, 2018(9).</w:t>
-      </w:r>
-    </w:p>
-    <w:p>
-      <w:pPr>
-        <w:spacing w:line="360"/>
-        <w:ind w:left="420" w:hanging="420"/>
-        <w:jc w:val="both"/>
-      </w:pPr>
-      <w:r>
-        <w:rPr>
-          <w:rFonts w:ascii="Times New Roman" w:eastAsia="SimSun"/>
-          <w:color w:val="000000"/>
-          <w:sz w:val="21"/>
-          <w:szCs w:val="21"/>
-        </w:rPr>
-        <w:t xml:space="preserve">⑨ Windhager F, Federico P, Schreder G, et al. Visualization of Cultural Heritage Collection Data: State of the Art and Future Challenges[J]. IEEE Transactions on Visualization and Computer Graphics, 2018, 25(6): 2311-2330.</w:t>
-      </w:r>
-    </w:p>
-    <w:p>
-      <w:pPr>
-        <w:spacing w:line="360"/>
-        <w:ind w:left="420" w:hanging="420"/>
-        <w:jc w:val="both"/>
-      </w:pPr>
-      <w:r>
-        <w:rPr>
-          <w:rFonts w:ascii="Times New Roman" w:eastAsia="SimSun"/>
-          <w:color w:val="000000"/>
-          <w:sz w:val="21"/>
-          <w:szCs w:val="21"/>
-        </w:rPr>
-        <w:t xml:space="preserve">⑩ Trocchianesi R, Bollini L. Design, Digital Humanities, and Information Visualization for Cultural Heritage[J]. Multimodal Technologies and Interaction, 2023, 7(11): 102.</w:t>
-      </w:r>
-    </w:p>
-    <w:p>
-      <w:pPr>
-        <w:spacing w:line="360"/>
-        <w:ind w:left="420" w:hanging="420"/>
-        <w:jc w:val="both"/>
-      </w:pPr>
-      <w:r>
-        <w:rPr>
-          <w:rFonts w:ascii="Times New Roman" w:eastAsia="SimSun"/>
-          <w:color w:val="000000"/>
-          <w:sz w:val="21"/>
-          <w:szCs w:val="21"/>
-        </w:rPr>
-        <w:t xml:space="preserve">⑪ Jia N, Xin J, Wang Y. Overseas reception of English translations of </w:t>
-      </w:r>
-      <w:r>
-        <w:rPr>
-          <w:rFonts w:ascii="Times New Roman" w:eastAsia="SimSun"/>
-          <w:i/>
-          <w:iCs/>
-          <w:color w:val="000000"/>
-          <w:sz w:val="21"/>
-          <w:szCs w:val="21"/>
-        </w:rPr>
-        <w:t xml:space="preserve">Journey to the West</w:t>
-      </w:r>
-      <w:r>
-        <w:rPr>
-          <w:rFonts w:ascii="Times New Roman" w:eastAsia="SimSun"/>
-          <w:color w:val="000000"/>
-          <w:sz w:val="21"/>
-          <w:szCs w:val="21"/>
-        </w:rPr>
-        <w:t xml:space="preserve">: Temporal dynamics, cross-platform sentiment patterns, and topic modeling[J]. PLOS ONE, 2026.</w:t>
-      </w:r>
-    </w:p>
-    <w:p>
-      <w:pPr>
-        <w:spacing w:line="360"/>
-        <w:ind w:left="420" w:hanging="420"/>
-        <w:jc w:val="both"/>
-      </w:pPr>
-      <w:r>
-        <w:rPr>
-          <w:rFonts w:ascii="Times New Roman" w:eastAsia="SimSun"/>
-          <w:color w:val="000000"/>
-          <w:sz w:val="21"/>
-          <w:szCs w:val="21"/>
-        </w:rPr>
-        <w:t xml:space="preserve">⑫ Ping Y, Wang B. Retranslated Chinese classical canon </w:t>
-      </w:r>
-      <w:r>
-        <w:rPr>
-          <w:rFonts w:ascii="Times New Roman" w:eastAsia="SimSun"/>
-          <w:i/>
-          <w:iCs/>
-          <w:color w:val="000000"/>
-          <w:sz w:val="21"/>
-          <w:szCs w:val="21"/>
-        </w:rPr>
-        <w:t xml:space="preserve">Journey to the West</w:t>
-      </w:r>
-      <w:r>
-        <w:rPr>
-          <w:rFonts w:ascii="Times New Roman" w:eastAsia="SimSun"/>
-          <w:color w:val="000000"/>
-          <w:sz w:val="21"/>
-          <w:szCs w:val="21"/>
-        </w:rPr>
-        <w:t xml:space="preserve">: a stylometric comparison between Julia Lovell's retranslation and Arthur Waley's translation[J]. Digital Scholarship in the Humanities, 2024, 39(1): 308-320.</w:t>
-      </w:r>
-    </w:p>
-    <w:p>
-      <w:pPr>
-        <w:spacing w:line="360"/>
-        <w:ind w:left="420" w:hanging="420"/>
-        <w:jc w:val="both"/>
-      </w:pPr>
-      <w:r>
-        <w:rPr>
-          <w:rFonts w:ascii="Times New Roman" w:eastAsia="SimSun"/>
-          <w:color w:val="000000"/>
-          <w:sz w:val="21"/>
-          <w:szCs w:val="21"/>
-        </w:rPr>
-        <w:t xml:space="preserve">⑬ Fan Z B, Zhang K. Visual order of Chinese ink paintings[J]. Visual Computing for Industry, Biomedicine, and Art, 2020, 3(1): 23.</w:t>
-      </w:r>
-    </w:p>
-    <w:p>
-      <w:pPr>
-        <w:spacing w:line="360"/>
-        <w:ind w:left="420" w:hanging="420"/>
-        <w:jc w:val="both"/>
-      </w:pPr>
-      <w:r>
-        <w:rPr>
-          <w:rFonts w:ascii="Times New Roman" w:eastAsia="SimSun"/>
-          <w:color w:val="000000"/>
-          <w:sz w:val="21"/>
-          <w:szCs w:val="21"/>
-        </w:rPr>
-        <w:t xml:space="preserve">⑭ Yang T, Silveira S, Formuli A, et al. Aesthetic Experiences Across Cultures: Neural Correlates When Viewing Traditional Eastern or Western Landscape Paintings[J]. Frontiers in Psychology, 2019, 10: 798.</w:t>
-      </w:r>
-    </w:p>
-    <w:p>
-      <w:pPr>
-        <w:spacing w:line="360"/>
-        <w:ind w:left="420" w:hanging="420"/>
-        <w:jc w:val="both"/>
-      </w:pPr>
-      <w:r>
-        <w:rPr>
-          <w:rFonts w:ascii="Times New Roman" w:eastAsia="SimSun"/>
-          <w:color w:val="000000"/>
-          <w:sz w:val="21"/>
-          <w:szCs w:val="21"/>
-        </w:rPr>
-        <w:t xml:space="preserve">⑮ Chen Z, Xie A, Liu Y, et al. From Myth to Interface: An AI-Augmented Interactive Visual System for Exploring Artifact Interactions in Journey to the West[C]//International Symposium on Visual Information Communication and Interaction (VINCI). ACM, 2025: 58:1-58:8.</w:t>
-      </w:r>
-    </w:p>
-    <w:p>
-      <w:pPr>
-        <w:spacing w:line="360"/>
-        <w:ind w:left="420" w:hanging="420"/>
-        <w:jc w:val="both"/>
-      </w:pPr>
-      <w:r>
-        <w:rPr>
-          <w:rFonts w:ascii="Times New Roman" w:eastAsia="SimSun"/>
-          <w:color w:val="000000"/>
-          <w:sz w:val="21"/>
-          <w:szCs w:val="21"/>
-        </w:rPr>
-        <w:t xml:space="preserve">⑯ W3C. Web Content Accessibility Guidelines (WCAG) 2.2[S/OL]. https://www.w3.org/TR/WCAG22/［2026-09-23 引用］.</w:t>
+        <w:t xml:space="preserve">⑮ W3C. Web Content Accessibility Guidelines (WCAG) 2.2[S/OL]. https://www.w3.org/TR/WCAG22/［2026-09-23 引用］.</w:t>
       </w:r>
     </w:p>
     <w:p>

--- a/docs/S4-学术投稿/学术论文B轨-新中式数字雅集-匿名稿.docx
+++ b/docs/S4-学术投稿/学术论文B轨-新中式数字雅集-匿名稿.docx
@@ -184,7 +184,7 @@
           <w:sz w:val="24"/>
           <w:szCs w:val="24"/>
         </w:rPr>
-        <w:t xml:space="preserve">: Digital-humanities visualization tends to be "dashboard-ized": data is disciplined into statistical charts of Western templates, divorcing the visual language of cultural motifs from their textual cores, leaving motion without cultural semantics and accessibility ungoverned. Taking 86 interactive visualizations of </w:t>
+        <w:t xml:space="preserve">: Digital-humanities visualization tends to be "dashboardized": data is disciplined into statistical charts of Western templates, divorcing the visual language of cultural motifs from their textual cores, leaving motion without cultural semantics and accessibility ungoverned. Taking 86 interactive visualizations of </w:t>
       </w:r>
       <w:r>
         <w:rPr>
@@ -204,7 +204,7 @@
           <w:sz w:val="24"/>
           <w:szCs w:val="24"/>
         </w:rPr>
-        <w:t xml:space="preserve">, this paper proposes a replicable "New-Chinese Digital Elegance" design system: rice-paper, ink and cinnabar tokens encode cultural semantics and distribute across 233 pages through a three-tier architecture; a three-tier duration and easing contract governs motion; dual CSS/JS guards build in accessibility; a one-source-multi-form pipeline secures reproducibility. The practice shows that local aesthetics can be written into design tokens, motion specifications, and verification gates as a transferable design methodology for classical Chinese literature.</w:t>
+        <w:t xml:space="preserve"> as an empirical case, this paper proposes a replicable "New-Chinese Digital Elegance" design system: rice-paper, ink and cinnabar tokens encode cultural semantics and are distributed across 233 pages through a three-tier architecture; a three-tier duration and easing contract governs motion; dual CSS/JS guards build in accessibility; a one-source-multi-form pipeline secures reproducibility. The practice shows that local aesthetics can be written into design tokens, motion specifications, and verification gates as a transferable design methodology for classical Chinese literature.</w:t>
       </w:r>
     </w:p>
     <w:p>
@@ -4585,7 +4585,27 @@
           <w:sz w:val="21"/>
           <w:szCs w:val="21"/>
         </w:rPr>
-        <w:t xml:space="preserve">[J]. Korean Studies, 2023, 47(1): 117-144.</w:t>
+        <w:t xml:space="preserve">[J]. </w:t>
+      </w:r>
+      <w:r>
+        <w:rPr>
+          <w:rFonts w:ascii="Times New Roman" w:eastAsia="SimSun"/>
+          <w:i/>
+          <w:iCs/>
+          <w:color w:val="000000"/>
+          <w:sz w:val="21"/>
+          <w:szCs w:val="21"/>
+        </w:rPr>
+        <w:t xml:space="preserve">Korean Studies</w:t>
+      </w:r>
+      <w:r>
+        <w:rPr>
+          <w:rFonts w:ascii="Times New Roman" w:eastAsia="SimSun"/>
+          <w:color w:val="000000"/>
+          <w:sz w:val="21"/>
+          <w:szCs w:val="21"/>
+        </w:rPr>
+        <w:t xml:space="preserve">, 2023, 47(1): 117-144.</w:t>
       </w:r>
     </w:p>
     <w:p>
@@ -4601,7 +4621,27 @@
           <w:sz w:val="21"/>
           <w:szCs w:val="21"/>
         </w:rPr>
-        <w:t xml:space="preserve">② Drucker J. Humanities Approaches to Graphical Display[J]. Digital Humanities Quarterly, 2011, 5(1).</w:t>
+        <w:t xml:space="preserve">② Drucker J. Humanities Approaches to Graphical Display[J]. </w:t>
+      </w:r>
+      <w:r>
+        <w:rPr>
+          <w:rFonts w:ascii="Times New Roman" w:eastAsia="SimSun"/>
+          <w:i/>
+          <w:iCs/>
+          <w:color w:val="000000"/>
+          <w:sz w:val="21"/>
+          <w:szCs w:val="21"/>
+        </w:rPr>
+        <w:t xml:space="preserve">Digital Humanities Quarterly</w:t>
+      </w:r>
+      <w:r>
+        <w:rPr>
+          <w:rFonts w:ascii="Times New Roman" w:eastAsia="SimSun"/>
+          <w:color w:val="000000"/>
+          <w:sz w:val="21"/>
+          <w:szCs w:val="21"/>
+        </w:rPr>
+        <w:t xml:space="preserve">, 2011, 5(1).</w:t>
       </w:r>
     </w:p>
     <w:p>
@@ -4633,7 +4673,27 @@
           <w:sz w:val="21"/>
           <w:szCs w:val="21"/>
         </w:rPr>
-        <w:t xml:space="preserve">④ Cooper D, Gregory I. Mapping the English Lake District: a literary GIS[J]. Transactions of the Institute of British Geographers, 2010, 36(1): 89-108.</w:t>
+        <w:t xml:space="preserve">④ Cooper D, Gregory I. Mapping the English Lake District: a literary GIS[J]. </w:t>
+      </w:r>
+      <w:r>
+        <w:rPr>
+          <w:rFonts w:ascii="Times New Roman" w:eastAsia="SimSun"/>
+          <w:i/>
+          <w:iCs/>
+          <w:color w:val="000000"/>
+          <w:sz w:val="21"/>
+          <w:szCs w:val="21"/>
+        </w:rPr>
+        <w:t xml:space="preserve">Transactions of the Institute of British Geographers</w:t>
+      </w:r>
+      <w:r>
+        <w:rPr>
+          <w:rFonts w:ascii="Times New Roman" w:eastAsia="SimSun"/>
+          <w:color w:val="000000"/>
+          <w:sz w:val="21"/>
+          <w:szCs w:val="21"/>
+        </w:rPr>
+        <w:t xml:space="preserve">, 2010, 36(1): 89-108.</w:t>
       </w:r>
     </w:p>
     <w:p>
@@ -4649,7 +4709,27 @@
           <w:sz w:val="21"/>
           <w:szCs w:val="21"/>
         </w:rPr>
-        <w:t xml:space="preserve">⑤ Bushell S, Butler J O, Hay D, et al. Digital Literary Mapping: I. Visualizing and Reading Graph Topologies as Maps for Literature[J]. Cartographica, 2022, 57(1): 11-36.</w:t>
+        <w:t xml:space="preserve">⑤ Bushell S, Butler J O, Hay D, et al. Digital Literary Mapping: I. Visualizing and Reading Graph Topologies as Maps for Literature[J]. </w:t>
+      </w:r>
+      <w:r>
+        <w:rPr>
+          <w:rFonts w:ascii="Times New Roman" w:eastAsia="SimSun"/>
+          <w:i/>
+          <w:iCs/>
+          <w:color w:val="000000"/>
+          <w:sz w:val="21"/>
+          <w:szCs w:val="21"/>
+        </w:rPr>
+        <w:t xml:space="preserve">Cartographica</w:t>
+      </w:r>
+      <w:r>
+        <w:rPr>
+          <w:rFonts w:ascii="Times New Roman" w:eastAsia="SimSun"/>
+          <w:color w:val="000000"/>
+          <w:sz w:val="21"/>
+          <w:szCs w:val="21"/>
+        </w:rPr>
+        <w:t xml:space="preserve">, 2022, 57(1): 11-36.</w:t>
       </w:r>
     </w:p>
     <w:p>
@@ -4697,7 +4777,7 @@
           <w:sz w:val="21"/>
           <w:szCs w:val="21"/>
         </w:rPr>
-        <w:t xml:space="preserve">⑧ 赵薇. 社会网络分析与"《大波》三部曲"的人物功能[J]. 山东社会科学, 2018(9).</w:t>
+        <w:t xml:space="preserve">⑧ 赵薇. 社会网络分析与"《大波》三部曲"的人物功能[J]. 山东社会科学, 2018(9): 50-64.</w:t>
       </w:r>
     </w:p>
     <w:p>
@@ -4713,7 +4793,27 @@
           <w:sz w:val="21"/>
           <w:szCs w:val="21"/>
         </w:rPr>
-        <w:t xml:space="preserve">⑨ Windhager F, Federico P, Schreder G, et al. Visualization of Cultural Heritage Collection Data: State of the Art and Future Challenges[J]. IEEE Transactions on Visualization and Computer Graphics, 2018, 25(6): 2311-2330.</w:t>
+        <w:t xml:space="preserve">⑨ Windhager F, Federico P, Schreder G, et al. Visualization of Cultural Heritage Collection Data: State of the Art and Future Challenges[J]. </w:t>
+      </w:r>
+      <w:r>
+        <w:rPr>
+          <w:rFonts w:ascii="Times New Roman" w:eastAsia="SimSun"/>
+          <w:i/>
+          <w:iCs/>
+          <w:color w:val="000000"/>
+          <w:sz w:val="21"/>
+          <w:szCs w:val="21"/>
+        </w:rPr>
+        <w:t xml:space="preserve">IEEE Transactions on Visualization and Computer Graphics</w:t>
+      </w:r>
+      <w:r>
+        <w:rPr>
+          <w:rFonts w:ascii="Times New Roman" w:eastAsia="SimSun"/>
+          <w:color w:val="000000"/>
+          <w:sz w:val="21"/>
+          <w:szCs w:val="21"/>
+        </w:rPr>
+        <w:t xml:space="preserve">, 2018, 25(6): 2311-2330.</w:t>
       </w:r>
     </w:p>
     <w:p>
@@ -4729,7 +4829,27 @@
           <w:sz w:val="21"/>
           <w:szCs w:val="21"/>
         </w:rPr>
-        <w:t xml:space="preserve">⑩ Trocchianesi R, Bollini L. Design, Digital Humanities, and Information Visualization for Cultural Heritage[J]. Multimodal Technologies and Interaction, 2023, 7(11): 102.</w:t>
+        <w:t xml:space="preserve">⑩ Trocchianesi R, Bollini L. Design, Digital Humanities, and Information Visualization for Cultural Heritage[J]. </w:t>
+      </w:r>
+      <w:r>
+        <w:rPr>
+          <w:rFonts w:ascii="Times New Roman" w:eastAsia="SimSun"/>
+          <w:i/>
+          <w:iCs/>
+          <w:color w:val="000000"/>
+          <w:sz w:val="21"/>
+          <w:szCs w:val="21"/>
+        </w:rPr>
+        <w:t xml:space="preserve">Multimodal Technologies and Interaction</w:t>
+      </w:r>
+      <w:r>
+        <w:rPr>
+          <w:rFonts w:ascii="Times New Roman" w:eastAsia="SimSun"/>
+          <w:color w:val="000000"/>
+          <w:sz w:val="21"/>
+          <w:szCs w:val="21"/>
+        </w:rPr>
+        <w:t xml:space="preserve">, 2023, 7(11): 102.</w:t>
       </w:r>
     </w:p>
     <w:p>
@@ -4765,7 +4885,27 @@
           <w:sz w:val="21"/>
           <w:szCs w:val="21"/>
         </w:rPr>
-        <w:t xml:space="preserve">: Temporal dynamics, cross-platform sentiment patterns, and topic modeling[J]. PLOS ONE, 2026.</w:t>
+        <w:t xml:space="preserve">: Temporal dynamics, cross-platform sentiment patterns, and topic modeling[J]. </w:t>
+      </w:r>
+      <w:r>
+        <w:rPr>
+          <w:rFonts w:ascii="Times New Roman" w:eastAsia="SimSun"/>
+          <w:i/>
+          <w:iCs/>
+          <w:color w:val="000000"/>
+          <w:sz w:val="21"/>
+          <w:szCs w:val="21"/>
+        </w:rPr>
+        <w:t xml:space="preserve">PLOS ONE</w:t>
+      </w:r>
+      <w:r>
+        <w:rPr>
+          <w:rFonts w:ascii="Times New Roman" w:eastAsia="SimSun"/>
+          <w:color w:val="000000"/>
+          <w:sz w:val="21"/>
+          <w:szCs w:val="21"/>
+        </w:rPr>
+        <w:t xml:space="preserve">, 2026, 21(4): e0347253.</w:t>
       </w:r>
     </w:p>
     <w:p>
@@ -4801,7 +4941,27 @@
           <w:sz w:val="21"/>
           <w:szCs w:val="21"/>
         </w:rPr>
-        <w:t xml:space="preserve">: a stylometric comparison between Julia Lovell's retranslation and Arthur Waley's translation[J]. Digital Scholarship in the Humanities, 2024, 39(1): 308-320.</w:t>
+        <w:t xml:space="preserve">: a stylometric comparison between Julia Lovell's retranslation and Arthur Waley's translation[J]. </w:t>
+      </w:r>
+      <w:r>
+        <w:rPr>
+          <w:rFonts w:ascii="Times New Roman" w:eastAsia="SimSun"/>
+          <w:i/>
+          <w:iCs/>
+          <w:color w:val="000000"/>
+          <w:sz w:val="21"/>
+          <w:szCs w:val="21"/>
+        </w:rPr>
+        <w:t xml:space="preserve">Digital Scholarship in the Humanities</w:t>
+      </w:r>
+      <w:r>
+        <w:rPr>
+          <w:rFonts w:ascii="Times New Roman" w:eastAsia="SimSun"/>
+          <w:color w:val="000000"/>
+          <w:sz w:val="21"/>
+          <w:szCs w:val="21"/>
+        </w:rPr>
+        <w:t xml:space="preserve">, 2024, 39(1): 308-320.</w:t>
       </w:r>
     </w:p>
     <w:p>
@@ -4817,7 +4977,27 @@
           <w:sz w:val="21"/>
           <w:szCs w:val="21"/>
         </w:rPr>
-        <w:t xml:space="preserve">⑬ Fan Z B, Zhang K. Visual order of Chinese ink paintings[J]. Visual Computing for Industry, Biomedicine, and Art, 2020, 3(1): 23.</w:t>
+        <w:t xml:space="preserve">⑬ Fan Z B, Zhang K. Visual order of Chinese ink paintings[J]. </w:t>
+      </w:r>
+      <w:r>
+        <w:rPr>
+          <w:rFonts w:ascii="Times New Roman" w:eastAsia="SimSun"/>
+          <w:i/>
+          <w:iCs/>
+          <w:color w:val="000000"/>
+          <w:sz w:val="21"/>
+          <w:szCs w:val="21"/>
+        </w:rPr>
+        <w:t xml:space="preserve">Visual Computing for Industry, Biomedicine, and Art</w:t>
+      </w:r>
+      <w:r>
+        <w:rPr>
+          <w:rFonts w:ascii="Times New Roman" w:eastAsia="SimSun"/>
+          <w:color w:val="000000"/>
+          <w:sz w:val="21"/>
+          <w:szCs w:val="21"/>
+        </w:rPr>
+        <w:t xml:space="preserve">, 2020, 3(1): 23.</w:t>
       </w:r>
     </w:p>
     <w:p>
@@ -4833,7 +5013,27 @@
           <w:sz w:val="21"/>
           <w:szCs w:val="21"/>
         </w:rPr>
-        <w:t xml:space="preserve">⑭ Yang T, Silveira S, Formuli A, et al. Aesthetic Experiences Across Cultures: Neural Correlates When Viewing Traditional Eastern or Western Landscape Paintings[J]. Frontiers in Psychology, 2019, 10: 798.</w:t>
+        <w:t xml:space="preserve">⑭ Yang T, Silveira S, Formuli A, et al. Aesthetic Experiences Across Cultures: Neural Correlates When Viewing Traditional Eastern or Western Landscape Paintings[J]. </w:t>
+      </w:r>
+      <w:r>
+        <w:rPr>
+          <w:rFonts w:ascii="Times New Roman" w:eastAsia="SimSun"/>
+          <w:i/>
+          <w:iCs/>
+          <w:color w:val="000000"/>
+          <w:sz w:val="21"/>
+          <w:szCs w:val="21"/>
+        </w:rPr>
+        <w:t xml:space="preserve">Frontiers in Psychology</w:t>
+      </w:r>
+      <w:r>
+        <w:rPr>
+          <w:rFonts w:ascii="Times New Roman" w:eastAsia="SimSun"/>
+          <w:color w:val="000000"/>
+          <w:sz w:val="21"/>
+          <w:szCs w:val="21"/>
+        </w:rPr>
+        <w:t xml:space="preserve">, 2019, 10: 798.</w:t>
       </w:r>
     </w:p>
     <w:p>
@@ -4882,7 +5082,7 @@
           <w:sz w:val="21"/>
           <w:szCs w:val="21"/>
         </w:rPr>
-        <w:t xml:space="preserve">[1] 鲁道夫·阿恩海姆. 艺术与视知觉[M]. 滕守尧, 朱疆源, 译. 成都: 四川人民出版社, 1998.</w:t>
+        <w:t xml:space="preserve">[1] [美]鲁道夫·阿恩海姆. 艺术与视知觉[M]. 滕守尧, 朱疆源, 译. 成都: 四川人民出版社, 1998.</w:t>
       </w:r>
     </w:p>
     <w:p>
@@ -4898,7 +5098,7 @@
           <w:sz w:val="21"/>
           <w:szCs w:val="21"/>
         </w:rPr>
-        <w:t xml:space="preserve">[2] 蒲安迪. 明代小说四大奇书[M]. 沈亨寿, 译. 北京: 中国和平出版社, 1993.</w:t>
+        <w:t xml:space="preserve">[2] [美]蒲安迪. 明代小说四大奇书[M]. 沈亨寿, 译. 北京: 中国和平出版社, 1993.</w:t>
       </w:r>
     </w:p>
     <w:p>

--- a/docs/S4-学术投稿/学术论文B轨-新中式数字雅集-匿名稿.docx
+++ b/docs/S4-学术投稿/学术论文B轨-新中式数字雅集-匿名稿.docx
@@ -274,7 +274,7 @@
           <w:sz w:val="24"/>
           <w:szCs w:val="24"/>
         </w:rPr>
-        <w:t xml:space="preserve">《西游记》是一部关于"变形"的书。但当数据可视化被用于呈现这部百回巨著时，可视化的面貌却惊人的单一：白底、蓝紫色板、圆角卡片、标准折线图柱状图——界面设计良好，却仿佛与所呈现的文本无关。叙事学者近年对"故事"提出本体论质疑：故事不是静态原典，而是包含所有变体的"故事云"，每次讲述都改变其形状①。若故事形态是流动的，呈现故事的可视化为何要凝固成一套西式界面语法？如 Drucker 所言，界面不是中立容器，每一图形惯例都承载认识论假设②。当《西游记》的妖怪谱系被画成标准饼图，可视化在"转译"文本的同时也在"规训"文本。</w:t>
+        <w:t xml:space="preserve">《西游记》是一部关于"变形"的书，但用于呈现它的可视化面貌却惊人单一：白底、蓝紫色板、圆角卡片、标准折线柱状图——界面设计良好，却仿佛与文本无关。叙事学者近年对"故事"提出本体论质疑：故事是包含所有变体的"故事云"，每次讲述都改变其形状①。若故事形态是流动的，呈现它的可视化为何凝固成西式界面语法？如 Drucker 所言，界面不是中立容器，每一图形惯例都承载认识论假设②。当妖怪谱系被画成标准饼图，可视化在"转译"文本的同时也在"规训"文本。</w:t>
       </w:r>
     </w:p>
     <w:p>
@@ -310,7 +310,7 @@
           <w:sz w:val="24"/>
           <w:szCs w:val="24"/>
         </w:rPr>
-        <w:t xml:space="preserve"> 回答基于一项实证工作——一个以《西游记》为对象的数字人文可视化项目：100 回逐回解读、615 篇文档、86 个 D3.js/Three.js 交互可视化页③。在生产过程中发展出「新中式·数字雅集」设计系统。本文论证的重点不是这 86 页的视觉品质，而是系统的可复制性：本土美学被写进设计令牌、动效规范与验证门禁，构成一套可迁移的方法论。</w:t>
+        <w:t xml:space="preserve"> 回答基于一项实证工作——一个以《西游记》为对象的数字人文可视化项目：100 回逐回解读、615 篇文档、86 个交互可视化页③。在生产过程中发展出「新中式·数字雅集」设计系统。本文论证的重点不是这 86 页的视觉品质，而是其可复制性：本土美学被写进令牌、规范与门禁，构成可迁移的方法论。</w:t>
       </w:r>
     </w:p>
     <w:p>
@@ -363,7 +363,7 @@
           <w:sz w:val="24"/>
           <w:szCs w:val="24"/>
         </w:rPr>
-        <w:t xml:space="preserve">：Cooper 与 Gregory 提出"文学 GIS"，将文学空间与真实地理叠合④；Bushell 等在《Digital Literary Mapping》系列中更进一步，区分了以真实世界为底图的 GIS 制图与以文本内部关系为对象的"拓扑制图"，主张文学地图应逼近巴赫金意义上的"时空体"而非单纯的地理再现⑤；国内最醒目成果是华东师大《西游记》文学探索地图（2023 CaGIS 学生组 Arthur Robinson 荣誉提名奖），以唐代疆域为底图标注取经路线与关键事件⑥——但产品形态多为</w:t>
+        <w:t xml:space="preserve">：Cooper 与 Gregory 提出"文学 GIS"将文学空间与真实地理叠合④；Bushell 等进一步区分以真实世界为底图的 GIS 制图与以文本内部关系为对象的"拓扑制图"，主张文学地图应逼近巴赫金"时空体"而非单纯地理再现⑤；国内最醒目成果是华东师大《西游记》文学探索地图（2023 CaGIS 学生组 Arthur Robinson 荣誉提名奖），以唐代疆域为底图标注取经路线与关键事件⑥——但产品形态多为</w:t>
       </w:r>
       <w:r>
         <w:rPr>
@@ -383,7 +383,7 @@
           <w:sz w:val="24"/>
           <w:szCs w:val="24"/>
         </w:rPr>
-        <w:t xml:space="preserve">，色彩、动效、交互等视觉决策服务于单图叙事，而非一套可复用的系统。</w:t>
+        <w:t xml:space="preserve">，视觉决策服务于单图叙事而非可复用的系统。</w:t>
       </w:r>
       <w:r>
         <w:rPr>
@@ -403,7 +403,7 @@
           <w:sz w:val="24"/>
           <w:szCs w:val="24"/>
         </w:rPr>
-        <w:t xml:space="preserve">：史卓等以共词分析与知识图谱、故事线可视化"激流三部曲"⑦，赵薇以社会网络分析中文小说《大波》⑧，其视觉决策以图论布局算法为主导，美学选择服务于算法可读性而非文本的文化属性。</w:t>
+        <w:t xml:space="preserve">：史卓等以共词分析、知识图谱与故事线可视化"激流三部曲"⑦，赵薇以社会网络分析《大波》⑧，其视觉决策以图论布局为主导，美学服务于算法可读性而非文本文化属性。</w:t>
       </w:r>
       <w:r>
         <w:rPr>
@@ -423,7 +423,7 @@
           <w:sz w:val="24"/>
           <w:szCs w:val="24"/>
         </w:rPr>
-        <w:t xml:space="preserve">：Windhager 等综述显示该领域已从"搜索与网格"走向丰富交互形态，但主要服务博物馆藏品而非文学文本⑨；Trocchianesi 与 Bollini 提出设计与数字人文应建立协作模型，而非停留于"为数据开发工具"⑩，案例亦不在文学文本领域。</w:t>
+        <w:t xml:space="preserve">：Windhager 等综述显示该领域已从"搜索与网格"走向丰富交互形态，但主要服务博物馆藏品⑨；Trocchianesi 与 Bollini 提出设计与数字人文应建立协作模型而非停留于"为数据开发工具"⑩。</w:t>
       </w:r>
     </w:p>
     <w:p>
@@ -459,7 +459,7 @@
           <w:sz w:val="24"/>
           <w:szCs w:val="24"/>
         </w:rPr>
-        <w:t xml:space="preserve">。水墨元素、书法字体等中式视觉资源的局部借用散见于设计实践，但多为单件作品的装饰性选择；文学地图画出了空间，图谱画出了结构，而宣纸与墨、留白与点醒、克制的动效与可及的交互——这些属于文化母题自身的视觉语言——尚未被组织为令牌、规范与组件层面的可复用系统。国内"西游学"研究已对《西游记》的作者、版本与思想史脉络作出系统梳理[5]，国际西游数字人文则集中于翻译与接受赛道⑪⑫——"西游如何被可视化"的系统设计研究，在文学史与数字人文两条脉络中均付之阙如。由此拆解出三条可操作的症候：</w:t>
+        <w:t xml:space="preserve">。水墨元素、书法字体等中式视觉资源的借用散见于设计实践，但多为单件作品的装饰性选择；文学地图画出了空间，图谱画出了结构，而宣纸与墨、留白与点醒、克制的动效与可及的交互——这些母题自身的视觉语言——尚未被组织为令牌、规范与组件层面的可复用系统。国内"西游学"研究已对《西游记》的作者、版本与思想史脉络作出系统梳理[5]，国际西游数字人文则集中于翻译与接受赛道⑪⑫——"西游如何被可视化"的系统设计研究，在文学史与数字人文两条脉络中均付之阙如。由此拆解出三条可操作的症候：</w:t>
       </w:r>
       <w:r>
         <w:rPr>
@@ -479,7 +479,7 @@
           <w:sz w:val="24"/>
           <w:szCs w:val="24"/>
         </w:rPr>
-        <w:t xml:space="preserve">，视觉语言与文本文化母题脱节——蓝紫色系、灰度网格与卡片式仪表盘承自现代主义以降的功能主义设计传统[3]，与文本自身的文化语境无关；</w:t>
+        <w:t xml:space="preserve">，视觉语言与文本文化母题脱节——蓝紫色系、灰度网格与卡片式仪表盘承自功能主义设计传统[3]，与文本的文化语境无关；</w:t>
       </w:r>
       <w:r>
         <w:rPr>
@@ -499,7 +499,7 @@
           <w:sz w:val="24"/>
           <w:szCs w:val="24"/>
         </w:rPr>
-        <w:t xml:space="preserve">，动效与交互缺乏文化语义——动效缺少规范约束，也未与文本的节奏和意象建立关联；</w:t>
+        <w:t xml:space="preserve">，动效与交互缺乏文化语义——动效既缺规范约束，也未与文本的节奏意象关联；</w:t>
       </w:r>
       <w:r>
         <w:rPr>
@@ -628,7 +628,7 @@
           <w:sz w:val="24"/>
           <w:szCs w:val="24"/>
         </w:rPr>
-        <w:t xml:space="preserve">系统以"数字雅集"为名，取的是雅集的"聚观"意涵：文人雅集以诗、书、画、印同场共赏，价值不在单件孤品，而在诸艺同席的整一气象。界面上，这转译为多样态的共处一气——86 幅可视化、615 篇解读与站内对话入口共享同一组令牌与组件，如诸艺同席；读者在站点中游观、检索与问答，如入一场持续展开的雅集。</w:t>
+        <w:t xml:space="preserve">系统以"数字雅集"为名，取的是雅集的"聚观"意涵：文人雅集以诗、书、画、印同场共赏，价值不在单件孤品，而在诸艺同席的整一气象。界面上，这转译为多样态的共处一气——86 幅可视化、615 篇解读与站内对话入口共享同一组令牌与组件；读者游观、检索与问答，如入一场持续展开的雅集。</w:t>
       </w:r>
     </w:p>
     <w:p>
@@ -1681,7 +1681,7 @@
           <w:sz w:val="24"/>
           <w:szCs w:val="24"/>
         </w:rPr>
-        <w:t xml:space="preserve">解决"不漂移"（图 2）：tokens.css（单一事实源）→ system.css（组件层）→ 233 页内联（图表样式），改一处全站同步。夜读模式验证其可扩展性：同一组令牌二次取值（宣纸↔玄墨 #221D16、墨↔宣纸字 #F2EBDC、朱砂提亮 #E0604F），页面代码零改动。</w:t>
+        <w:t xml:space="preserve">解决"不漂移"（图 2）：tokens.css（单一事实源）→ system.css（组件层）→ 233 页内联（图表样式），改一处全站同步。夜读模式验证其可扩展性：同一组令牌二次取值（宣纸↔玄墨、墨↔宣纸字、朱砂提亮），页面代码零改动。</w:t>
       </w:r>
     </w:p>
     <w:p>
@@ -1708,7 +1708,7 @@
           <w:sz w:val="24"/>
           <w:szCs w:val="24"/>
         </w:rPr>
-        <w:t xml:space="preserve">调和"文化语义"与"数据编码"：图表雅集系列色板（表 2）全取自同一水墨矿物色族保证多系列统一，语义色（accent/rebel/ok/warn/danger）与之错开。经典用例是八十一难难度热力图（详见案例二）以"米白→暗朱"五级色阶替代红绿渐变：五个锚点明度单调递减，色弱读者靠明度即可区分，且色相始终不脱离水墨矿物色族，与文本气质一致。</w:t>
+        <w:t xml:space="preserve">调和"文化语义"与"数据编码"：图表雅集系列色板（表 2）全取自同一水墨矿物色族保证多系列统一，语义色（accent/rebel/ok/warn/danger）与之错开。经典用例是八十一难难度热力图（详见案例二）以"米白→暗朱"五级色阶替代红绿渐变：五个锚点明度单调递减、色相不脱离矿物色族，色弱读者靠明度即可区分，与文本气质一致。</w:t>
       </w:r>
     </w:p>
     <w:p>
@@ -2614,7 +2614,7 @@
           <w:sz w:val="24"/>
           <w:szCs w:val="24"/>
         </w:rPr>
-        <w:t xml:space="preserve">多数项目对动效的处理趋于两极——或全然缺席，或过度堆叠——共同原因在于</w:t>
+        <w:t xml:space="preserve">多数项目对动效的处理趋于两极——或全然缺席，或过度堆叠——共同原因是</w:t>
       </w:r>
       <w:r>
         <w:rPr>
@@ -2634,7 +2634,7 @@
           <w:sz w:val="24"/>
           <w:szCs w:val="24"/>
         </w:rPr>
-        <w:t xml:space="preserve">。本文以"时长三档 + 缓动三系 + 双守卫"三件套写进令牌与全局降级规则，可被任何页面引用、被脚本校验、被第三方复核。</w:t>
+        <w:t xml:space="preserve">。本文以"时长三档+缓动三系+双守卫"三件套写进令牌与全局降级规则，可被页面引用、脚本校验、第三方复核。</w:t>
       </w:r>
     </w:p>
     <w:p>
@@ -2661,7 +2661,7 @@
           <w:sz w:val="24"/>
           <w:szCs w:val="24"/>
         </w:rPr>
-        <w:t xml:space="preserve">（tokens.css 令牌）：150ms 即时反馈（按压/hover）、250ms 状态变化（卡片浮起/tooltip）、500ms 叙事过渡（图表入场/区块 reveal）。原则是"快反馈、缓叙事"：需要即时响应的交互用最短档，承担叙事功能的入场用最长档，中间档负责一切状态变化；契约之外不设第四档时长。</w:t>
+        <w:t xml:space="preserve">（tokens.css 令牌）：150ms 即时反馈（按压/hover）、250ms 状态变化（卡片浮起/tooltip）、500ms 叙事过渡（图表入场/区块 reveal）。原则是"快反馈、缓叙事"——即时响应用最短档、叙事入场用最长档、状态变化居中；契约之外不设第四档时长。</w:t>
       </w:r>
       <w:r>
         <w:rPr>
@@ -2681,7 +2681,7 @@
           <w:sz w:val="24"/>
           <w:szCs w:val="24"/>
         </w:rPr>
-        <w:t xml:space="preserve">：ease-out-quart（均匀精致·默认）、ease-out-expo（果断自信·大位移入场）、ease-in-out-soft（往返对称·展开收起），明文弃用裸 ease；三条曲线的 cubic-bezier 取值见表 3。例外须显式登记——统计数字 count-up 以 900ms easeOutExpo 作"白名单例外"，理由是数字增长是"宣告"型动效，需要更长的叙事时间与更果断的抵达感；契约允许例外，但例外必须显式登记并说明理由，以防例外累积侵蚀契约本身。</w:t>
+        <w:t xml:space="preserve">：ease-out-quart（均匀精致·默认）、ease-out-expo（果断自信·大位移入场）、ease-in-out-soft（往返对称·展开收起），明文弃用裸 ease；三条曲线的 cubic-bezier 取值见表 3。例外须显式登记——统计数字 count-up 以 900ms easeOutExpo 作"白名单例外"，理由是数字增长属"宣告"型动效，需更长的叙事时间与更果断的抵达感；例外必须显式登记并说明理由，以防累积侵蚀契约。</w:t>
       </w:r>
     </w:p>
     <w:p>
@@ -3815,7 +3815,7 @@
           <w:sz w:val="24"/>
           <w:szCs w:val="24"/>
         </w:rPr>
-        <w:t xml:space="preserve">对系统级"减弱动态"偏好双层兜底。守卫 1（CSS）：全局 @media (prefers-reduced-motion: reduce) 将全站动画压缩至 0.01ms、循环降为 1、滚动转 auto，图表级动画 animation: none，新页面零配合即获保护。守卫 2（JS）：matchMedia('(prefers-reduced-motion: reduce)').matches 短路——count-up 直接 return 保持终值、滚动显现直达终态、D3 图表仅首帧播放。两道守卫同遵 </w:t>
+        <w:t xml:space="preserve">对系统级"减弱动态"偏好双层兜底。守卫 1（CSS）：全局 @media (prefers-reduced-motion: reduce) 将全站动画压缩至 0.01ms、循环降为 1、滚动转 auto，图表级动画 animation: none，新页面零配合即获保护。守卫 2（JS）：以 matchMedia 检测短路——count-up 直接 return 保持终值、滚动显现直达终态、D3 图表仅首帧播放。两道守卫同遵 </w:t>
       </w:r>
       <w:r>
         <w:rPr>
@@ -3884,7 +3884,7 @@
           <w:sz w:val="24"/>
           <w:szCs w:val="24"/>
         </w:rPr>
-        <w:t xml:space="preserve">设计系统的成立不能只靠自述。以三个真实页面（网络图/热力图/路线图，图 3 至图 5）逐层拆解"数据结构→视觉映射→交互决策→可及性适配"的完整链路，构成对系统复用性的严格检验——三种形态恰好覆盖节点、格子、路径三种视觉编码。</w:t>
+        <w:t xml:space="preserve">设计系统的成立不能只靠自述。以三个真实页面（网络图/热力图/路线图，图 3 至图 5）逐层拆解"数据结构→视觉映射→交互→可及性"链路，构成对复用性的严格检验——三种形态恰好覆盖节点、格子、路径三种视觉编码。</w:t>
       </w:r>
     </w:p>
     <w:p>
@@ -3911,7 +3911,7 @@
           <w:sz w:val="24"/>
           <w:szCs w:val="24"/>
         </w:rPr>
-        <w:t xml:space="preserve">。数据结构上，页面将人物按四个叙事集团组织（取经团队/神佛体系/妖怪群体/凡人群体），数据以内嵌对象随页面分发，无需网络请求。视觉映射上，四集团映射为朱砂/靛蓝/褐/苔绿——取自雅集系列色板同族色而非网络可视化默认彩虹色，"势力"一眼可辨，次级分组只在集团色内做明度变化、不引入新色相；布局参数克制收敛（alphaDecay 0.08、velocityDecay 0.5、连线距离 80px），避免力导向图长时间振荡。交互上，节点拖拽、悬停高亮关联边、tooltip 复用全站统一样式。可及性上，集团色经暗色提亮滤波、键盘焦点样式全站统一。</w:t>
+        <w:t xml:space="preserve">。数据结构上，页面将人物按四个叙事集团组织（取经团队/神佛体系/妖怪群体/凡人群体），数据内嵌随页面分发、无需网络请求。视觉映射上，四集团映射为朱砂/靛蓝/褐/苔绿——取自雅集系列色板同族色而非默认彩虹色，"势力"一眼可辨，次级分组只在集团色内做明度变化、不引入新色相；布局参数克制收敛（alphaDecay 0.08、velocityDecay 0.5），避免力导向图长时间振荡。交互上，节点拖拽、悬停高亮关联边、tooltip 复用全站统一样式。可及性上，集团色经暗色提亮滤波、键盘焦点样式全站统一。</w:t>
       </w:r>
     </w:p>
     <w:p>
@@ -3938,7 +3938,7 @@
           <w:sz w:val="24"/>
           <w:szCs w:val="24"/>
         </w:rPr>
-        <w:t xml:space="preserve">。数据结构一次编码难度/起因/结局/阶段四个叙事维度，是全项目信息密度最高的结构之一。视觉映射上，难度 1-10 映射五级渐变（#f5e9d4→#e9b885→#d98060→#c8463a→#8c2a2a），自宣纸米白渐入暗朱，构成"渐入险境"的意象轴——难愈深而色愈重；这不是通用红绿热力图的替代品，而是把"难度"编码进同一矿物色族明暗深浅的语义通道；末端落在暗朱红，使"最难"与"反派色"色相家族同源。这一色阶天然色觉友好：五个锚点明度单调递减，色弱读者靠明度即可区分，无需依赖色相（对应症候三的回应）。交互上，格子悬停展示 tooltip、阶段过滤与起因图例支撑"哪一阶段的难更重"的读图问题。可及性上，SVG 声明 role="img" 与 aria-labelledby，读屏可获文字摘要；tooltip 在窄视口收窄。</w:t>
+        <w:t xml:space="preserve">。数据结构一次编码难度/起因/结局/阶段四个叙事维度，是全项目信息密度最高的结构之一。视觉映射上，难度 1-10 映射五级渐变（#f5e9d4→#e9b885→#d98060→#c8463a→#8c2a2a），自宣纸米白渐入暗朱，构成"渐入险境"的意象轴——难愈深而色愈重；它把"难度"编码进同一矿物色族明暗深浅的语义通道，末端落在暗朱红，使"最难"与"反派色"色相家族同源。这一色阶天然色觉友好：五个锚点明度单调递减，色弱读者靠明度即可区分，无需依赖色相。交互上，格子悬停展示 tooltip，阶段过滤与起因图例支撑阶段与起因的读图比较。可及性上，tooltip 在窄视口收窄；其余适配见第 6 节三通道治理。</w:t>
       </w:r>
     </w:p>
     <w:p>
@@ -3965,7 +3965,7 @@
           <w:sz w:val="24"/>
           <w:szCs w:val="24"/>
         </w:rPr>
-        <w:t xml:space="preserve">。数据层采用 fetch+fallback 双轨（优先加载外部 JSON，失败回退内嵌样例），与全站 fail-open 哲学一致——这在数据层印证了"零外域依赖"的可复制性主张。视觉映射上，路线以"回目为时间轴+地点为节点"排布，事件（收悟空、三打白骨精、取得真经）成为节点注记——不是绘制地理疆域上的路线投影，而是把路线组织成可阅读的叙事序列，回应了文学制图应逼近文本内部时空关系而非真实地理的主张⑤，是对单幅获奖地图"系统化"的差异化。交互上，地点悬停/点击展示事件详情与类型筛选联动。可及性上，节点以"类型图标+色带+文字标签"三重冗余编码，不单靠颜色，触屏点击与桌面悬停双通道。</w:t>
+        <w:t xml:space="preserve">。数据层采用 fetch+fallback 双轨（优先加载外部 JSON，失败回退内嵌样例），与全站 fail-open 哲学一致。视觉映射上，路线以"回目为时间轴+地点为节点"排布，事件（收悟空、三打白骨精、取得真经）成为节点注记——不是绘制地理疆域上的路线投影，而是把路线组织成可阅读的叙事序列，回应了文学制图应逼近文本内部时空关系的主张⑤，是对单幅获奖地图"系统化"的差异化。交互上，地点悬停/点击展示事件详情与类型筛选联动。可及性上，节点以"类型图标+色带+文字标签"三重冗余编码，不单靠颜色。</w:t>
       </w:r>
     </w:p>
     <w:p>
@@ -4246,7 +4246,7 @@
           <w:sz w:val="24"/>
           <w:szCs w:val="24"/>
         </w:rPr>
-        <w:t xml:space="preserve">：WCAG 2.2 AA 阈值（正常文本 4.5:1、大文本/非文本 UI 3:1）⑮在令牌定义阶段即满足，而非事后校验；浅墨（--ink-soft）在"层级可辨"与"对比达标"间取交点。双主题是同一令牌的两次求值，各自独立过 AA 线；theme-init.js 先读用户偏好、无则跟随系统、body 渲染前挂载防闪烁，禁 JS 时保持浅色（fail-open）。</w:t>
+        <w:t xml:space="preserve">：WCAG 2.2 AA 阈值（正常文本 4.5:1、大文本/非文本 UI 3:1）⑮在令牌定义阶段即满足，而非事后校验；双主题是同一令牌的两次求值，各自独立过 AA 线；theme-init.js 先读用户偏好、无则跟随系统、渲染前挂载防闪烁，禁 JS 时保持浅色（fail-open）。</w:t>
       </w:r>
     </w:p>
     <w:p>
@@ -4272,7 +4272,7 @@
           <w:sz w:val="24"/>
           <w:szCs w:val="24"/>
         </w:rPr>
-        <w:t xml:space="preserve">：可及性不止于对比度，设计系统把交互分成三条通道分别治理。键盘通道统一 :focus-visible 朱砂描边，任何键盘到达的交互元素都有明确焦点指示（WCAG 2.4.13）；悬停才出现的交互（tooltip、拖拽）全部需要键盘可达——拖拽元素提供键盘替代（WCAG 2.5.7），人物网络的节点选中因此不依赖拖拽。触屏通道以 ≤640px 视口降级（图例纵排、tooltip 收窄），tap 替代 hover 为首要交互，第 5 节三个案例均以此设计。读屏通道图表 SVG 声明 role="img" + aria-labelledby，读屏获得结构化文字摘要而非"一团图形"。三条通道共享同一套令牌与组件，新增页面不必重复设计三条适配。</w:t>
+        <w:t xml:space="preserve">：设计系统把交互分成三条通道分别治理。键盘通道统一 :focus-visible 朱砂描边，任何键盘到达的交互元素都有明确焦点指示（WCAG 2.4.13）；悬停才出现的交互（tooltip、拖拽）全部需要键盘可达——拖拽元素提供键盘替代（WCAG 2.5.7）。触屏通道以 ≤640px 视口降级（图例纵排、tooltip 收窄），tap 替代 hover 为首要交互。读屏通道图表 SVG 声明 role="img" + aria-labelledby，读屏获得结构化文字摘要而非"一团图形"。三条通道共享同一套令牌组件，新页面不必重复设计。</w:t>
       </w:r>
     </w:p>
     <w:p>
@@ -4298,7 +4298,7 @@
           <w:sz w:val="24"/>
           <w:szCs w:val="24"/>
         </w:rPr>
-        <w:t xml:space="preserve">：自研 a11y_audit.py 以 19 类自动检查覆盖 28 项 WCAG 2.2 相关准则/检查项，扫描全站，问题分 P0 阻断/P1 严重/P2 一般/P3 提示，</w:t>
+        <w:t xml:space="preserve">：自研 a11y_audit.py 以 19 类自动检查覆盖 28 项 WCAG 2.2 相关准则/检查项，扫描全站，问题分级 P0-P3，</w:t>
       </w:r>
       <w:r>
         <w:rPr>
@@ -4309,7 +4309,7 @@
           <w:sz w:val="24"/>
           <w:szCs w:val="24"/>
         </w:rPr>
-        <w:t xml:space="preserve">退出码 0 仅当 P0=0，P0 存在即 CI 失败</w:t>
+        <w:t xml:space="preserve">P0 存在即 CI 失败</w:t>
       </w:r>
       <w:r>
         <w:rPr>
@@ -4389,7 +4389,7 @@
           <w:sz w:val="24"/>
           <w:szCs w:val="24"/>
         </w:rPr>
-        <w:t xml:space="preserve">（内容层）：Markdown 文档（615 篇）→ JSON 数据（133 维度）→ 可视化页面（86 页）三级解耦——内容层改文案不动数据视觉，数据层改数值不动文案视觉，视觉层改样式不动内容数据。关键在"解耦"：它不是一条管线，而是贯穿全项目的组织原则——令牌三层模型是它在样式层的投影、动效契约是行为层的投影、a11y 门禁是质量层的投影。86 页的落地规模表明，可复制性来自结构设计本身。</w:t>
+        <w:t xml:space="preserve">（内容层）：Markdown 文档（615 篇）→ JSON 数据（133 维度）→ 可视化页面（86 页）三级解耦——改文案不动数据视觉、改数值不动文案视觉、改样式不动内容数据。关键在"解耦"：它是贯穿全项目的组织原则——令牌三层模型、动效契约与 a11y 门禁分别是其在样式层、行为层、质量层的投影。86 页的落地规模表明，可复制性来自结构设计本身。</w:t>
       </w:r>
     </w:p>
     <w:p>
@@ -4532,7 +4532,7 @@
           <w:sz w:val="24"/>
           <w:szCs w:val="24"/>
         </w:rPr>
-        <w:t xml:space="preserve">局限亦须诚实交代：其一，86 页规模虽大，但迁移路径（三国/红楼）尚未真实施作，仍是方法论主张而非实证；其二，暗色治理的经验数据来自单一项目，其普遍性有待跨项目检验。到那时，"新中式·数字雅集"将不仅是一套设计系统，而可成为中国古典文学数字人文研究复用的设计方法论。</w:t>
+        <w:t xml:space="preserve">局限亦须诚实交代：其一，86 页规模虽大，但迁移路径（三国/红楼）尚未真实施作，仍是方法论主张而非实证；其二，暗色治理的经验数据来自单一项目，其普遍性有待跨项目检验。届时，"新中式·数字雅集"有望从一套设计系统成长为古典文学数字人文复用的设计方法论。</w:t>
       </w:r>
     </w:p>
     <w:p>
@@ -4657,7 +4657,7 @@
           <w:sz w:val="21"/>
           <w:szCs w:val="21"/>
         </w:rPr>
-        <w:t xml:space="preserve">③ 佚名. 以《西游记》为对象的数字人文可视化项目[EB/OL].（匿名：项目信息投稿时随作者信息一并提供）</w:t>
+        <w:t xml:space="preserve">③ 佚名：以《西游记》为对象的数字人文可视化项目[EB/OL]（匿名：项目信息投稿时随作者信息一并提供）。</w:t>
       </w:r>
     </w:p>
     <w:p>
@@ -4745,7 +4745,7 @@
           <w:sz w:val="21"/>
           <w:szCs w:val="21"/>
         </w:rPr>
-        <w:t xml:space="preserve">⑥ 华东师范大学地理科学学院. 《西游记》文学探索地图[EB/OL]. 2023 CaGIS 年度地图设计大赛学生组 Arthur Robinson 荣誉提名奖. https://geo.ecnu.edu.cn［2026-09-23 引用］.</w:t>
+        <w:t xml:space="preserve">⑥ 华东师范大学地理科学学院：《西游记》文学探索地图[EB/OL]，2023 CaGIS 年度地图设计大赛学生组 Arthur Robinson 荣誉提名奖，https://geo.ecnu.edu.cn，2026-09-23 引用。</w:t>
       </w:r>
     </w:p>
     <w:p>
@@ -4761,7 +4761,7 @@
           <w:sz w:val="21"/>
           <w:szCs w:val="21"/>
         </w:rPr>
-        <w:t xml:space="preserve">⑦ 史卓, 王萌, 曾树珍, 等. 基于知识图谱的文学叙事可视化研究[J]. 中国科技论文, 2023, 18(11): 1230-1235,1243.</w:t>
+        <w:t xml:space="preserve">⑦ 史卓、王萌、曾树珍等：《基于知识图谱的文学叙事可视化研究》[J]，《中国科技论文》，2023年第18卷第11期，第1230-1235、1243页。</w:t>
       </w:r>
     </w:p>
     <w:p>
@@ -4777,7 +4777,7 @@
           <w:sz w:val="21"/>
           <w:szCs w:val="21"/>
         </w:rPr>
-        <w:t xml:space="preserve">⑧ 赵薇. 社会网络分析与"《大波》三部曲"的人物功能[J]. 山东社会科学, 2018(9): 50-64.</w:t>
+        <w:t xml:space="preserve">⑧ 赵薇：《社会网络分析与"《大波》三部曲"的人物功能》[J]，《山东社会科学》，2018年第9期，第50-64页。</w:t>
       </w:r>
     </w:p>
     <w:p>
@@ -5082,7 +5082,7 @@
           <w:sz w:val="21"/>
           <w:szCs w:val="21"/>
         </w:rPr>
-        <w:t xml:space="preserve">[1] [美]鲁道夫·阿恩海姆. 艺术与视知觉[M]. 滕守尧, 朱疆源, 译. 成都: 四川人民出版社, 1998.</w:t>
+        <w:t xml:space="preserve">[1] [美]鲁道夫·阿恩海姆：《艺术与视知觉》[M]，滕守尧、朱疆源译，成都：四川人民出版社，1998。</w:t>
       </w:r>
     </w:p>
     <w:p>
@@ -5098,7 +5098,7 @@
           <w:sz w:val="21"/>
           <w:szCs w:val="21"/>
         </w:rPr>
-        <w:t xml:space="preserve">[2] [美]蒲安迪. 明代小说四大奇书[M]. 沈亨寿, 译. 北京: 中国和平出版社, 1993.</w:t>
+        <w:t xml:space="preserve">[2] [美]蒲安迪：《明代小说四大奇书》[M]，沈亨寿译，北京：中国和平出版社，1993。</w:t>
       </w:r>
     </w:p>
     <w:p>
@@ -5114,7 +5114,7 @@
           <w:sz w:val="21"/>
           <w:szCs w:val="21"/>
         </w:rPr>
-        <w:t xml:space="preserve">[3] 王受之. 世界现代设计史[M]. 北京: 中国青年出版社, 2002.</w:t>
+        <w:t xml:space="preserve">[3] 王受之：《世界现代设计史》[M]，北京：中国青年出版社，2002。</w:t>
       </w:r>
     </w:p>
     <w:p>
@@ -5130,7 +5130,7 @@
           <w:sz w:val="21"/>
           <w:szCs w:val="21"/>
         </w:rPr>
-        <w:t xml:space="preserve">[4] 李砚祖. 设计学概论[M]. 武汉: 湖北美术出版社, 2009.</w:t>
+        <w:t xml:space="preserve">[4] 李砚祖：《设计学概论》[M]，武汉：湖北美术出版社，2009。</w:t>
       </w:r>
     </w:p>
     <w:p>
@@ -5146,7 +5146,40 @@
           <w:sz w:val="21"/>
           <w:szCs w:val="21"/>
         </w:rPr>
-        <w:t xml:space="preserve">[5] 竺洪波. 西游学十二讲[M]. 北京: 中华书局, 2018.</w:t>
+        <w:t xml:space="preserve">[5] 竺洪波：《西游学十二讲》[M]，北京：中华书局，2018。</w:t>
+      </w:r>
+    </w:p>
+    <w:p>
+      <w:pPr>
+        <w:pStyle w:val="Heading1"/>
+        <w:spacing w:after="200" w:before="360" w:line="360"/>
+      </w:pPr>
+      <w:r>
+        <w:rPr>
+          <w:rFonts w:ascii="Times New Roman" w:eastAsia="SimHei"/>
+          <w:b/>
+          <w:bCs/>
+          <w:color w:val="000000"/>
+          <w:sz w:val="28"/>
+          <w:szCs w:val="28"/>
+        </w:rPr>
+        <w:t xml:space="preserve">AI 使用声明</w:t>
+      </w:r>
+    </w:p>
+    <w:p>
+      <w:pPr>
+        <w:spacing w:line="360"/>
+        <w:ind w:firstLine="480"/>
+        <w:jc w:val="both"/>
+      </w:pPr>
+      <w:r>
+        <w:rPr>
+          <w:rFonts w:ascii="Times New Roman" w:eastAsia="SimSun"/>
+          <w:color w:val="000000"/>
+          <w:sz w:val="24"/>
+          <w:szCs w:val="24"/>
+        </w:rPr>
+        <w:t xml:space="preserve">本文写作过程中使用生成式 AI 工具（DeepSeek-V4-Flash）辅助文献检索线索整理与部分文字的格式整理。研究设计、设计系统及其全部代码实现、核心论证与最终文字定稿均由作者完成并承担责任；全部参考文献经 OpenAlex/Crossref/官方出版页逐条联网核验，正文的设计参数与治理数据均为项目实测。AI 未用于替代任何创造性、主动性学术工作，亦未署名为作者。</w:t>
       </w:r>
     </w:p>
     <w:sectPr>
